--- a/docs/biweekly_report/汇报-邓云溪-10-06.docx
+++ b/docs/biweekly_report/汇报-邓云溪-10-06.docx
@@ -1,167 +1,177 @@
 
 <file path=word/document.xml><?xml version="1.0" encoding="utf-8"?>
-<w:document xmlns:wpc="http://schemas.microsoft.com/office/word/2010/wordprocessingCanvas" xmlns:mo="http://schemas.microsoft.com/office/mac/office/2008/main" xmlns:mc="http://schemas.openxmlformats.org/markup-compatibility/2006" xmlns:mv="urn:schemas-microsoft-com:mac:vml" xmlns:o="urn:schemas-microsoft-com:office:office" xmlns:r="http://schemas.openxmlformats.org/officeDocument/2006/relationships" xmlns:m="http://schemas.openxmlformats.org/officeDocument/2006/math" xmlns:v="urn:schemas-microsoft-com:vml" xmlns:wp14="http://schemas.microsoft.com/office/word/2010/wordprocessingDrawing" xmlns:wp="http://schemas.openxmlformats.org/drawingml/2006/wordprocessingDrawing" xmlns:w10="urn:schemas-microsoft-com:office:word" xmlns:w="http://schemas.openxmlformats.org/wordprocessingml/2006/main" xmlns:w14="http://schemas.microsoft.com/office/word/2010/wordml" xmlns:wpg="http://schemas.microsoft.com/office/word/2010/wordprocessingGroup" xmlns:wpi="http://schemas.microsoft.com/office/word/2010/wordprocessingInk" xmlns:wne="http://schemas.microsoft.com/office/word/2006/wordml" xmlns:wps="http://schemas.microsoft.com/office/word/2010/wordprocessingShape" mc:Ignorable="w14 wp14">
+<w:document xmlns:wpc="http://schemas.microsoft.com/office/word/2010/wordprocessingCanvas" xmlns:mc="http://schemas.openxmlformats.org/markup-compatibility/2006" xmlns:o="urn:schemas-microsoft-com:office:office" xmlns:r="http://schemas.openxmlformats.org/officeDocument/2006/relationships" xmlns:m="http://schemas.openxmlformats.org/officeDocument/2006/math" xmlns:v="urn:schemas-microsoft-com:vml" xmlns:wp14="http://schemas.microsoft.com/office/word/2010/wordprocessingDrawing" xmlns:wp="http://schemas.openxmlformats.org/drawingml/2006/wordprocessingDrawing" xmlns:w10="urn:schemas-microsoft-com:office:word" xmlns:w="http://schemas.openxmlformats.org/wordprocessingml/2006/main" xmlns:w14="http://schemas.microsoft.com/office/word/2010/wordml" xmlns:w15="http://schemas.microsoft.com/office/word/2012/wordml" xmlns:w16se="http://schemas.microsoft.com/office/word/2015/wordml/symex" xmlns:w16cid="http://schemas.microsoft.com/office/word/2016/wordml/cid" xmlns:w16="http://schemas.microsoft.com/office/word/2018/wordml" xmlns:w16cex="http://schemas.microsoft.com/office/word/2018/wordml/cex" xmlns:w16sdtdh="http://schemas.microsoft.com/office/word/2020/wordml/sdtdatahash" xmlns:wne="http://schemas.microsoft.com/office/word/2006/wordml" xmlns:wpg="http://schemas.microsoft.com/office/word/2010/wordprocessingGroup" xmlns:wps="http://schemas.microsoft.com/office/word/2010/wordprocessingShape" mc:Ignorable="w14 w15 w16se w16cid w16 w16cex w16sdtdh wp14">
   <w:body>
     <w:p>
       <w:pPr>
-        <w:spacing w:lineRule="auto" w:line="360" w:before="120" w:after="120"/>
+        <w:spacing w:before="120" w:after="120" w:line="360" w:lineRule="auto"/>
         <w:jc w:val="center"/>
       </w:pPr>
       <w:r>
         <w:rPr>
-          <w:rFonts w:ascii="黑体" w:hAnsi="黑体" w:eastAsia="黑体"/>
+          <w:rFonts w:ascii="黑体" w:hAnsi="黑体" w:eastAsia="黑体" w:cs="黑体" w:csTheme="minorBidi"/>
           <w:b/>
+          <w:bCs/>
           <w:sz w:val="36"/>
+          <w:szCs w:val="22"/>
         </w:rPr>
         <w:t>双周研究进展汇报</w:t>
       </w:r>
     </w:p>
     <w:p>
       <w:pPr>
-        <w:spacing w:lineRule="auto" w:line="360" w:before="0" w:after="120"/>
+        <w:spacing w:before="0" w:after="120" w:line="360" w:lineRule="auto"/>
         <w:jc w:val="center"/>
       </w:pPr>
       <w:r>
         <w:rPr>
-          <w:rFonts w:ascii="宋体" w:hAnsi="宋体" w:eastAsia="宋体"/>
-          <w:b w:val="0"/>
+          <w:rFonts w:ascii="宋体" w:hAnsi="宋体" w:eastAsia="宋体" w:cs="宋体" w:csTheme="minorBidi"/>
           <w:sz w:val="21"/>
+          <w:szCs w:val="22"/>
         </w:rPr>
-        <w:t>汇报人：邓云溪    汇报日期：10月6日    研究方向：X光安检关注状态识别</w:t>
+        <w:t xml:space="preserve">汇报人：邓云溪    研究方向：X光安检关注状态识别</w:t>
       </w:r>
     </w:p>
     <w:p>
       <w:pPr>
-        <w:spacing w:lineRule="auto" w:line="240" w:before="0" w:after="120"/>
-        <w:jc w:val="center"/>
+        <w:spacing w:before="120" w:after="60" w:line="360" w:lineRule="auto"/>
       </w:pPr>
       <w:r>
         <w:rPr>
-          <w:rFonts w:ascii="宋体" w:hAnsi="宋体" w:eastAsia="宋体"/>
-          <w:b w:val="0"/>
-          <w:sz w:val="21"/>
-        </w:rPr>
-        <w:t>————————————————————————————————————————</w:t>
-      </w:r>
-    </w:p>
-    <w:p>
-      <w:pPr>
-        <w:spacing w:lineRule="auto" w:line="360" w:before="120" w:after="60"/>
-      </w:pPr>
-      <w:r>
-        <w:rPr>
-          <w:rFonts w:ascii="黑体" w:hAnsi="黑体" w:eastAsia="黑体"/>
+          <w:rFonts w:ascii="黑体" w:hAnsi="黑体" w:eastAsia="黑体" w:cs="黑体" w:csTheme="minorBidi"/>
           <w:b/>
+          <w:bCs/>
           <w:sz w:val="30"/>
+          <w:szCs w:val="22"/>
         </w:rPr>
         <w:t>一、本期工作概述</w:t>
       </w:r>
     </w:p>
     <w:p>
       <w:pPr>
-        <w:spacing w:lineRule="auto" w:line="360" w:before="0" w:after="0"/>
+        <w:spacing w:before="0" w:after="0" w:line="360" w:lineRule="auto"/>
         <w:ind w:firstLine="480"/>
         <w:jc w:val="both"/>
       </w:pPr>
       <w:r>
         <w:rPr>
-          <w:rFonts w:ascii="宋体" w:hAnsi="宋体" w:eastAsia="宋体"/>
-          <w:b w:val="0"/>
+          <w:rFonts w:ascii="宋体" w:hAnsi="宋体" w:eastAsia="宋体" w:cs="宋体" w:csTheme="minorBidi"/>
           <w:sz w:val="24"/>
+          <w:szCs w:val="22"/>
         </w:rPr>
         <w:t>本期围绕“X光行李安检场景下安检员有效关注状态识别”这一核心问题，系统推进了多模态特征体系构建与融合识别方法的实验验证工作。研究在前期已确定的有效关注距离阈值基础上（总体900像素、简单任务975像素、困难任务625像素），完成了注视偏差序列与面部行为特征的双模态窗口级特征矩阵构建，共计纳入20名受试者、约700个时间窗口样本。重点开展了单模态基线对比、三档融合策略（早期拼接、晚期概率加权、跨模态注意力）的留一受试者交叉验证、任务难度分层调节效应分析、特征消融与可解释性研究等五项实验。初步结果表明，跨模态注意力融合在留一受试者验证下平均AUC达到0.93，显著优于单模态基线，且在困难任务条件下性能衰减幅度最小，具备较好的跨受试者泛化能力与任务鲁棒性。</w:t>
       </w:r>
     </w:p>
     <w:p>
       <w:pPr>
-        <w:spacing w:lineRule="auto" w:line="360" w:before="120" w:after="60"/>
+        <w:spacing w:before="120" w:after="60" w:line="360" w:lineRule="auto"/>
       </w:pPr>
       <w:r>
         <w:rPr>
-          <w:rFonts w:ascii="黑体" w:hAnsi="黑体" w:eastAsia="黑体"/>
+          <w:rFonts w:ascii="黑体" w:hAnsi="黑体" w:eastAsia="黑体" w:cs="黑体" w:csTheme="minorBidi"/>
           <w:b/>
+          <w:bCs/>
           <w:sz w:val="30"/>
+          <w:szCs w:val="22"/>
         </w:rPr>
         <w:t>二、核心研究进展</w:t>
       </w:r>
     </w:p>
     <w:p>
       <w:pPr>
-        <w:spacing w:lineRule="auto" w:line="360" w:before="120" w:after="60"/>
+        <w:spacing w:before="120" w:after="60" w:line="360" w:lineRule="auto"/>
       </w:pPr>
       <w:r>
         <w:rPr>
-          <w:rFonts w:ascii="黑体" w:hAnsi="黑体" w:eastAsia="黑体"/>
+          <w:rFonts w:ascii="黑体" w:hAnsi="黑体" w:eastAsia="黑体" w:cs="黑体" w:csTheme="minorBidi"/>
           <w:b/>
+          <w:bCs/>
           <w:sz w:val="28"/>
+          <w:szCs w:val="22"/>
         </w:rPr>
         <w:t>（一）有效关注阈值确定实验</w:t>
       </w:r>
     </w:p>
     <w:p>
       <w:pPr>
-        <w:spacing w:lineRule="auto" w:line="360" w:before="0" w:after="0"/>
+        <w:spacing w:before="0" w:after="0" w:line="360" w:lineRule="auto"/>
         <w:ind w:firstLine="480"/>
         <w:jc w:val="both"/>
       </w:pPr>
       <w:r>
         <w:rPr>
-          <w:rFonts w:ascii="宋体" w:hAnsi="宋体" w:eastAsia="宋体"/>
-          <w:b w:val="0"/>
+          <w:rFonts w:ascii="宋体" w:hAnsi="宋体" w:eastAsia="宋体" w:cs="宋体" w:csTheme="minorBidi"/>
           <w:sz w:val="24"/>
+          <w:szCs w:val="22"/>
         </w:rPr>
         <w:t>研究目的：有效关注的距离误差阈值不应由经验主观给定，而应通过数据驱动的统计方法确定，以避免固定阈值在个体差异与任务难度变化下的判别失效。本实验旨在为后续窗口级特征提取提供场景特异性的有效关注判定边界。</w:t>
       </w:r>
     </w:p>
     <w:p>
       <w:pPr>
-        <w:spacing w:lineRule="auto" w:line="360" w:before="0" w:after="0"/>
+        <w:spacing w:before="0" w:after="0" w:line="360" w:lineRule="auto"/>
         <w:ind w:firstLine="480"/>
         <w:jc w:val="both"/>
       </w:pPr>
       <w:r>
         <w:rPr>
-          <w:rFonts w:ascii="宋体" w:hAnsi="宋体" w:eastAsia="宋体"/>
-          <w:b w:val="0"/>
+          <w:rFonts w:ascii="宋体" w:hAnsi="宋体" w:eastAsia="宋体" w:cs="宋体" w:csTheme="minorBidi"/>
           <w:sz w:val="24"/>
+          <w:szCs w:val="22"/>
         </w:rPr>
         <w:t>实验设计：以20名受试者在清醒与困倦两种状态、简单与困难两种难度下共80个任务的逐采样注视-目标距离误差序列为输入，候选阈值在50至1000像素范围内以25像素为步长遍历。采用嵌套留一受试者验证：外层逐受试者留出测试，内层仅在训练折上按平衡准确率选择最优阈值与判别临界值，随后在测试折上评估。标签约定为清醒记为有效关注（正类）、困倦记为不足关注（负类）。</w:t>
       </w:r>
     </w:p>
     <w:p>
       <w:pPr>
-        <w:spacing w:lineRule="auto" w:line="360" w:before="0" w:after="0"/>
+        <w:spacing w:before="0" w:after="0" w:line="360" w:lineRule="auto"/>
         <w:jc w:val="both"/>
       </w:pPr>
       <w:r>
         <w:rPr>
-          <w:rFonts w:ascii="宋体" w:hAnsi="宋体" w:eastAsia="宋体"/>
-          <w:b w:val="0"/>
+          <w:rFonts w:ascii="宋体" w:hAnsi="宋体" w:eastAsia="宋体" w:cs="宋体" w:csTheme="minorBidi"/>
           <w:sz w:val="24"/>
+          <w:szCs w:val="22"/>
         </w:rPr>
         <w:t>主要结果：</w:t>
       </w:r>
     </w:p>
     <w:p>
       <w:pPr>
-        <w:spacing w:lineRule="auto" w:line="360" w:before="80" w:after="40"/>
+        <w:spacing w:before="80" w:after="40" w:line="360" w:lineRule="auto"/>
         <w:jc w:val="center"/>
       </w:pPr>
       <w:r>
         <w:rPr>
-          <w:rFonts w:ascii="黑体" w:hAnsi="黑体" w:eastAsia="黑体"/>
+          <w:rFonts w:ascii="黑体" w:hAnsi="黑体" w:eastAsia="黑体" w:cs="黑体" w:csTheme="minorBidi"/>
           <w:b/>
+          <w:bCs/>
           <w:sz w:val="21"/>
+          <w:szCs w:val="22"/>
         </w:rPr>
-        <w:t>表1  有效关注距离误差阈值确定结果</w:t>
+        <w:t xml:space="preserve">表1  有效关注距离误差阈值确定结果</w:t>
       </w:r>
     </w:p>
     <w:tbl>
       <w:tblPr>
-        <w:tblW w:type="auto" w:w="0"/>
+        <w:tblW w:w="0" w:type="auto"/>
         <w:jc w:val="center"/>
+        <w:tblBorders>
+          <w:top w:val="single" w:sz="18" w:space="0" w:color="000000"/>
+          <w:left w:val="nil"/>
+          <w:bottom w:val="single" w:sz="8" w:space="0" w:color="000000"/>
+          <w:right w:val="nil"/>
+          <w:insideH w:val="single" w:sz="8" w:space="0" w:color="000000"/>
+          <w:insideV w:val="nil"/>
+        </w:tblBorders>
         <w:tblLayout w:type="autofit"/>
-        <w:tblLook w:firstColumn="1" w:firstRow="1" w:lastColumn="0" w:lastRow="0" w:noHBand="0" w:noVBand="1" w:val="04A0"/>
+        <w:tblCellMar>
+          <w:top w:w="0" w:type="dxa"/>
+          <w:left w:w="108" w:type="dxa"/>
+          <w:bottom w:w="0" w:type="dxa"/>
+          <w:right w:w="108" w:type="dxa"/>
+        </w:tblCellMar>
+        <w:tblLook w:firstRow="1" w:firstColumn="1" w:noVBand="1"/>
       </w:tblPr>
       <w:tblGrid>
         <w:gridCol w:w="3059"/>
@@ -171,25 +181,33 @@
       <w:tr>
         <w:tc>
           <w:tcPr>
-            <w:tcW w:type="dxa" w:w="3059"/>
+            <w:tcW w:w="3059" w:type="dxa"/>
             <w:tcBorders>
+              <w:top w:val="single" w:sz="18" w:space="0" w:color="000000"/>
               <w:left w:val="nil"/>
+              <w:bottom w:val="single" w:sz="8" w:space="0" w:color="000000"/>
               <w:right w:val="nil"/>
-              <w:top w:val="single" w:sz="18" w:space="0" w:color="000000"/>
-              <w:bottom w:val="single" w:sz="8" w:space="0" w:color="000000"/>
             </w:tcBorders>
+            <w:tcMar>
+              <w:top w:w="0" w:type="dxa"/>
+              <w:left w:w="108" w:type="dxa"/>
+              <w:bottom w:w="0" w:type="dxa"/>
+              <w:right w:w="108" w:type="dxa"/>
+            </w:tcMar>
           </w:tcPr>
           <w:p>
             <w:pPr>
-              <w:spacing w:lineRule="auto" w:line="276" w:before="0" w:after="0"/>
+              <w:spacing w:before="0" w:after="0" w:line="276" w:lineRule="auto"/>
               <w:jc w:val="center"/>
             </w:pPr>
             <w:r/>
             <w:r>
               <w:rPr>
-                <w:rFonts w:ascii="宋体" w:hAnsi="宋体" w:eastAsia="宋体"/>
+                <w:rFonts w:ascii="宋体" w:hAnsi="宋体" w:eastAsia="宋体" w:cs="宋体" w:csTheme="minorBidi"/>
                 <w:b/>
+                <w:bCs/>
                 <w:sz w:val="21"/>
+                <w:szCs w:val="22"/>
               </w:rPr>
               <w:t>任务难度</w:t>
             </w:r>
@@ -197,25 +215,33 @@
         </w:tc>
         <w:tc>
           <w:tcPr>
-            <w:tcW w:type="dxa" w:w="3059"/>
+            <w:tcW w:w="3059" w:type="dxa"/>
             <w:tcBorders>
+              <w:top w:val="single" w:sz="18" w:space="0" w:color="000000"/>
               <w:left w:val="nil"/>
+              <w:bottom w:val="single" w:sz="8" w:space="0" w:color="000000"/>
               <w:right w:val="nil"/>
-              <w:top w:val="single" w:sz="18" w:space="0" w:color="000000"/>
-              <w:bottom w:val="single" w:sz="8" w:space="0" w:color="000000"/>
             </w:tcBorders>
+            <w:tcMar>
+              <w:top w:w="0" w:type="dxa"/>
+              <w:left w:w="108" w:type="dxa"/>
+              <w:bottom w:w="0" w:type="dxa"/>
+              <w:right w:w="108" w:type="dxa"/>
+            </w:tcMar>
           </w:tcPr>
           <w:p>
             <w:pPr>
-              <w:spacing w:lineRule="auto" w:line="276" w:before="0" w:after="0"/>
+              <w:spacing w:before="0" w:after="0" w:line="276" w:lineRule="auto"/>
               <w:jc w:val="center"/>
             </w:pPr>
             <w:r/>
             <w:r>
               <w:rPr>
-                <w:rFonts w:ascii="宋体" w:hAnsi="宋体" w:eastAsia="宋体"/>
+                <w:rFonts w:ascii="宋体" w:hAnsi="宋体" w:eastAsia="宋体" w:cs="宋体" w:csTheme="minorBidi"/>
                 <w:b/>
+                <w:bCs/>
                 <w:sz w:val="21"/>
+                <w:szCs w:val="22"/>
               </w:rPr>
               <w:t>推荐阈值（像素）</w:t>
             </w:r>
@@ -223,25 +249,33 @@
         </w:tc>
         <w:tc>
           <w:tcPr>
-            <w:tcW w:type="dxa" w:w="3059"/>
+            <w:tcW w:w="3059" w:type="dxa"/>
             <w:tcBorders>
+              <w:top w:val="single" w:sz="18" w:space="0" w:color="000000"/>
               <w:left w:val="nil"/>
+              <w:bottom w:val="single" w:sz="8" w:space="0" w:color="000000"/>
               <w:right w:val="nil"/>
-              <w:top w:val="single" w:sz="18" w:space="0" w:color="000000"/>
-              <w:bottom w:val="single" w:sz="8" w:space="0" w:color="000000"/>
             </w:tcBorders>
+            <w:tcMar>
+              <w:top w:w="0" w:type="dxa"/>
+              <w:left w:w="108" w:type="dxa"/>
+              <w:bottom w:w="0" w:type="dxa"/>
+              <w:right w:w="108" w:type="dxa"/>
+            </w:tcMar>
           </w:tcPr>
           <w:p>
             <w:pPr>
-              <w:spacing w:lineRule="auto" w:line="276" w:before="0" w:after="0"/>
+              <w:spacing w:before="0" w:after="0" w:line="276" w:lineRule="auto"/>
               <w:jc w:val="center"/>
             </w:pPr>
             <w:r/>
             <w:r>
               <w:rPr>
-                <w:rFonts w:ascii="宋体" w:hAnsi="宋体" w:eastAsia="宋体"/>
+                <w:rFonts w:ascii="宋体" w:hAnsi="宋体" w:eastAsia="宋体" w:cs="宋体" w:csTheme="minorBidi"/>
                 <w:b/>
+                <w:bCs/>
                 <w:sz w:val="21"/>
+                <w:szCs w:val="22"/>
               </w:rPr>
               <w:t>说明</w:t>
             </w:r>
@@ -251,25 +285,31 @@
       <w:tr>
         <w:tc>
           <w:tcPr>
-            <w:tcW w:type="dxa" w:w="3059"/>
+            <w:tcW w:w="3059" w:type="dxa"/>
             <w:tcBorders>
               <w:top w:val="nil"/>
+              <w:left w:val="nil"/>
               <w:bottom w:val="nil"/>
-              <w:left w:val="nil"/>
               <w:right w:val="nil"/>
             </w:tcBorders>
+            <w:tcMar>
+              <w:top w:w="0" w:type="dxa"/>
+              <w:left w:w="108" w:type="dxa"/>
+              <w:bottom w:w="0" w:type="dxa"/>
+              <w:right w:w="108" w:type="dxa"/>
+            </w:tcMar>
           </w:tcPr>
           <w:p>
             <w:pPr>
-              <w:spacing w:lineRule="auto" w:line="276" w:before="0" w:after="0"/>
+              <w:spacing w:before="0" w:after="0" w:line="276" w:lineRule="auto"/>
               <w:jc w:val="center"/>
             </w:pPr>
             <w:r/>
             <w:r>
               <w:rPr>
-                <w:rFonts w:ascii="宋体" w:hAnsi="宋体" w:eastAsia="宋体"/>
-                <w:b w:val="0"/>
+                <w:rFonts w:ascii="宋体" w:hAnsi="宋体" w:eastAsia="宋体" w:cs="宋体" w:csTheme="minorBidi"/>
                 <w:sz w:val="21"/>
+                <w:szCs w:val="22"/>
               </w:rPr>
               <w:t>总体</w:t>
             </w:r>
@@ -277,25 +317,31 @@
         </w:tc>
         <w:tc>
           <w:tcPr>
-            <w:tcW w:type="dxa" w:w="3059"/>
+            <w:tcW w:w="3059" w:type="dxa"/>
             <w:tcBorders>
               <w:top w:val="nil"/>
+              <w:left w:val="nil"/>
               <w:bottom w:val="nil"/>
-              <w:left w:val="nil"/>
               <w:right w:val="nil"/>
             </w:tcBorders>
+            <w:tcMar>
+              <w:top w:w="0" w:type="dxa"/>
+              <w:left w:w="108" w:type="dxa"/>
+              <w:bottom w:w="0" w:type="dxa"/>
+              <w:right w:w="108" w:type="dxa"/>
+            </w:tcMar>
           </w:tcPr>
           <w:p>
             <w:pPr>
-              <w:spacing w:lineRule="auto" w:line="276" w:before="0" w:after="0"/>
+              <w:spacing w:before="0" w:after="0" w:line="276" w:lineRule="auto"/>
               <w:jc w:val="center"/>
             </w:pPr>
             <w:r/>
             <w:r>
               <w:rPr>
-                <w:rFonts w:ascii="宋体" w:hAnsi="宋体" w:eastAsia="宋体"/>
-                <w:b w:val="0"/>
+                <w:rFonts w:ascii="宋体" w:hAnsi="宋体" w:eastAsia="宋体" w:cs="宋体" w:csTheme="minorBidi"/>
                 <w:sz w:val="21"/>
+                <w:szCs w:val="22"/>
               </w:rPr>
               <w:t>900</w:t>
             </w:r>
@@ -303,25 +349,31 @@
         </w:tc>
         <w:tc>
           <w:tcPr>
-            <w:tcW w:type="dxa" w:w="3059"/>
+            <w:tcW w:w="3059" w:type="dxa"/>
             <w:tcBorders>
               <w:top w:val="nil"/>
+              <w:left w:val="nil"/>
               <w:bottom w:val="nil"/>
-              <w:left w:val="nil"/>
               <w:right w:val="nil"/>
             </w:tcBorders>
+            <w:tcMar>
+              <w:top w:w="0" w:type="dxa"/>
+              <w:left w:w="108" w:type="dxa"/>
+              <w:bottom w:w="0" w:type="dxa"/>
+              <w:right w:w="108" w:type="dxa"/>
+            </w:tcMar>
           </w:tcPr>
           <w:p>
             <w:pPr>
-              <w:spacing w:lineRule="auto" w:line="276" w:before="0" w:after="0"/>
+              <w:spacing w:before="0" w:after="0" w:line="276" w:lineRule="auto"/>
               <w:jc w:val="center"/>
             </w:pPr>
             <w:r/>
             <w:r>
               <w:rPr>
-                <w:rFonts w:ascii="宋体" w:hAnsi="宋体" w:eastAsia="宋体"/>
-                <w:b w:val="0"/>
+                <w:rFonts w:ascii="宋体" w:hAnsi="宋体" w:eastAsia="宋体" w:cs="宋体" w:csTheme="minorBidi"/>
                 <w:sz w:val="21"/>
+                <w:szCs w:val="22"/>
               </w:rPr>
               <w:t>全样本嵌套验证最优</w:t>
             </w:r>
@@ -331,25 +383,31 @@
       <w:tr>
         <w:tc>
           <w:tcPr>
-            <w:tcW w:type="dxa" w:w="3059"/>
+            <w:tcW w:w="3059" w:type="dxa"/>
             <w:tcBorders>
               <w:top w:val="nil"/>
+              <w:left w:val="nil"/>
               <w:bottom w:val="nil"/>
-              <w:left w:val="nil"/>
               <w:right w:val="nil"/>
             </w:tcBorders>
+            <w:tcMar>
+              <w:top w:w="0" w:type="dxa"/>
+              <w:left w:w="108" w:type="dxa"/>
+              <w:bottom w:w="0" w:type="dxa"/>
+              <w:right w:w="108" w:type="dxa"/>
+            </w:tcMar>
           </w:tcPr>
           <w:p>
             <w:pPr>
-              <w:spacing w:lineRule="auto" w:line="276" w:before="0" w:after="0"/>
+              <w:spacing w:before="0" w:after="0" w:line="276" w:lineRule="auto"/>
               <w:jc w:val="center"/>
             </w:pPr>
             <w:r/>
             <w:r>
               <w:rPr>
-                <w:rFonts w:ascii="宋体" w:hAnsi="宋体" w:eastAsia="宋体"/>
-                <w:b w:val="0"/>
+                <w:rFonts w:ascii="宋体" w:hAnsi="宋体" w:eastAsia="宋体" w:cs="宋体" w:csTheme="minorBidi"/>
                 <w:sz w:val="21"/>
+                <w:szCs w:val="22"/>
               </w:rPr>
               <w:t>简单任务</w:t>
             </w:r>
@@ -357,25 +415,31 @@
         </w:tc>
         <w:tc>
           <w:tcPr>
-            <w:tcW w:type="dxa" w:w="3059"/>
+            <w:tcW w:w="3059" w:type="dxa"/>
             <w:tcBorders>
               <w:top w:val="nil"/>
+              <w:left w:val="nil"/>
               <w:bottom w:val="nil"/>
-              <w:left w:val="nil"/>
               <w:right w:val="nil"/>
             </w:tcBorders>
+            <w:tcMar>
+              <w:top w:w="0" w:type="dxa"/>
+              <w:left w:w="108" w:type="dxa"/>
+              <w:bottom w:w="0" w:type="dxa"/>
+              <w:right w:w="108" w:type="dxa"/>
+            </w:tcMar>
           </w:tcPr>
           <w:p>
             <w:pPr>
-              <w:spacing w:lineRule="auto" w:line="276" w:before="0" w:after="0"/>
+              <w:spacing w:before="0" w:after="0" w:line="276" w:lineRule="auto"/>
               <w:jc w:val="center"/>
             </w:pPr>
             <w:r/>
             <w:r>
               <w:rPr>
-                <w:rFonts w:ascii="宋体" w:hAnsi="宋体" w:eastAsia="宋体"/>
-                <w:b w:val="0"/>
+                <w:rFonts w:ascii="宋体" w:hAnsi="宋体" w:eastAsia="宋体" w:cs="宋体" w:csTheme="minorBidi"/>
                 <w:sz w:val="21"/>
+                <w:szCs w:val="22"/>
               </w:rPr>
               <w:t>975</w:t>
             </w:r>
@@ -383,25 +447,31 @@
         </w:tc>
         <w:tc>
           <w:tcPr>
-            <w:tcW w:type="dxa" w:w="3059"/>
+            <w:tcW w:w="3059" w:type="dxa"/>
             <w:tcBorders>
               <w:top w:val="nil"/>
+              <w:left w:val="nil"/>
               <w:bottom w:val="nil"/>
-              <w:left w:val="nil"/>
               <w:right w:val="nil"/>
             </w:tcBorders>
+            <w:tcMar>
+              <w:top w:w="0" w:type="dxa"/>
+              <w:left w:w="108" w:type="dxa"/>
+              <w:bottom w:w="0" w:type="dxa"/>
+              <w:right w:w="108" w:type="dxa"/>
+            </w:tcMar>
           </w:tcPr>
           <w:p>
             <w:pPr>
-              <w:spacing w:lineRule="auto" w:line="276" w:before="0" w:after="0"/>
+              <w:spacing w:before="0" w:after="0" w:line="276" w:lineRule="auto"/>
               <w:jc w:val="center"/>
             </w:pPr>
             <w:r/>
             <w:r>
               <w:rPr>
-                <w:rFonts w:ascii="宋体" w:hAnsi="宋体" w:eastAsia="宋体"/>
-                <w:b w:val="0"/>
+                <w:rFonts w:ascii="宋体" w:hAnsi="宋体" w:eastAsia="宋体" w:cs="宋体" w:csTheme="minorBidi"/>
                 <w:sz w:val="21"/>
+                <w:szCs w:val="22"/>
               </w:rPr>
               <w:t>单目标、注视集中，阈值偏高</w:t>
             </w:r>
@@ -411,25 +481,31 @@
       <w:tr>
         <w:tc>
           <w:tcPr>
-            <w:tcW w:type="dxa" w:w="3059"/>
+            <w:tcW w:w="3059" w:type="dxa"/>
             <w:tcBorders>
               <w:top w:val="nil"/>
               <w:left w:val="nil"/>
+              <w:bottom w:val="single" w:sz="18" w:space="0" w:color="000000"/>
               <w:right w:val="nil"/>
-              <w:bottom w:val="single" w:sz="18" w:space="0" w:color="000000"/>
             </w:tcBorders>
+            <w:tcMar>
+              <w:top w:w="0" w:type="dxa"/>
+              <w:left w:w="108" w:type="dxa"/>
+              <w:bottom w:w="0" w:type="dxa"/>
+              <w:right w:w="108" w:type="dxa"/>
+            </w:tcMar>
           </w:tcPr>
           <w:p>
             <w:pPr>
-              <w:spacing w:lineRule="auto" w:line="276" w:before="0" w:after="0"/>
+              <w:spacing w:before="0" w:after="0" w:line="276" w:lineRule="auto"/>
               <w:jc w:val="center"/>
             </w:pPr>
             <w:r/>
             <w:r>
               <w:rPr>
-                <w:rFonts w:ascii="宋体" w:hAnsi="宋体" w:eastAsia="宋体"/>
-                <w:b w:val="0"/>
+                <w:rFonts w:ascii="宋体" w:hAnsi="宋体" w:eastAsia="宋体" w:cs="宋体" w:csTheme="minorBidi"/>
                 <w:sz w:val="21"/>
+                <w:szCs w:val="22"/>
               </w:rPr>
               <w:t>困难任务</w:t>
             </w:r>
@@ -437,25 +513,31 @@
         </w:tc>
         <w:tc>
           <w:tcPr>
-            <w:tcW w:type="dxa" w:w="3059"/>
+            <w:tcW w:w="3059" w:type="dxa"/>
             <w:tcBorders>
               <w:top w:val="nil"/>
               <w:left w:val="nil"/>
+              <w:bottom w:val="single" w:sz="18" w:space="0" w:color="000000"/>
               <w:right w:val="nil"/>
-              <w:bottom w:val="single" w:sz="18" w:space="0" w:color="000000"/>
             </w:tcBorders>
+            <w:tcMar>
+              <w:top w:w="0" w:type="dxa"/>
+              <w:left w:w="108" w:type="dxa"/>
+              <w:bottom w:w="0" w:type="dxa"/>
+              <w:right w:w="108" w:type="dxa"/>
+            </w:tcMar>
           </w:tcPr>
           <w:p>
             <w:pPr>
-              <w:spacing w:lineRule="auto" w:line="276" w:before="0" w:after="0"/>
+              <w:spacing w:before="0" w:after="0" w:line="276" w:lineRule="auto"/>
               <w:jc w:val="center"/>
             </w:pPr>
             <w:r/>
             <w:r>
               <w:rPr>
-                <w:rFonts w:ascii="宋体" w:hAnsi="宋体" w:eastAsia="宋体"/>
-                <w:b w:val="0"/>
+                <w:rFonts w:ascii="宋体" w:hAnsi="宋体" w:eastAsia="宋体" w:cs="宋体" w:csTheme="minorBidi"/>
                 <w:sz w:val="21"/>
+                <w:szCs w:val="22"/>
               </w:rPr>
               <w:t>625</w:t>
             </w:r>
@@ -463,25 +545,31 @@
         </w:tc>
         <w:tc>
           <w:tcPr>
-            <w:tcW w:type="dxa" w:w="3059"/>
+            <w:tcW w:w="3059" w:type="dxa"/>
             <w:tcBorders>
               <w:top w:val="nil"/>
               <w:left w:val="nil"/>
+              <w:bottom w:val="single" w:sz="18" w:space="0" w:color="000000"/>
               <w:right w:val="nil"/>
-              <w:bottom w:val="single" w:sz="18" w:space="0" w:color="000000"/>
             </w:tcBorders>
+            <w:tcMar>
+              <w:top w:w="0" w:type="dxa"/>
+              <w:left w:w="108" w:type="dxa"/>
+              <w:bottom w:w="0" w:type="dxa"/>
+              <w:right w:w="108" w:type="dxa"/>
+            </w:tcMar>
           </w:tcPr>
           <w:p>
             <w:pPr>
-              <w:spacing w:lineRule="auto" w:line="276" w:before="0" w:after="0"/>
+              <w:spacing w:before="0" w:after="0" w:line="276" w:lineRule="auto"/>
               <w:jc w:val="center"/>
             </w:pPr>
             <w:r/>
             <w:r>
               <w:rPr>
-                <w:rFonts w:ascii="宋体" w:hAnsi="宋体" w:eastAsia="宋体"/>
-                <w:b w:val="0"/>
+                <w:rFonts w:ascii="宋体" w:hAnsi="宋体" w:eastAsia="宋体" w:cs="宋体" w:csTheme="minorBidi"/>
                 <w:sz w:val="21"/>
+                <w:szCs w:val="22"/>
               </w:rPr>
               <w:t>多目标、注视分散，阈值偏低</w:t>
             </w:r>
@@ -491,87 +579,105 @@
     </w:tbl>
     <w:p>
       <w:pPr>
-        <w:spacing w:lineRule="auto" w:line="240" w:before="0" w:after="0"/>
+        <w:spacing w:before="0" w:after="0" w:line="240" w:lineRule="auto"/>
       </w:pPr>
     </w:p>
     <w:p>
       <w:pPr>
-        <w:spacing w:lineRule="auto" w:line="360" w:before="0" w:after="0"/>
+        <w:spacing w:before="0" w:after="0" w:line="360" w:lineRule="auto"/>
         <w:ind w:firstLine="480"/>
         <w:jc w:val="both"/>
       </w:pPr>
       <w:r>
         <w:rPr>
-          <w:rFonts w:ascii="宋体" w:hAnsi="宋体" w:eastAsia="宋体"/>
-          <w:b w:val="0"/>
+          <w:rFonts w:ascii="宋体" w:hAnsi="宋体" w:eastAsia="宋体" w:cs="宋体" w:csTheme="minorBidi"/>
           <w:sz w:val="24"/>
+          <w:szCs w:val="22"/>
         </w:rPr>
         <w:t>结论与发现：其一，有效关注阈值随任务难度上升而显著下降，困难任务下阈值仅为简单任务的约六成四，提示在多目标搜索场景下注视-目标距离天然增大，固定单一阈值会造成有效关注的系统性低估；其二，嵌套留一验证下各折所选阈值在925至975像素区间高度集中，说明该阈值具备跨受试者稳定性；其三，以该阈值构造的有效关注比例特征在后续识别实验中表现出稳定判别力，验证了阈值确定方法学的合理闭环。</w:t>
       </w:r>
     </w:p>
     <w:p>
       <w:pPr>
-        <w:spacing w:lineRule="auto" w:line="360" w:before="120" w:after="60"/>
+        <w:spacing w:before="120" w:after="60" w:line="360" w:lineRule="auto"/>
       </w:pPr>
       <w:r>
         <w:rPr>
-          <w:rFonts w:ascii="黑体" w:hAnsi="黑体" w:eastAsia="黑体"/>
+          <w:rFonts w:ascii="黑体" w:hAnsi="黑体" w:eastAsia="黑体" w:cs="黑体" w:csTheme="minorBidi"/>
           <w:b/>
+          <w:bCs/>
           <w:sz w:val="28"/>
+          <w:szCs w:val="22"/>
         </w:rPr>
         <w:t>（二）多模态特征体系构建</w:t>
       </w:r>
     </w:p>
     <w:p>
       <w:pPr>
-        <w:spacing w:lineRule="auto" w:line="360" w:before="0" w:after="0"/>
+        <w:spacing w:before="0" w:after="0" w:line="360" w:lineRule="auto"/>
         <w:ind w:firstLine="480"/>
         <w:jc w:val="both"/>
       </w:pPr>
       <w:r>
         <w:rPr>
-          <w:rFonts w:ascii="宋体" w:hAnsi="宋体" w:eastAsia="宋体"/>
-          <w:b w:val="0"/>
+          <w:rFonts w:ascii="宋体" w:hAnsi="宋体" w:eastAsia="宋体" w:cs="宋体" w:csTheme="minorBidi"/>
           <w:sz w:val="24"/>
+          <w:szCs w:val="22"/>
         </w:rPr>
         <w:t>研究目的：构建能从行为层面刻画安检员关注状态的窗口级特征向量，需兼顾注视行为与面部疲态两类互补信息源，并保证时间分辨率与文献金标准对齐。</w:t>
       </w:r>
     </w:p>
     <w:p>
       <w:pPr>
-        <w:spacing w:lineRule="auto" w:line="360" w:before="0" w:after="0"/>
+        <w:spacing w:before="0" w:after="0" w:line="360" w:lineRule="auto"/>
         <w:ind w:firstLine="480"/>
         <w:jc w:val="both"/>
       </w:pPr>
       <w:r>
         <w:rPr>
-          <w:rFonts w:ascii="宋体" w:hAnsi="宋体" w:eastAsia="宋体"/>
-          <w:b w:val="0"/>
+          <w:rFonts w:ascii="宋体" w:hAnsi="宋体" w:eastAsia="宋体" w:cs="宋体" w:csTheme="minorBidi"/>
           <w:sz w:val="24"/>
+          <w:szCs w:val="22"/>
         </w:rPr>
         <w:t>方法设计：以60秒为标准窗口（与PERCLOS文献对齐），训练窗口允许50%重叠以扩充样本，测试窗口严格不重叠以避免受试者内自相关导致的估计膨胀。注视模态提取10维特征，包括平均误差、中位误差、误差标准差、95分位误差以及三档阈值下的有效关注占比与最长连续低误差采样数；面部模态基于面部关键点提取12维特征，涵盖PERCLOS、长闭合次数、眨眼频率与时长、眼睑开合度均值与波动、口部开合比与哈欠计数等。两模态时间对齐后形成22维融合特征矩阵，共计699个窗口样本。</w:t>
       </w:r>
     </w:p>
     <w:p>
       <w:pPr>
-        <w:spacing w:lineRule="auto" w:line="360" w:before="80" w:after="40"/>
+        <w:spacing w:before="80" w:after="40" w:line="360" w:lineRule="auto"/>
         <w:jc w:val="center"/>
       </w:pPr>
       <w:r>
         <w:rPr>
-          <w:rFonts w:ascii="黑体" w:hAnsi="黑体" w:eastAsia="黑体"/>
+          <w:rFonts w:ascii="黑体" w:hAnsi="黑体" w:eastAsia="黑体" w:cs="黑体" w:csTheme="minorBidi"/>
           <w:b/>
+          <w:bCs/>
           <w:sz w:val="21"/>
+          <w:szCs w:val="22"/>
         </w:rPr>
-        <w:t>表2  多模态特征体系概览</w:t>
+        <w:t xml:space="preserve">表2  多模态特征体系概览</w:t>
       </w:r>
     </w:p>
     <w:tbl>
       <w:tblPr>
-        <w:tblW w:type="auto" w:w="0"/>
+        <w:tblW w:w="0" w:type="auto"/>
         <w:jc w:val="center"/>
+        <w:tblBorders>
+          <w:top w:val="single" w:sz="18" w:space="0" w:color="000000"/>
+          <w:left w:val="nil"/>
+          <w:bottom w:val="single" w:sz="8" w:space="0" w:color="000000"/>
+          <w:right w:val="nil"/>
+          <w:insideH w:val="single" w:sz="8" w:space="0" w:color="000000"/>
+          <w:insideV w:val="nil"/>
+        </w:tblBorders>
         <w:tblLayout w:type="autofit"/>
-        <w:tblLook w:firstColumn="1" w:firstRow="1" w:lastColumn="0" w:lastRow="0" w:noHBand="0" w:noVBand="1" w:val="04A0"/>
+        <w:tblCellMar>
+          <w:top w:w="0" w:type="dxa"/>
+          <w:left w:w="108" w:type="dxa"/>
+          <w:bottom w:w="0" w:type="dxa"/>
+          <w:right w:w="108" w:type="dxa"/>
+        </w:tblCellMar>
+        <w:tblLook w:firstRow="1" w:firstColumn="1" w:noVBand="1"/>
       </w:tblPr>
       <w:tblGrid>
         <w:gridCol w:w="2294"/>
@@ -582,25 +688,33 @@
       <w:tr>
         <w:tc>
           <w:tcPr>
-            <w:tcW w:type="dxa" w:w="2294"/>
+            <w:tcW w:w="2294" w:type="dxa"/>
             <w:tcBorders>
+              <w:top w:val="single" w:sz="18" w:space="0" w:color="000000"/>
               <w:left w:val="nil"/>
+              <w:bottom w:val="single" w:sz="8" w:space="0" w:color="000000"/>
               <w:right w:val="nil"/>
-              <w:top w:val="single" w:sz="18" w:space="0" w:color="000000"/>
-              <w:bottom w:val="single" w:sz="8" w:space="0" w:color="000000"/>
             </w:tcBorders>
+            <w:tcMar>
+              <w:top w:w="0" w:type="dxa"/>
+              <w:left w:w="108" w:type="dxa"/>
+              <w:bottom w:w="0" w:type="dxa"/>
+              <w:right w:w="108" w:type="dxa"/>
+            </w:tcMar>
           </w:tcPr>
           <w:p>
             <w:pPr>
-              <w:spacing w:lineRule="auto" w:line="276" w:before="0" w:after="0"/>
+              <w:spacing w:before="0" w:after="0" w:line="276" w:lineRule="auto"/>
               <w:jc w:val="center"/>
             </w:pPr>
             <w:r/>
             <w:r>
               <w:rPr>
-                <w:rFonts w:ascii="宋体" w:hAnsi="宋体" w:eastAsia="宋体"/>
+                <w:rFonts w:ascii="宋体" w:hAnsi="宋体" w:eastAsia="宋体" w:cs="宋体" w:csTheme="minorBidi"/>
                 <w:b/>
+                <w:bCs/>
                 <w:sz w:val="21"/>
+                <w:szCs w:val="22"/>
               </w:rPr>
               <w:t>模态</w:t>
             </w:r>
@@ -608,25 +722,33 @@
         </w:tc>
         <w:tc>
           <w:tcPr>
-            <w:tcW w:type="dxa" w:w="2294"/>
+            <w:tcW w:w="2294" w:type="dxa"/>
             <w:tcBorders>
+              <w:top w:val="single" w:sz="18" w:space="0" w:color="000000"/>
               <w:left w:val="nil"/>
+              <w:bottom w:val="single" w:sz="8" w:space="0" w:color="000000"/>
               <w:right w:val="nil"/>
-              <w:top w:val="single" w:sz="18" w:space="0" w:color="000000"/>
-              <w:bottom w:val="single" w:sz="8" w:space="0" w:color="000000"/>
             </w:tcBorders>
+            <w:tcMar>
+              <w:top w:w="0" w:type="dxa"/>
+              <w:left w:w="108" w:type="dxa"/>
+              <w:bottom w:w="0" w:type="dxa"/>
+              <w:right w:w="108" w:type="dxa"/>
+            </w:tcMar>
           </w:tcPr>
           <w:p>
             <w:pPr>
-              <w:spacing w:lineRule="auto" w:line="276" w:before="0" w:after="0"/>
+              <w:spacing w:before="0" w:after="0" w:line="276" w:lineRule="auto"/>
               <w:jc w:val="center"/>
             </w:pPr>
             <w:r/>
             <w:r>
               <w:rPr>
-                <w:rFonts w:ascii="宋体" w:hAnsi="宋体" w:eastAsia="宋体"/>
+                <w:rFonts w:ascii="宋体" w:hAnsi="宋体" w:eastAsia="宋体" w:cs="宋体" w:csTheme="minorBidi"/>
                 <w:b/>
+                <w:bCs/>
                 <w:sz w:val="21"/>
+                <w:szCs w:val="22"/>
               </w:rPr>
               <w:t>特征维度</w:t>
             </w:r>
@@ -634,25 +756,33 @@
         </w:tc>
         <w:tc>
           <w:tcPr>
-            <w:tcW w:type="dxa" w:w="2294"/>
+            <w:tcW w:w="2294" w:type="dxa"/>
             <w:tcBorders>
+              <w:top w:val="single" w:sz="18" w:space="0" w:color="000000"/>
               <w:left w:val="nil"/>
+              <w:bottom w:val="single" w:sz="8" w:space="0" w:color="000000"/>
               <w:right w:val="nil"/>
-              <w:top w:val="single" w:sz="18" w:space="0" w:color="000000"/>
-              <w:bottom w:val="single" w:sz="8" w:space="0" w:color="000000"/>
             </w:tcBorders>
+            <w:tcMar>
+              <w:top w:w="0" w:type="dxa"/>
+              <w:left w:w="108" w:type="dxa"/>
+              <w:bottom w:w="0" w:type="dxa"/>
+              <w:right w:w="108" w:type="dxa"/>
+            </w:tcMar>
           </w:tcPr>
           <w:p>
             <w:pPr>
-              <w:spacing w:lineRule="auto" w:line="276" w:before="0" w:after="0"/>
+              <w:spacing w:before="0" w:after="0" w:line="276" w:lineRule="auto"/>
               <w:jc w:val="center"/>
             </w:pPr>
             <w:r/>
             <w:r>
               <w:rPr>
-                <w:rFonts w:ascii="宋体" w:hAnsi="宋体" w:eastAsia="宋体"/>
+                <w:rFonts w:ascii="宋体" w:hAnsi="宋体" w:eastAsia="宋体" w:cs="宋体" w:csTheme="minorBidi"/>
                 <w:b/>
+                <w:bCs/>
                 <w:sz w:val="21"/>
+                <w:szCs w:val="22"/>
               </w:rPr>
               <w:t>核心指标</w:t>
             </w:r>
@@ -660,25 +790,33 @@
         </w:tc>
         <w:tc>
           <w:tcPr>
-            <w:tcW w:type="dxa" w:w="2294"/>
+            <w:tcW w:w="2294" w:type="dxa"/>
             <w:tcBorders>
+              <w:top w:val="single" w:sz="18" w:space="0" w:color="000000"/>
               <w:left w:val="nil"/>
+              <w:bottom w:val="single" w:sz="8" w:space="0" w:color="000000"/>
               <w:right w:val="nil"/>
-              <w:top w:val="single" w:sz="18" w:space="0" w:color="000000"/>
-              <w:bottom w:val="single" w:sz="8" w:space="0" w:color="000000"/>
             </w:tcBorders>
+            <w:tcMar>
+              <w:top w:w="0" w:type="dxa"/>
+              <w:left w:w="108" w:type="dxa"/>
+              <w:bottom w:w="0" w:type="dxa"/>
+              <w:right w:w="108" w:type="dxa"/>
+            </w:tcMar>
           </w:tcPr>
           <w:p>
             <w:pPr>
-              <w:spacing w:lineRule="auto" w:line="276" w:before="0" w:after="0"/>
+              <w:spacing w:before="0" w:after="0" w:line="276" w:lineRule="auto"/>
               <w:jc w:val="center"/>
             </w:pPr>
             <w:r/>
             <w:r>
               <w:rPr>
-                <w:rFonts w:ascii="宋体" w:hAnsi="宋体" w:eastAsia="宋体"/>
+                <w:rFonts w:ascii="宋体" w:hAnsi="宋体" w:eastAsia="宋体" w:cs="宋体" w:csTheme="minorBidi"/>
                 <w:b/>
+                <w:bCs/>
                 <w:sz w:val="21"/>
+                <w:szCs w:val="22"/>
               </w:rPr>
               <w:t>数据来源</w:t>
             </w:r>
@@ -688,25 +826,31 @@
       <w:tr>
         <w:tc>
           <w:tcPr>
-            <w:tcW w:type="dxa" w:w="2294"/>
+            <w:tcW w:w="2294" w:type="dxa"/>
             <w:tcBorders>
               <w:top w:val="nil"/>
+              <w:left w:val="nil"/>
               <w:bottom w:val="nil"/>
-              <w:left w:val="nil"/>
               <w:right w:val="nil"/>
             </w:tcBorders>
+            <w:tcMar>
+              <w:top w:w="0" w:type="dxa"/>
+              <w:left w:w="108" w:type="dxa"/>
+              <w:bottom w:w="0" w:type="dxa"/>
+              <w:right w:w="108" w:type="dxa"/>
+            </w:tcMar>
           </w:tcPr>
           <w:p>
             <w:pPr>
-              <w:spacing w:lineRule="auto" w:line="276" w:before="0" w:after="0"/>
+              <w:spacing w:before="0" w:after="0" w:line="276" w:lineRule="auto"/>
               <w:jc w:val="center"/>
             </w:pPr>
             <w:r/>
             <w:r>
               <w:rPr>
-                <w:rFonts w:ascii="宋体" w:hAnsi="宋体" w:eastAsia="宋体"/>
-                <w:b w:val="0"/>
+                <w:rFonts w:ascii="宋体" w:hAnsi="宋体" w:eastAsia="宋体" w:cs="宋体" w:csTheme="minorBidi"/>
                 <w:sz w:val="21"/>
+                <w:szCs w:val="22"/>
               </w:rPr>
               <w:t>注视</w:t>
             </w:r>
@@ -714,25 +858,31 @@
         </w:tc>
         <w:tc>
           <w:tcPr>
-            <w:tcW w:type="dxa" w:w="2294"/>
+            <w:tcW w:w="2294" w:type="dxa"/>
             <w:tcBorders>
               <w:top w:val="nil"/>
+              <w:left w:val="nil"/>
               <w:bottom w:val="nil"/>
-              <w:left w:val="nil"/>
               <w:right w:val="nil"/>
             </w:tcBorders>
+            <w:tcMar>
+              <w:top w:w="0" w:type="dxa"/>
+              <w:left w:w="108" w:type="dxa"/>
+              <w:bottom w:w="0" w:type="dxa"/>
+              <w:right w:w="108" w:type="dxa"/>
+            </w:tcMar>
           </w:tcPr>
           <w:p>
             <w:pPr>
-              <w:spacing w:lineRule="auto" w:line="276" w:before="0" w:after="0"/>
+              <w:spacing w:before="0" w:after="0" w:line="276" w:lineRule="auto"/>
               <w:jc w:val="center"/>
             </w:pPr>
             <w:r/>
             <w:r>
               <w:rPr>
-                <w:rFonts w:ascii="宋体" w:hAnsi="宋体" w:eastAsia="宋体"/>
-                <w:b w:val="0"/>
+                <w:rFonts w:ascii="宋体" w:hAnsi="宋体" w:eastAsia="宋体" w:cs="宋体" w:csTheme="minorBidi"/>
                 <w:sz w:val="21"/>
+                <w:szCs w:val="22"/>
               </w:rPr>
               <w:t>10</w:t>
             </w:r>
@@ -740,25 +890,31 @@
         </w:tc>
         <w:tc>
           <w:tcPr>
-            <w:tcW w:type="dxa" w:w="2294"/>
+            <w:tcW w:w="2294" w:type="dxa"/>
             <w:tcBorders>
               <w:top w:val="nil"/>
+              <w:left w:val="nil"/>
               <w:bottom w:val="nil"/>
-              <w:left w:val="nil"/>
               <w:right w:val="nil"/>
             </w:tcBorders>
+            <w:tcMar>
+              <w:top w:w="0" w:type="dxa"/>
+              <w:left w:w="108" w:type="dxa"/>
+              <w:bottom w:w="0" w:type="dxa"/>
+              <w:right w:w="108" w:type="dxa"/>
+            </w:tcMar>
           </w:tcPr>
           <w:p>
             <w:pPr>
-              <w:spacing w:lineRule="auto" w:line="276" w:before="0" w:after="0"/>
+              <w:spacing w:before="0" w:after="0" w:line="276" w:lineRule="auto"/>
               <w:jc w:val="center"/>
             </w:pPr>
             <w:r/>
             <w:r>
               <w:rPr>
-                <w:rFonts w:ascii="宋体" w:hAnsi="宋体" w:eastAsia="宋体"/>
-                <w:b w:val="0"/>
+                <w:rFonts w:ascii="宋体" w:hAnsi="宋体" w:eastAsia="宋体" w:cs="宋体" w:csTheme="minorBidi"/>
                 <w:sz w:val="21"/>
+                <w:szCs w:val="22"/>
               </w:rPr>
               <w:t>有效关注占比、最长连续低误差、误差分位</w:t>
             </w:r>
@@ -766,25 +922,31 @@
         </w:tc>
         <w:tc>
           <w:tcPr>
-            <w:tcW w:type="dxa" w:w="2294"/>
+            <w:tcW w:w="2294" w:type="dxa"/>
             <w:tcBorders>
               <w:top w:val="nil"/>
+              <w:left w:val="nil"/>
               <w:bottom w:val="nil"/>
-              <w:left w:val="nil"/>
               <w:right w:val="nil"/>
             </w:tcBorders>
+            <w:tcMar>
+              <w:top w:w="0" w:type="dxa"/>
+              <w:left w:w="108" w:type="dxa"/>
+              <w:bottom w:w="0" w:type="dxa"/>
+              <w:right w:w="108" w:type="dxa"/>
+            </w:tcMar>
           </w:tcPr>
           <w:p>
             <w:pPr>
-              <w:spacing w:lineRule="auto" w:line="276" w:before="0" w:after="0"/>
+              <w:spacing w:before="0" w:after="0" w:line="276" w:lineRule="auto"/>
               <w:jc w:val="center"/>
             </w:pPr>
             <w:r/>
             <w:r>
               <w:rPr>
-                <w:rFonts w:ascii="宋体" w:hAnsi="宋体" w:eastAsia="宋体"/>
-                <w:b w:val="0"/>
+                <w:rFonts w:ascii="宋体" w:hAnsi="宋体" w:eastAsia="宋体" w:cs="宋体" w:csTheme="minorBidi"/>
                 <w:sz w:val="21"/>
+                <w:szCs w:val="22"/>
               </w:rPr>
               <w:t>已校准注视-目标距离序列</w:t>
             </w:r>
@@ -794,25 +956,31 @@
       <w:tr>
         <w:tc>
           <w:tcPr>
-            <w:tcW w:type="dxa" w:w="2294"/>
+            <w:tcW w:w="2294" w:type="dxa"/>
             <w:tcBorders>
               <w:top w:val="nil"/>
+              <w:left w:val="nil"/>
               <w:bottom w:val="nil"/>
-              <w:left w:val="nil"/>
               <w:right w:val="nil"/>
             </w:tcBorders>
+            <w:tcMar>
+              <w:top w:w="0" w:type="dxa"/>
+              <w:left w:w="108" w:type="dxa"/>
+              <w:bottom w:w="0" w:type="dxa"/>
+              <w:right w:w="108" w:type="dxa"/>
+            </w:tcMar>
           </w:tcPr>
           <w:p>
             <w:pPr>
-              <w:spacing w:lineRule="auto" w:line="276" w:before="0" w:after="0"/>
+              <w:spacing w:before="0" w:after="0" w:line="276" w:lineRule="auto"/>
               <w:jc w:val="center"/>
             </w:pPr>
             <w:r/>
             <w:r>
               <w:rPr>
-                <w:rFonts w:ascii="宋体" w:hAnsi="宋体" w:eastAsia="宋体"/>
-                <w:b w:val="0"/>
+                <w:rFonts w:ascii="宋体" w:hAnsi="宋体" w:eastAsia="宋体" w:cs="宋体" w:csTheme="minorBidi"/>
                 <w:sz w:val="21"/>
+                <w:szCs w:val="22"/>
               </w:rPr>
               <w:t>面部</w:t>
             </w:r>
@@ -820,25 +988,31 @@
         </w:tc>
         <w:tc>
           <w:tcPr>
-            <w:tcW w:type="dxa" w:w="2294"/>
+            <w:tcW w:w="2294" w:type="dxa"/>
             <w:tcBorders>
               <w:top w:val="nil"/>
+              <w:left w:val="nil"/>
               <w:bottom w:val="nil"/>
-              <w:left w:val="nil"/>
               <w:right w:val="nil"/>
             </w:tcBorders>
+            <w:tcMar>
+              <w:top w:w="0" w:type="dxa"/>
+              <w:left w:w="108" w:type="dxa"/>
+              <w:bottom w:w="0" w:type="dxa"/>
+              <w:right w:w="108" w:type="dxa"/>
+            </w:tcMar>
           </w:tcPr>
           <w:p>
             <w:pPr>
-              <w:spacing w:lineRule="auto" w:line="276" w:before="0" w:after="0"/>
+              <w:spacing w:before="0" w:after="0" w:line="276" w:lineRule="auto"/>
               <w:jc w:val="center"/>
             </w:pPr>
             <w:r/>
             <w:r>
               <w:rPr>
-                <w:rFonts w:ascii="宋体" w:hAnsi="宋体" w:eastAsia="宋体"/>
-                <w:b w:val="0"/>
+                <w:rFonts w:ascii="宋体" w:hAnsi="宋体" w:eastAsia="宋体" w:cs="宋体" w:csTheme="minorBidi"/>
                 <w:sz w:val="21"/>
+                <w:szCs w:val="22"/>
               </w:rPr>
               <w:t>12</w:t>
             </w:r>
@@ -846,25 +1020,31 @@
         </w:tc>
         <w:tc>
           <w:tcPr>
-            <w:tcW w:type="dxa" w:w="2294"/>
+            <w:tcW w:w="2294" w:type="dxa"/>
             <w:tcBorders>
               <w:top w:val="nil"/>
+              <w:left w:val="nil"/>
               <w:bottom w:val="nil"/>
-              <w:left w:val="nil"/>
               <w:right w:val="nil"/>
             </w:tcBorders>
+            <w:tcMar>
+              <w:top w:w="0" w:type="dxa"/>
+              <w:left w:w="108" w:type="dxa"/>
+              <w:bottom w:w="0" w:type="dxa"/>
+              <w:right w:w="108" w:type="dxa"/>
+            </w:tcMar>
           </w:tcPr>
           <w:p>
             <w:pPr>
-              <w:spacing w:lineRule="auto" w:line="276" w:before="0" w:after="0"/>
+              <w:spacing w:before="0" w:after="0" w:line="276" w:lineRule="auto"/>
               <w:jc w:val="center"/>
             </w:pPr>
             <w:r/>
             <w:r>
               <w:rPr>
-                <w:rFonts w:ascii="宋体" w:hAnsi="宋体" w:eastAsia="宋体"/>
-                <w:b w:val="0"/>
+                <w:rFonts w:ascii="宋体" w:hAnsi="宋体" w:eastAsia="宋体" w:cs="宋体" w:csTheme="minorBidi"/>
                 <w:sz w:val="21"/>
+                <w:szCs w:val="22"/>
               </w:rPr>
               <w:t>PERCLOS、眨眼频率/时长、眼睑开合度、口部开合比</w:t>
             </w:r>
@@ -872,25 +1052,31 @@
         </w:tc>
         <w:tc>
           <w:tcPr>
-            <w:tcW w:type="dxa" w:w="2294"/>
+            <w:tcW w:w="2294" w:type="dxa"/>
             <w:tcBorders>
               <w:top w:val="nil"/>
+              <w:left w:val="nil"/>
               <w:bottom w:val="nil"/>
-              <w:left w:val="nil"/>
               <w:right w:val="nil"/>
             </w:tcBorders>
+            <w:tcMar>
+              <w:top w:w="0" w:type="dxa"/>
+              <w:left w:w="108" w:type="dxa"/>
+              <w:bottom w:w="0" w:type="dxa"/>
+              <w:right w:w="108" w:type="dxa"/>
+            </w:tcMar>
           </w:tcPr>
           <w:p>
             <w:pPr>
-              <w:spacing w:lineRule="auto" w:line="276" w:before="0" w:after="0"/>
+              <w:spacing w:before="0" w:after="0" w:line="276" w:lineRule="auto"/>
               <w:jc w:val="center"/>
             </w:pPr>
             <w:r/>
             <w:r>
               <w:rPr>
-                <w:rFonts w:ascii="宋体" w:hAnsi="宋体" w:eastAsia="宋体"/>
-                <w:b w:val="0"/>
+                <w:rFonts w:ascii="宋体" w:hAnsi="宋体" w:eastAsia="宋体" w:cs="宋体" w:csTheme="minorBidi"/>
                 <w:sz w:val="21"/>
+                <w:szCs w:val="22"/>
               </w:rPr>
               <w:t>面部视频关键点序列</w:t>
             </w:r>
@@ -900,25 +1086,31 @@
       <w:tr>
         <w:tc>
           <w:tcPr>
-            <w:tcW w:type="dxa" w:w="2294"/>
+            <w:tcW w:w="2294" w:type="dxa"/>
             <w:tcBorders>
               <w:top w:val="nil"/>
               <w:left w:val="nil"/>
+              <w:bottom w:val="single" w:sz="18" w:space="0" w:color="000000"/>
               <w:right w:val="nil"/>
-              <w:bottom w:val="single" w:sz="18" w:space="0" w:color="000000"/>
             </w:tcBorders>
+            <w:tcMar>
+              <w:top w:w="0" w:type="dxa"/>
+              <w:left w:w="108" w:type="dxa"/>
+              <w:bottom w:w="0" w:type="dxa"/>
+              <w:right w:w="108" w:type="dxa"/>
+            </w:tcMar>
           </w:tcPr>
           <w:p>
             <w:pPr>
-              <w:spacing w:lineRule="auto" w:line="276" w:before="0" w:after="0"/>
+              <w:spacing w:before="0" w:after="0" w:line="276" w:lineRule="auto"/>
               <w:jc w:val="center"/>
             </w:pPr>
             <w:r/>
             <w:r>
               <w:rPr>
-                <w:rFonts w:ascii="宋体" w:hAnsi="宋体" w:eastAsia="宋体"/>
-                <w:b w:val="0"/>
+                <w:rFonts w:ascii="宋体" w:hAnsi="宋体" w:eastAsia="宋体" w:cs="宋体" w:csTheme="minorBidi"/>
                 <w:sz w:val="21"/>
+                <w:szCs w:val="22"/>
               </w:rPr>
               <w:t>融合</w:t>
             </w:r>
@@ -926,25 +1118,31 @@
         </w:tc>
         <w:tc>
           <w:tcPr>
-            <w:tcW w:type="dxa" w:w="2294"/>
+            <w:tcW w:w="2294" w:type="dxa"/>
             <w:tcBorders>
               <w:top w:val="nil"/>
               <w:left w:val="nil"/>
+              <w:bottom w:val="single" w:sz="18" w:space="0" w:color="000000"/>
               <w:right w:val="nil"/>
-              <w:bottom w:val="single" w:sz="18" w:space="0" w:color="000000"/>
             </w:tcBorders>
+            <w:tcMar>
+              <w:top w:w="0" w:type="dxa"/>
+              <w:left w:w="108" w:type="dxa"/>
+              <w:bottom w:w="0" w:type="dxa"/>
+              <w:right w:w="108" w:type="dxa"/>
+            </w:tcMar>
           </w:tcPr>
           <w:p>
             <w:pPr>
-              <w:spacing w:lineRule="auto" w:line="276" w:before="0" w:after="0"/>
+              <w:spacing w:before="0" w:after="0" w:line="276" w:lineRule="auto"/>
               <w:jc w:val="center"/>
             </w:pPr>
             <w:r/>
             <w:r>
               <w:rPr>
-                <w:rFonts w:ascii="宋体" w:hAnsi="宋体" w:eastAsia="宋体"/>
-                <w:b w:val="0"/>
+                <w:rFonts w:ascii="宋体" w:hAnsi="宋体" w:eastAsia="宋体" w:cs="宋体" w:csTheme="minorBidi"/>
                 <w:sz w:val="21"/>
+                <w:szCs w:val="22"/>
               </w:rPr>
               <w:t>22</w:t>
             </w:r>
@@ -952,25 +1150,31 @@
         </w:tc>
         <w:tc>
           <w:tcPr>
-            <w:tcW w:type="dxa" w:w="2294"/>
+            <w:tcW w:w="2294" w:type="dxa"/>
             <w:tcBorders>
               <w:top w:val="nil"/>
               <w:left w:val="nil"/>
+              <w:bottom w:val="single" w:sz="18" w:space="0" w:color="000000"/>
               <w:right w:val="nil"/>
-              <w:bottom w:val="single" w:sz="18" w:space="0" w:color="000000"/>
             </w:tcBorders>
+            <w:tcMar>
+              <w:top w:w="0" w:type="dxa"/>
+              <w:left w:w="108" w:type="dxa"/>
+              <w:bottom w:w="0" w:type="dxa"/>
+              <w:right w:w="108" w:type="dxa"/>
+            </w:tcMar>
           </w:tcPr>
           <w:p>
             <w:pPr>
-              <w:spacing w:lineRule="auto" w:line="276" w:before="0" w:after="0"/>
+              <w:spacing w:before="0" w:after="0" w:line="276" w:lineRule="auto"/>
               <w:jc w:val="center"/>
             </w:pPr>
             <w:r/>
             <w:r>
               <w:rPr>
-                <w:rFonts w:ascii="宋体" w:hAnsi="宋体" w:eastAsia="宋体"/>
-                <w:b w:val="0"/>
+                <w:rFonts w:ascii="宋体" w:hAnsi="宋体" w:eastAsia="宋体" w:cs="宋体" w:csTheme="minorBidi"/>
                 <w:sz w:val="21"/>
+                <w:szCs w:val="22"/>
               </w:rPr>
               <w:t>注视与面部对齐拼接</w:t>
             </w:r>
@@ -978,25 +1182,31 @@
         </w:tc>
         <w:tc>
           <w:tcPr>
-            <w:tcW w:type="dxa" w:w="2294"/>
+            <w:tcW w:w="2294" w:type="dxa"/>
             <w:tcBorders>
               <w:top w:val="nil"/>
               <w:left w:val="nil"/>
+              <w:bottom w:val="single" w:sz="18" w:space="0" w:color="000000"/>
               <w:right w:val="nil"/>
-              <w:bottom w:val="single" w:sz="18" w:space="0" w:color="000000"/>
             </w:tcBorders>
+            <w:tcMar>
+              <w:top w:w="0" w:type="dxa"/>
+              <w:left w:w="108" w:type="dxa"/>
+              <w:bottom w:w="0" w:type="dxa"/>
+              <w:right w:w="108" w:type="dxa"/>
+            </w:tcMar>
           </w:tcPr>
           <w:p>
             <w:pPr>
-              <w:spacing w:lineRule="auto" w:line="276" w:before="0" w:after="0"/>
+              <w:spacing w:before="0" w:after="0" w:line="276" w:lineRule="auto"/>
               <w:jc w:val="center"/>
             </w:pPr>
             <w:r/>
             <w:r>
               <w:rPr>
-                <w:rFonts w:ascii="宋体" w:hAnsi="宋体" w:eastAsia="宋体"/>
-                <w:b w:val="0"/>
+                <w:rFonts w:ascii="宋体" w:hAnsi="宋体" w:eastAsia="宋体" w:cs="宋体" w:csTheme="minorBidi"/>
                 <w:sz w:val="21"/>
+                <w:szCs w:val="22"/>
               </w:rPr>
               <w:t>双模态时间对齐</w:t>
             </w:r>
@@ -1006,101 +1216,119 @@
     </w:tbl>
     <w:p>
       <w:pPr>
-        <w:spacing w:lineRule="auto" w:line="240" w:before="0" w:after="0"/>
+        <w:spacing w:before="0" w:after="0" w:line="240" w:lineRule="auto"/>
       </w:pPr>
     </w:p>
     <w:p>
       <w:pPr>
-        <w:spacing w:lineRule="auto" w:line="360" w:before="0" w:after="0"/>
+        <w:spacing w:before="0" w:after="0" w:line="360" w:lineRule="auto"/>
         <w:ind w:firstLine="480"/>
         <w:jc w:val="both"/>
       </w:pPr>
       <w:r>
         <w:rPr>
-          <w:rFonts w:ascii="宋体" w:hAnsi="宋体" w:eastAsia="宋体"/>
-          <w:b w:val="0"/>
+          <w:rFonts w:ascii="宋体" w:hAnsi="宋体" w:eastAsia="宋体" w:cs="宋体" w:csTheme="minorBidi"/>
           <w:sz w:val="24"/>
+          <w:szCs w:val="22"/>
         </w:rPr>
         <w:t>结论与发现：其一，注视特征直接刻画了安检员是否将视觉资源投向关键区域，是场景特异性行为指标，与通用疲劳检测中的裸注视流有本质区别；其二，面部特征以PERCLOS为金标准锚点，辅以眼睑开合度波动与口部哈欠特征，形成视觉输入下降与面部疲态的双重证据链；其三，两模态在时间窗口层面严格对齐且样本量充足，为后续融合策略对比奠定了统一特征基础。</w:t>
       </w:r>
     </w:p>
     <w:p>
       <w:pPr>
-        <w:spacing w:lineRule="auto" w:line="360" w:before="120" w:after="60"/>
+        <w:spacing w:before="120" w:after="60" w:line="360" w:lineRule="auto"/>
       </w:pPr>
       <w:r>
         <w:rPr>
-          <w:rFonts w:ascii="黑体" w:hAnsi="黑体" w:eastAsia="黑体"/>
+          <w:rFonts w:ascii="黑体" w:hAnsi="黑体" w:eastAsia="黑体" w:cs="黑体" w:csTheme="minorBidi"/>
           <w:b/>
+          <w:bCs/>
           <w:sz w:val="28"/>
+          <w:szCs w:val="22"/>
         </w:rPr>
         <w:t>（三）多模态融合识别方法设计与对比实验</w:t>
       </w:r>
     </w:p>
     <w:p>
       <w:pPr>
-        <w:spacing w:lineRule="auto" w:line="360" w:before="0" w:after="0"/>
+        <w:spacing w:before="0" w:after="0" w:line="360" w:lineRule="auto"/>
         <w:ind w:firstLine="480"/>
         <w:jc w:val="both"/>
       </w:pPr>
       <w:r>
         <w:rPr>
-          <w:rFonts w:ascii="宋体" w:hAnsi="宋体" w:eastAsia="宋体"/>
-          <w:b w:val="0"/>
+          <w:rFonts w:ascii="宋体" w:hAnsi="宋体" w:eastAsia="宋体" w:cs="宋体" w:csTheme="minorBidi"/>
           <w:sz w:val="24"/>
+          <w:szCs w:val="22"/>
         </w:rPr>
         <w:t>研究目的：检验多模态融合能否在跨受试者条件下显著优于单模态识别，并厘清不同融合层级对识别性能的影响。</w:t>
       </w:r>
     </w:p>
     <w:p>
       <w:pPr>
-        <w:spacing w:lineRule="auto" w:line="360" w:before="0" w:after="0"/>
+        <w:spacing w:before="0" w:after="0" w:line="360" w:lineRule="auto"/>
         <w:ind w:firstLine="480"/>
         <w:jc w:val="both"/>
       </w:pPr>
       <w:r>
         <w:rPr>
-          <w:rFonts w:ascii="宋体" w:hAnsi="宋体" w:eastAsia="宋体"/>
-          <w:b w:val="0"/>
+          <w:rFonts w:ascii="宋体" w:hAnsi="宋体" w:eastAsia="宋体" w:cs="宋体" w:csTheme="minorBidi"/>
           <w:sz w:val="24"/>
+          <w:szCs w:val="22"/>
         </w:rPr>
         <w:t>方法设计：在统一特征矩阵与统一留一受试者划分下，对比三档融合策略：早期融合为特征拼接后输入多层感知机；晚期融合为各模态独立子模型输出概率后学习加权；跨模态注意力融合为双流线性投影后经多头注意力实现模态间互信息交互，再经层归一化与分类头输出。同步设置注视单模态与面部单模态基线，各含逻辑回归、支持向量机、随机森林、多层感知机与长短期记忆网络五种模型。所有性能差异均采用配对威尔科森符号秩检验并报告秩二列相关效应量，置信区间由2000次自助重采样获得。</w:t>
       </w:r>
     </w:p>
     <w:p>
       <w:pPr>
-        <w:spacing w:lineRule="auto" w:line="360" w:before="0" w:after="0"/>
+        <w:spacing w:before="0" w:after="0" w:line="360" w:lineRule="auto"/>
         <w:jc w:val="both"/>
       </w:pPr>
       <w:r>
         <w:rPr>
-          <w:rFonts w:ascii="宋体" w:hAnsi="宋体" w:eastAsia="宋体"/>
-          <w:b w:val="0"/>
+          <w:rFonts w:ascii="宋体" w:hAnsi="宋体" w:eastAsia="宋体" w:cs="宋体" w:csTheme="minorBidi"/>
           <w:sz w:val="24"/>
+          <w:szCs w:val="22"/>
         </w:rPr>
         <w:t>主要结果：</w:t>
       </w:r>
     </w:p>
     <w:p>
       <w:pPr>
-        <w:spacing w:lineRule="auto" w:line="360" w:before="80" w:after="40"/>
+        <w:spacing w:before="80" w:after="40" w:line="360" w:lineRule="auto"/>
         <w:jc w:val="center"/>
       </w:pPr>
       <w:r>
         <w:rPr>
-          <w:rFonts w:ascii="黑体" w:hAnsi="黑体" w:eastAsia="黑体"/>
+          <w:rFonts w:ascii="黑体" w:hAnsi="黑体" w:eastAsia="黑体" w:cs="黑体" w:csTheme="minorBidi"/>
           <w:b/>
+          <w:bCs/>
           <w:sz w:val="21"/>
+          <w:szCs w:val="22"/>
         </w:rPr>
-        <w:t>表3  单模态基线与三档融合留一受试者验证性能对比</w:t>
+        <w:t xml:space="preserve">表3  单模态基线与三档融合留一受试者验证性能对比</w:t>
       </w:r>
     </w:p>
     <w:tbl>
       <w:tblPr>
-        <w:tblW w:type="auto" w:w="0"/>
+        <w:tblW w:w="0" w:type="auto"/>
         <w:jc w:val="center"/>
+        <w:tblBorders>
+          <w:top w:val="single" w:sz="18" w:space="0" w:color="000000"/>
+          <w:left w:val="nil"/>
+          <w:bottom w:val="single" w:sz="8" w:space="0" w:color="000000"/>
+          <w:right w:val="nil"/>
+          <w:insideH w:val="single" w:sz="8" w:space="0" w:color="000000"/>
+          <w:insideV w:val="nil"/>
+        </w:tblBorders>
         <w:tblLayout w:type="autofit"/>
-        <w:tblLook w:firstColumn="1" w:firstRow="1" w:lastColumn="0" w:lastRow="0" w:noHBand="0" w:noVBand="1" w:val="04A0"/>
+        <w:tblCellMar>
+          <w:top w:w="0" w:type="dxa"/>
+          <w:left w:w="108" w:type="dxa"/>
+          <w:bottom w:w="0" w:type="dxa"/>
+          <w:right w:w="108" w:type="dxa"/>
+        </w:tblCellMar>
+        <w:tblLook w:firstRow="1" w:firstColumn="1" w:noVBand="1"/>
       </w:tblPr>
       <w:tblGrid>
         <w:gridCol w:w="1836"/>
@@ -1112,25 +1340,33 @@
       <w:tr>
         <w:tc>
           <w:tcPr>
-            <w:tcW w:type="dxa" w:w="1836"/>
+            <w:tcW w:w="1836" w:type="dxa"/>
             <w:tcBorders>
+              <w:top w:val="single" w:sz="18" w:space="0" w:color="000000"/>
               <w:left w:val="nil"/>
+              <w:bottom w:val="single" w:sz="8" w:space="0" w:color="000000"/>
               <w:right w:val="nil"/>
-              <w:top w:val="single" w:sz="18" w:space="0" w:color="000000"/>
-              <w:bottom w:val="single" w:sz="8" w:space="0" w:color="000000"/>
             </w:tcBorders>
+            <w:tcMar>
+              <w:top w:w="0" w:type="dxa"/>
+              <w:left w:w="108" w:type="dxa"/>
+              <w:bottom w:w="0" w:type="dxa"/>
+              <w:right w:w="108" w:type="dxa"/>
+            </w:tcMar>
           </w:tcPr>
           <w:p>
             <w:pPr>
-              <w:spacing w:lineRule="auto" w:line="276" w:before="0" w:after="0"/>
+              <w:spacing w:before="0" w:after="0" w:line="276" w:lineRule="auto"/>
               <w:jc w:val="center"/>
             </w:pPr>
             <w:r/>
             <w:r>
               <w:rPr>
-                <w:rFonts w:ascii="宋体" w:hAnsi="宋体" w:eastAsia="宋体"/>
+                <w:rFonts w:ascii="宋体" w:hAnsi="宋体" w:eastAsia="宋体" w:cs="宋体" w:csTheme="minorBidi"/>
                 <w:b/>
+                <w:bCs/>
                 <w:sz w:val="21"/>
+                <w:szCs w:val="22"/>
               </w:rPr>
               <w:t>模型</w:t>
             </w:r>
@@ -1138,25 +1374,33 @@
         </w:tc>
         <w:tc>
           <w:tcPr>
-            <w:tcW w:type="dxa" w:w="1836"/>
+            <w:tcW w:w="1836" w:type="dxa"/>
             <w:tcBorders>
+              <w:top w:val="single" w:sz="18" w:space="0" w:color="000000"/>
               <w:left w:val="nil"/>
+              <w:bottom w:val="single" w:sz="8" w:space="0" w:color="000000"/>
               <w:right w:val="nil"/>
-              <w:top w:val="single" w:sz="18" w:space="0" w:color="000000"/>
-              <w:bottom w:val="single" w:sz="8" w:space="0" w:color="000000"/>
             </w:tcBorders>
+            <w:tcMar>
+              <w:top w:w="0" w:type="dxa"/>
+              <w:left w:w="108" w:type="dxa"/>
+              <w:bottom w:w="0" w:type="dxa"/>
+              <w:right w:w="108" w:type="dxa"/>
+            </w:tcMar>
           </w:tcPr>
           <w:p>
             <w:pPr>
-              <w:spacing w:lineRule="auto" w:line="276" w:before="0" w:after="0"/>
+              <w:spacing w:before="0" w:after="0" w:line="276" w:lineRule="auto"/>
               <w:jc w:val="center"/>
             </w:pPr>
             <w:r/>
             <w:r>
               <w:rPr>
-                <w:rFonts w:ascii="宋体" w:hAnsi="宋体" w:eastAsia="宋体"/>
+                <w:rFonts w:ascii="宋体" w:hAnsi="宋体" w:eastAsia="宋体" w:cs="宋体" w:csTheme="minorBidi"/>
                 <w:b/>
+                <w:bCs/>
                 <w:sz w:val="21"/>
+                <w:szCs w:val="22"/>
               </w:rPr>
               <w:t>平均AUC</w:t>
             </w:r>
@@ -1164,25 +1408,33 @@
         </w:tc>
         <w:tc>
           <w:tcPr>
-            <w:tcW w:type="dxa" w:w="1836"/>
+            <w:tcW w:w="1836" w:type="dxa"/>
             <w:tcBorders>
+              <w:top w:val="single" w:sz="18" w:space="0" w:color="000000"/>
               <w:left w:val="nil"/>
+              <w:bottom w:val="single" w:sz="8" w:space="0" w:color="000000"/>
               <w:right w:val="nil"/>
-              <w:top w:val="single" w:sz="18" w:space="0" w:color="000000"/>
-              <w:bottom w:val="single" w:sz="8" w:space="0" w:color="000000"/>
             </w:tcBorders>
+            <w:tcMar>
+              <w:top w:w="0" w:type="dxa"/>
+              <w:left w:w="108" w:type="dxa"/>
+              <w:bottom w:w="0" w:type="dxa"/>
+              <w:right w:w="108" w:type="dxa"/>
+            </w:tcMar>
           </w:tcPr>
           <w:p>
             <w:pPr>
-              <w:spacing w:lineRule="auto" w:line="276" w:before="0" w:after="0"/>
+              <w:spacing w:before="0" w:after="0" w:line="276" w:lineRule="auto"/>
               <w:jc w:val="center"/>
             </w:pPr>
             <w:r/>
             <w:r>
               <w:rPr>
-                <w:rFonts w:ascii="宋体" w:hAnsi="宋体" w:eastAsia="宋体"/>
+                <w:rFonts w:ascii="宋体" w:hAnsi="宋体" w:eastAsia="宋体" w:cs="宋体" w:csTheme="minorBidi"/>
                 <w:b/>
+                <w:bCs/>
                 <w:sz w:val="21"/>
+                <w:szCs w:val="22"/>
               </w:rPr>
               <w:t>95%置信区间下限</w:t>
             </w:r>
@@ -1190,25 +1442,33 @@
         </w:tc>
         <w:tc>
           <w:tcPr>
-            <w:tcW w:type="dxa" w:w="1836"/>
+            <w:tcW w:w="1836" w:type="dxa"/>
             <w:tcBorders>
+              <w:top w:val="single" w:sz="18" w:space="0" w:color="000000"/>
               <w:left w:val="nil"/>
+              <w:bottom w:val="single" w:sz="8" w:space="0" w:color="000000"/>
               <w:right w:val="nil"/>
-              <w:top w:val="single" w:sz="18" w:space="0" w:color="000000"/>
-              <w:bottom w:val="single" w:sz="8" w:space="0" w:color="000000"/>
             </w:tcBorders>
+            <w:tcMar>
+              <w:top w:w="0" w:type="dxa"/>
+              <w:left w:w="108" w:type="dxa"/>
+              <w:bottom w:w="0" w:type="dxa"/>
+              <w:right w:w="108" w:type="dxa"/>
+            </w:tcMar>
           </w:tcPr>
           <w:p>
             <w:pPr>
-              <w:spacing w:lineRule="auto" w:line="276" w:before="0" w:after="0"/>
+              <w:spacing w:before="0" w:after="0" w:line="276" w:lineRule="auto"/>
               <w:jc w:val="center"/>
             </w:pPr>
             <w:r/>
             <w:r>
               <w:rPr>
-                <w:rFonts w:ascii="宋体" w:hAnsi="宋体" w:eastAsia="宋体"/>
+                <w:rFonts w:ascii="宋体" w:hAnsi="宋体" w:eastAsia="宋体" w:cs="宋体" w:csTheme="minorBidi"/>
                 <w:b/>
+                <w:bCs/>
                 <w:sz w:val="21"/>
+                <w:szCs w:val="22"/>
               </w:rPr>
               <w:t>95%置信区间上限</w:t>
             </w:r>
@@ -1216,25 +1476,33 @@
         </w:tc>
         <w:tc>
           <w:tcPr>
-            <w:tcW w:type="dxa" w:w="1836"/>
+            <w:tcW w:w="1836" w:type="dxa"/>
             <w:tcBorders>
+              <w:top w:val="single" w:sz="18" w:space="0" w:color="000000"/>
               <w:left w:val="nil"/>
+              <w:bottom w:val="single" w:sz="8" w:space="0" w:color="000000"/>
               <w:right w:val="nil"/>
-              <w:top w:val="single" w:sz="18" w:space="0" w:color="000000"/>
-              <w:bottom w:val="single" w:sz="8" w:space="0" w:color="000000"/>
             </w:tcBorders>
+            <w:tcMar>
+              <w:top w:w="0" w:type="dxa"/>
+              <w:left w:w="108" w:type="dxa"/>
+              <w:bottom w:w="0" w:type="dxa"/>
+              <w:right w:w="108" w:type="dxa"/>
+            </w:tcMar>
           </w:tcPr>
           <w:p>
             <w:pPr>
-              <w:spacing w:lineRule="auto" w:line="276" w:before="0" w:after="0"/>
+              <w:spacing w:before="0" w:after="0" w:line="276" w:lineRule="auto"/>
               <w:jc w:val="center"/>
             </w:pPr>
             <w:r/>
             <w:r>
               <w:rPr>
-                <w:rFonts w:ascii="宋体" w:hAnsi="宋体" w:eastAsia="宋体"/>
+                <w:rFonts w:ascii="宋体" w:hAnsi="宋体" w:eastAsia="宋体" w:cs="宋体" w:csTheme="minorBidi"/>
                 <w:b/>
+                <w:bCs/>
                 <w:sz w:val="21"/>
+                <w:szCs w:val="22"/>
               </w:rPr>
               <w:t>布里尔分数</w:t>
             </w:r>
@@ -1244,25 +1512,31 @@
       <w:tr>
         <w:tc>
           <w:tcPr>
-            <w:tcW w:type="dxa" w:w="1836"/>
+            <w:tcW w:w="1836" w:type="dxa"/>
             <w:tcBorders>
               <w:top w:val="nil"/>
+              <w:left w:val="nil"/>
               <w:bottom w:val="nil"/>
-              <w:left w:val="nil"/>
               <w:right w:val="nil"/>
             </w:tcBorders>
+            <w:tcMar>
+              <w:top w:w="0" w:type="dxa"/>
+              <w:left w:w="108" w:type="dxa"/>
+              <w:bottom w:w="0" w:type="dxa"/>
+              <w:right w:w="108" w:type="dxa"/>
+            </w:tcMar>
           </w:tcPr>
           <w:p>
             <w:pPr>
-              <w:spacing w:lineRule="auto" w:line="276" w:before="0" w:after="0"/>
+              <w:spacing w:before="0" w:after="0" w:line="276" w:lineRule="auto"/>
               <w:jc w:val="center"/>
             </w:pPr>
             <w:r/>
             <w:r>
               <w:rPr>
-                <w:rFonts w:ascii="宋体" w:hAnsi="宋体" w:eastAsia="宋体"/>
-                <w:b w:val="0"/>
+                <w:rFonts w:ascii="宋体" w:hAnsi="宋体" w:eastAsia="宋体" w:cs="宋体" w:csTheme="minorBidi"/>
                 <w:sz w:val="21"/>
+                <w:szCs w:val="22"/>
               </w:rPr>
               <w:t>注视单模态最佳（逻辑回归）</w:t>
             </w:r>
@@ -1270,25 +1544,31 @@
         </w:tc>
         <w:tc>
           <w:tcPr>
-            <w:tcW w:type="dxa" w:w="1836"/>
+            <w:tcW w:w="1836" w:type="dxa"/>
             <w:tcBorders>
               <w:top w:val="nil"/>
+              <w:left w:val="nil"/>
               <w:bottom w:val="nil"/>
-              <w:left w:val="nil"/>
               <w:right w:val="nil"/>
             </w:tcBorders>
+            <w:tcMar>
+              <w:top w:w="0" w:type="dxa"/>
+              <w:left w:w="108" w:type="dxa"/>
+              <w:bottom w:w="0" w:type="dxa"/>
+              <w:right w:w="108" w:type="dxa"/>
+            </w:tcMar>
           </w:tcPr>
           <w:p>
             <w:pPr>
-              <w:spacing w:lineRule="auto" w:line="276" w:before="0" w:after="0"/>
+              <w:spacing w:before="0" w:after="0" w:line="276" w:lineRule="auto"/>
               <w:jc w:val="center"/>
             </w:pPr>
             <w:r/>
             <w:r>
               <w:rPr>
-                <w:rFonts w:ascii="宋体" w:hAnsi="宋体" w:eastAsia="宋体"/>
-                <w:b w:val="0"/>
+                <w:rFonts w:ascii="宋体" w:hAnsi="宋体" w:eastAsia="宋体" w:cs="宋体" w:csTheme="minorBidi"/>
                 <w:sz w:val="21"/>
+                <w:szCs w:val="22"/>
               </w:rPr>
               <w:t>0.902</w:t>
             </w:r>
@@ -1296,25 +1576,31 @@
         </w:tc>
         <w:tc>
           <w:tcPr>
-            <w:tcW w:type="dxa" w:w="1836"/>
+            <w:tcW w:w="1836" w:type="dxa"/>
             <w:tcBorders>
               <w:top w:val="nil"/>
+              <w:left w:val="nil"/>
               <w:bottom w:val="nil"/>
-              <w:left w:val="nil"/>
               <w:right w:val="nil"/>
             </w:tcBorders>
+            <w:tcMar>
+              <w:top w:w="0" w:type="dxa"/>
+              <w:left w:w="108" w:type="dxa"/>
+              <w:bottom w:w="0" w:type="dxa"/>
+              <w:right w:w="108" w:type="dxa"/>
+            </w:tcMar>
           </w:tcPr>
           <w:p>
             <w:pPr>
-              <w:spacing w:lineRule="auto" w:line="276" w:before="0" w:after="0"/>
+              <w:spacing w:before="0" w:after="0" w:line="276" w:lineRule="auto"/>
               <w:jc w:val="center"/>
             </w:pPr>
             <w:r/>
             <w:r>
               <w:rPr>
-                <w:rFonts w:ascii="宋体" w:hAnsi="宋体" w:eastAsia="宋体"/>
-                <w:b w:val="0"/>
+                <w:rFonts w:ascii="宋体" w:hAnsi="宋体" w:eastAsia="宋体" w:cs="宋体" w:csTheme="minorBidi"/>
                 <w:sz w:val="21"/>
+                <w:szCs w:val="22"/>
               </w:rPr>
               <w:t>0.819</w:t>
             </w:r>
@@ -1322,25 +1608,31 @@
         </w:tc>
         <w:tc>
           <w:tcPr>
-            <w:tcW w:type="dxa" w:w="1836"/>
+            <w:tcW w:w="1836" w:type="dxa"/>
             <w:tcBorders>
               <w:top w:val="nil"/>
+              <w:left w:val="nil"/>
               <w:bottom w:val="nil"/>
-              <w:left w:val="nil"/>
               <w:right w:val="nil"/>
             </w:tcBorders>
+            <w:tcMar>
+              <w:top w:w="0" w:type="dxa"/>
+              <w:left w:w="108" w:type="dxa"/>
+              <w:bottom w:w="0" w:type="dxa"/>
+              <w:right w:w="108" w:type="dxa"/>
+            </w:tcMar>
           </w:tcPr>
           <w:p>
             <w:pPr>
-              <w:spacing w:lineRule="auto" w:line="276" w:before="0" w:after="0"/>
+              <w:spacing w:before="0" w:after="0" w:line="276" w:lineRule="auto"/>
               <w:jc w:val="center"/>
             </w:pPr>
             <w:r/>
             <w:r>
               <w:rPr>
-                <w:rFonts w:ascii="宋体" w:hAnsi="宋体" w:eastAsia="宋体"/>
-                <w:b w:val="0"/>
+                <w:rFonts w:ascii="宋体" w:hAnsi="宋体" w:eastAsia="宋体" w:cs="宋体" w:csTheme="minorBidi"/>
                 <w:sz w:val="21"/>
+                <w:szCs w:val="22"/>
               </w:rPr>
               <w:t>0.874</w:t>
             </w:r>
@@ -1348,25 +1640,31 @@
         </w:tc>
         <w:tc>
           <w:tcPr>
-            <w:tcW w:type="dxa" w:w="1836"/>
+            <w:tcW w:w="1836" w:type="dxa"/>
             <w:tcBorders>
               <w:top w:val="nil"/>
+              <w:left w:val="nil"/>
               <w:bottom w:val="nil"/>
-              <w:left w:val="nil"/>
               <w:right w:val="nil"/>
             </w:tcBorders>
+            <w:tcMar>
+              <w:top w:w="0" w:type="dxa"/>
+              <w:left w:w="108" w:type="dxa"/>
+              <w:bottom w:w="0" w:type="dxa"/>
+              <w:right w:w="108" w:type="dxa"/>
+            </w:tcMar>
           </w:tcPr>
           <w:p>
             <w:pPr>
-              <w:spacing w:lineRule="auto" w:line="276" w:before="0" w:after="0"/>
+              <w:spacing w:before="0" w:after="0" w:line="276" w:lineRule="auto"/>
               <w:jc w:val="center"/>
             </w:pPr>
             <w:r/>
             <w:r>
               <w:rPr>
-                <w:rFonts w:ascii="宋体" w:hAnsi="宋体" w:eastAsia="宋体"/>
-                <w:b w:val="0"/>
+                <w:rFonts w:ascii="宋体" w:hAnsi="宋体" w:eastAsia="宋体" w:cs="宋体" w:csTheme="minorBidi"/>
                 <w:sz w:val="21"/>
+                <w:szCs w:val="22"/>
               </w:rPr>
               <w:t>0.165</w:t>
             </w:r>
@@ -1376,25 +1674,31 @@
       <w:tr>
         <w:tc>
           <w:tcPr>
-            <w:tcW w:type="dxa" w:w="1836"/>
+            <w:tcW w:w="1836" w:type="dxa"/>
             <w:tcBorders>
               <w:top w:val="nil"/>
+              <w:left w:val="nil"/>
               <w:bottom w:val="nil"/>
-              <w:left w:val="nil"/>
               <w:right w:val="nil"/>
             </w:tcBorders>
+            <w:tcMar>
+              <w:top w:w="0" w:type="dxa"/>
+              <w:left w:w="108" w:type="dxa"/>
+              <w:bottom w:w="0" w:type="dxa"/>
+              <w:right w:w="108" w:type="dxa"/>
+            </w:tcMar>
           </w:tcPr>
           <w:p>
             <w:pPr>
-              <w:spacing w:lineRule="auto" w:line="276" w:before="0" w:after="0"/>
+              <w:spacing w:before="0" w:after="0" w:line="276" w:lineRule="auto"/>
               <w:jc w:val="center"/>
             </w:pPr>
             <w:r/>
             <w:r>
               <w:rPr>
-                <w:rFonts w:ascii="宋体" w:hAnsi="宋体" w:eastAsia="宋体"/>
-                <w:b w:val="0"/>
+                <w:rFonts w:ascii="宋体" w:hAnsi="宋体" w:eastAsia="宋体" w:cs="宋体" w:csTheme="minorBidi"/>
                 <w:sz w:val="21"/>
+                <w:szCs w:val="22"/>
               </w:rPr>
               <w:t>面部单模态最佳（多层感知机）</w:t>
             </w:r>
@@ -1402,25 +1706,31 @@
         </w:tc>
         <w:tc>
           <w:tcPr>
-            <w:tcW w:type="dxa" w:w="1836"/>
+            <w:tcW w:w="1836" w:type="dxa"/>
             <w:tcBorders>
               <w:top w:val="nil"/>
+              <w:left w:val="nil"/>
               <w:bottom w:val="nil"/>
-              <w:left w:val="nil"/>
               <w:right w:val="nil"/>
             </w:tcBorders>
+            <w:tcMar>
+              <w:top w:w="0" w:type="dxa"/>
+              <w:left w:w="108" w:type="dxa"/>
+              <w:bottom w:w="0" w:type="dxa"/>
+              <w:right w:w="108" w:type="dxa"/>
+            </w:tcMar>
           </w:tcPr>
           <w:p>
             <w:pPr>
-              <w:spacing w:lineRule="auto" w:line="276" w:before="0" w:after="0"/>
+              <w:spacing w:before="0" w:after="0" w:line="276" w:lineRule="auto"/>
               <w:jc w:val="center"/>
             </w:pPr>
             <w:r/>
             <w:r>
               <w:rPr>
-                <w:rFonts w:ascii="宋体" w:hAnsi="宋体" w:eastAsia="宋体"/>
-                <w:b w:val="0"/>
+                <w:rFonts w:ascii="宋体" w:hAnsi="宋体" w:eastAsia="宋体" w:cs="宋体" w:csTheme="minorBidi"/>
                 <w:sz w:val="21"/>
+                <w:szCs w:val="22"/>
               </w:rPr>
               <w:t>0.872</w:t>
             </w:r>
@@ -1428,25 +1738,31 @@
         </w:tc>
         <w:tc>
           <w:tcPr>
-            <w:tcW w:type="dxa" w:w="1836"/>
+            <w:tcW w:w="1836" w:type="dxa"/>
             <w:tcBorders>
               <w:top w:val="nil"/>
+              <w:left w:val="nil"/>
               <w:bottom w:val="nil"/>
-              <w:left w:val="nil"/>
               <w:right w:val="nil"/>
             </w:tcBorders>
+            <w:tcMar>
+              <w:top w:w="0" w:type="dxa"/>
+              <w:left w:w="108" w:type="dxa"/>
+              <w:bottom w:w="0" w:type="dxa"/>
+              <w:right w:w="108" w:type="dxa"/>
+            </w:tcMar>
           </w:tcPr>
           <w:p>
             <w:pPr>
-              <w:spacing w:lineRule="auto" w:line="276" w:before="0" w:after="0"/>
+              <w:spacing w:before="0" w:after="0" w:line="276" w:lineRule="auto"/>
               <w:jc w:val="center"/>
             </w:pPr>
             <w:r/>
             <w:r>
               <w:rPr>
-                <w:rFonts w:ascii="宋体" w:hAnsi="宋体" w:eastAsia="宋体"/>
-                <w:b w:val="0"/>
+                <w:rFonts w:ascii="宋体" w:hAnsi="宋体" w:eastAsia="宋体" w:cs="宋体" w:csTheme="minorBidi"/>
                 <w:sz w:val="21"/>
+                <w:szCs w:val="22"/>
               </w:rPr>
               <w:t>0.781</w:t>
             </w:r>
@@ -1454,25 +1770,31 @@
         </w:tc>
         <w:tc>
           <w:tcPr>
-            <w:tcW w:type="dxa" w:w="1836"/>
+            <w:tcW w:w="1836" w:type="dxa"/>
             <w:tcBorders>
               <w:top w:val="nil"/>
+              <w:left w:val="nil"/>
               <w:bottom w:val="nil"/>
-              <w:left w:val="nil"/>
               <w:right w:val="nil"/>
             </w:tcBorders>
+            <w:tcMar>
+              <w:top w:w="0" w:type="dxa"/>
+              <w:left w:w="108" w:type="dxa"/>
+              <w:bottom w:w="0" w:type="dxa"/>
+              <w:right w:w="108" w:type="dxa"/>
+            </w:tcMar>
           </w:tcPr>
           <w:p>
             <w:pPr>
-              <w:spacing w:lineRule="auto" w:line="276" w:before="0" w:after="0"/>
+              <w:spacing w:before="0" w:after="0" w:line="276" w:lineRule="auto"/>
               <w:jc w:val="center"/>
             </w:pPr>
             <w:r/>
             <w:r>
               <w:rPr>
-                <w:rFonts w:ascii="宋体" w:hAnsi="宋体" w:eastAsia="宋体"/>
-                <w:b w:val="0"/>
+                <w:rFonts w:ascii="宋体" w:hAnsi="宋体" w:eastAsia="宋体" w:cs="宋体" w:csTheme="minorBidi"/>
                 <w:sz w:val="21"/>
+                <w:szCs w:val="22"/>
               </w:rPr>
               <w:t>0.843</w:t>
             </w:r>
@@ -1480,25 +1802,31 @@
         </w:tc>
         <w:tc>
           <w:tcPr>
-            <w:tcW w:type="dxa" w:w="1836"/>
+            <w:tcW w:w="1836" w:type="dxa"/>
             <w:tcBorders>
               <w:top w:val="nil"/>
+              <w:left w:val="nil"/>
               <w:bottom w:val="nil"/>
-              <w:left w:val="nil"/>
               <w:right w:val="nil"/>
             </w:tcBorders>
+            <w:tcMar>
+              <w:top w:w="0" w:type="dxa"/>
+              <w:left w:w="108" w:type="dxa"/>
+              <w:bottom w:w="0" w:type="dxa"/>
+              <w:right w:w="108" w:type="dxa"/>
+            </w:tcMar>
           </w:tcPr>
           <w:p>
             <w:pPr>
-              <w:spacing w:lineRule="auto" w:line="276" w:before="0" w:after="0"/>
+              <w:spacing w:before="0" w:after="0" w:line="276" w:lineRule="auto"/>
               <w:jc w:val="center"/>
             </w:pPr>
             <w:r/>
             <w:r>
               <w:rPr>
-                <w:rFonts w:ascii="宋体" w:hAnsi="宋体" w:eastAsia="宋体"/>
-                <w:b w:val="0"/>
+                <w:rFonts w:ascii="宋体" w:hAnsi="宋体" w:eastAsia="宋体" w:cs="宋体" w:csTheme="minorBidi"/>
                 <w:sz w:val="21"/>
+                <w:szCs w:val="22"/>
               </w:rPr>
               <w:t>0.176</w:t>
             </w:r>
@@ -1508,25 +1836,31 @@
       <w:tr>
         <w:tc>
           <w:tcPr>
-            <w:tcW w:type="dxa" w:w="1836"/>
+            <w:tcW w:w="1836" w:type="dxa"/>
             <w:tcBorders>
               <w:top w:val="nil"/>
+              <w:left w:val="nil"/>
               <w:bottom w:val="nil"/>
-              <w:left w:val="nil"/>
               <w:right w:val="nil"/>
             </w:tcBorders>
+            <w:tcMar>
+              <w:top w:w="0" w:type="dxa"/>
+              <w:left w:w="108" w:type="dxa"/>
+              <w:bottom w:w="0" w:type="dxa"/>
+              <w:right w:w="108" w:type="dxa"/>
+            </w:tcMar>
           </w:tcPr>
           <w:p>
             <w:pPr>
-              <w:spacing w:lineRule="auto" w:line="276" w:before="0" w:after="0"/>
+              <w:spacing w:before="0" w:after="0" w:line="276" w:lineRule="auto"/>
               <w:jc w:val="center"/>
             </w:pPr>
             <w:r/>
             <w:r>
               <w:rPr>
-                <w:rFonts w:ascii="宋体" w:hAnsi="宋体" w:eastAsia="宋体"/>
-                <w:b w:val="0"/>
+                <w:rFonts w:ascii="宋体" w:hAnsi="宋体" w:eastAsia="宋体" w:cs="宋体" w:csTheme="minorBidi"/>
                 <w:sz w:val="21"/>
+                <w:szCs w:val="22"/>
               </w:rPr>
               <w:t>早期融合（F1）</w:t>
             </w:r>
@@ -1534,25 +1868,31 @@
         </w:tc>
         <w:tc>
           <w:tcPr>
-            <w:tcW w:type="dxa" w:w="1836"/>
+            <w:tcW w:w="1836" w:type="dxa"/>
             <w:tcBorders>
               <w:top w:val="nil"/>
+              <w:left w:val="nil"/>
               <w:bottom w:val="nil"/>
-              <w:left w:val="nil"/>
               <w:right w:val="nil"/>
             </w:tcBorders>
+            <w:tcMar>
+              <w:top w:w="0" w:type="dxa"/>
+              <w:left w:w="108" w:type="dxa"/>
+              <w:bottom w:w="0" w:type="dxa"/>
+              <w:right w:w="108" w:type="dxa"/>
+            </w:tcMar>
           </w:tcPr>
           <w:p>
             <w:pPr>
-              <w:spacing w:lineRule="auto" w:line="276" w:before="0" w:after="0"/>
+              <w:spacing w:before="0" w:after="0" w:line="276" w:lineRule="auto"/>
               <w:jc w:val="center"/>
             </w:pPr>
             <w:r/>
             <w:r>
               <w:rPr>
-                <w:rFonts w:ascii="宋体" w:hAnsi="宋体" w:eastAsia="宋体"/>
-                <w:b w:val="0"/>
+                <w:rFonts w:ascii="宋体" w:hAnsi="宋体" w:eastAsia="宋体" w:cs="宋体" w:csTheme="minorBidi"/>
                 <w:sz w:val="21"/>
+                <w:szCs w:val="22"/>
               </w:rPr>
               <w:t>0.889</w:t>
             </w:r>
@@ -1560,25 +1900,31 @@
         </w:tc>
         <w:tc>
           <w:tcPr>
-            <w:tcW w:type="dxa" w:w="1836"/>
+            <w:tcW w:w="1836" w:type="dxa"/>
             <w:tcBorders>
               <w:top w:val="nil"/>
+              <w:left w:val="nil"/>
               <w:bottom w:val="nil"/>
-              <w:left w:val="nil"/>
               <w:right w:val="nil"/>
             </w:tcBorders>
+            <w:tcMar>
+              <w:top w:w="0" w:type="dxa"/>
+              <w:left w:w="108" w:type="dxa"/>
+              <w:bottom w:w="0" w:type="dxa"/>
+              <w:right w:w="108" w:type="dxa"/>
+            </w:tcMar>
           </w:tcPr>
           <w:p>
             <w:pPr>
-              <w:spacing w:lineRule="auto" w:line="276" w:before="0" w:after="0"/>
+              <w:spacing w:before="0" w:after="0" w:line="276" w:lineRule="auto"/>
               <w:jc w:val="center"/>
             </w:pPr>
             <w:r/>
             <w:r>
               <w:rPr>
-                <w:rFonts w:ascii="宋体" w:hAnsi="宋体" w:eastAsia="宋体"/>
-                <w:b w:val="0"/>
+                <w:rFonts w:ascii="宋体" w:hAnsi="宋体" w:eastAsia="宋体" w:cs="宋体" w:csTheme="minorBidi"/>
                 <w:sz w:val="21"/>
+                <w:szCs w:val="22"/>
               </w:rPr>
               <w:t>0.778</w:t>
             </w:r>
@@ -1586,25 +1932,31 @@
         </w:tc>
         <w:tc>
           <w:tcPr>
-            <w:tcW w:type="dxa" w:w="1836"/>
+            <w:tcW w:w="1836" w:type="dxa"/>
             <w:tcBorders>
               <w:top w:val="nil"/>
+              <w:left w:val="nil"/>
               <w:bottom w:val="nil"/>
-              <w:left w:val="nil"/>
               <w:right w:val="nil"/>
             </w:tcBorders>
+            <w:tcMar>
+              <w:top w:w="0" w:type="dxa"/>
+              <w:left w:w="108" w:type="dxa"/>
+              <w:bottom w:w="0" w:type="dxa"/>
+              <w:right w:w="108" w:type="dxa"/>
+            </w:tcMar>
           </w:tcPr>
           <w:p>
             <w:pPr>
-              <w:spacing w:lineRule="auto" w:line="276" w:before="0" w:after="0"/>
+              <w:spacing w:before="0" w:after="0" w:line="276" w:lineRule="auto"/>
               <w:jc w:val="center"/>
             </w:pPr>
             <w:r/>
             <w:r>
               <w:rPr>
-                <w:rFonts w:ascii="宋体" w:hAnsi="宋体" w:eastAsia="宋体"/>
-                <w:b w:val="0"/>
+                <w:rFonts w:ascii="宋体" w:hAnsi="宋体" w:eastAsia="宋体" w:cs="宋体" w:csTheme="minorBidi"/>
                 <w:sz w:val="21"/>
+                <w:szCs w:val="22"/>
               </w:rPr>
               <w:t>0.842</w:t>
             </w:r>
@@ -1612,25 +1964,31 @@
         </w:tc>
         <w:tc>
           <w:tcPr>
-            <w:tcW w:type="dxa" w:w="1836"/>
+            <w:tcW w:w="1836" w:type="dxa"/>
             <w:tcBorders>
               <w:top w:val="nil"/>
+              <w:left w:val="nil"/>
               <w:bottom w:val="nil"/>
-              <w:left w:val="nil"/>
               <w:right w:val="nil"/>
             </w:tcBorders>
+            <w:tcMar>
+              <w:top w:w="0" w:type="dxa"/>
+              <w:left w:w="108" w:type="dxa"/>
+              <w:bottom w:w="0" w:type="dxa"/>
+              <w:right w:w="108" w:type="dxa"/>
+            </w:tcMar>
           </w:tcPr>
           <w:p>
             <w:pPr>
-              <w:spacing w:lineRule="auto" w:line="276" w:before="0" w:after="0"/>
+              <w:spacing w:before="0" w:after="0" w:line="276" w:lineRule="auto"/>
               <w:jc w:val="center"/>
             </w:pPr>
             <w:r/>
             <w:r>
               <w:rPr>
-                <w:rFonts w:ascii="宋体" w:hAnsi="宋体" w:eastAsia="宋体"/>
-                <w:b w:val="0"/>
+                <w:rFonts w:ascii="宋体" w:hAnsi="宋体" w:eastAsia="宋体" w:cs="宋体" w:csTheme="minorBidi"/>
                 <w:sz w:val="21"/>
+                <w:szCs w:val="22"/>
               </w:rPr>
               <w:t>0.197</w:t>
             </w:r>
@@ -1640,25 +1998,31 @@
       <w:tr>
         <w:tc>
           <w:tcPr>
-            <w:tcW w:type="dxa" w:w="1836"/>
+            <w:tcW w:w="1836" w:type="dxa"/>
             <w:tcBorders>
               <w:top w:val="nil"/>
+              <w:left w:val="nil"/>
               <w:bottom w:val="nil"/>
-              <w:left w:val="nil"/>
               <w:right w:val="nil"/>
             </w:tcBorders>
+            <w:tcMar>
+              <w:top w:w="0" w:type="dxa"/>
+              <w:left w:w="108" w:type="dxa"/>
+              <w:bottom w:w="0" w:type="dxa"/>
+              <w:right w:w="108" w:type="dxa"/>
+            </w:tcMar>
           </w:tcPr>
           <w:p>
             <w:pPr>
-              <w:spacing w:lineRule="auto" w:line="276" w:before="0" w:after="0"/>
+              <w:spacing w:before="0" w:after="0" w:line="276" w:lineRule="auto"/>
               <w:jc w:val="center"/>
             </w:pPr>
             <w:r/>
             <w:r>
               <w:rPr>
-                <w:rFonts w:ascii="宋体" w:hAnsi="宋体" w:eastAsia="宋体"/>
-                <w:b w:val="0"/>
+                <w:rFonts w:ascii="宋体" w:hAnsi="宋体" w:eastAsia="宋体" w:cs="宋体" w:csTheme="minorBidi"/>
                 <w:sz w:val="21"/>
+                <w:szCs w:val="22"/>
               </w:rPr>
               <w:t>晚期融合（F2）</w:t>
             </w:r>
@@ -1666,25 +2030,31 @@
         </w:tc>
         <w:tc>
           <w:tcPr>
-            <w:tcW w:type="dxa" w:w="1836"/>
+            <w:tcW w:w="1836" w:type="dxa"/>
             <w:tcBorders>
               <w:top w:val="nil"/>
+              <w:left w:val="nil"/>
               <w:bottom w:val="nil"/>
-              <w:left w:val="nil"/>
               <w:right w:val="nil"/>
             </w:tcBorders>
+            <w:tcMar>
+              <w:top w:w="0" w:type="dxa"/>
+              <w:left w:w="108" w:type="dxa"/>
+              <w:bottom w:w="0" w:type="dxa"/>
+              <w:right w:w="108" w:type="dxa"/>
+            </w:tcMar>
           </w:tcPr>
           <w:p>
             <w:pPr>
-              <w:spacing w:lineRule="auto" w:line="276" w:before="0" w:after="0"/>
+              <w:spacing w:before="0" w:after="0" w:line="276" w:lineRule="auto"/>
               <w:jc w:val="center"/>
             </w:pPr>
             <w:r/>
             <w:r>
               <w:rPr>
-                <w:rFonts w:ascii="宋体" w:hAnsi="宋体" w:eastAsia="宋体"/>
-                <w:b w:val="0"/>
+                <w:rFonts w:ascii="宋体" w:hAnsi="宋体" w:eastAsia="宋体" w:cs="宋体" w:csTheme="minorBidi"/>
                 <w:sz w:val="21"/>
+                <w:szCs w:val="22"/>
               </w:rPr>
               <w:t>0.917</w:t>
             </w:r>
@@ -1692,25 +2062,31 @@
         </w:tc>
         <w:tc>
           <w:tcPr>
-            <w:tcW w:type="dxa" w:w="1836"/>
+            <w:tcW w:w="1836" w:type="dxa"/>
             <w:tcBorders>
               <w:top w:val="nil"/>
+              <w:left w:val="nil"/>
               <w:bottom w:val="nil"/>
-              <w:left w:val="nil"/>
               <w:right w:val="nil"/>
             </w:tcBorders>
+            <w:tcMar>
+              <w:top w:w="0" w:type="dxa"/>
+              <w:left w:w="108" w:type="dxa"/>
+              <w:bottom w:w="0" w:type="dxa"/>
+              <w:right w:w="108" w:type="dxa"/>
+            </w:tcMar>
           </w:tcPr>
           <w:p>
             <w:pPr>
-              <w:spacing w:lineRule="auto" w:line="276" w:before="0" w:after="0"/>
+              <w:spacing w:before="0" w:after="0" w:line="276" w:lineRule="auto"/>
               <w:jc w:val="center"/>
             </w:pPr>
             <w:r/>
             <w:r>
               <w:rPr>
-                <w:rFonts w:ascii="宋体" w:hAnsi="宋体" w:eastAsia="宋体"/>
-                <w:b w:val="0"/>
+                <w:rFonts w:ascii="宋体" w:hAnsi="宋体" w:eastAsia="宋体" w:cs="宋体" w:csTheme="minorBidi"/>
                 <w:sz w:val="21"/>
+                <w:szCs w:val="22"/>
               </w:rPr>
               <w:t>0.825</w:t>
             </w:r>
@@ -1718,25 +2094,31 @@
         </w:tc>
         <w:tc>
           <w:tcPr>
-            <w:tcW w:type="dxa" w:w="1836"/>
+            <w:tcW w:w="1836" w:type="dxa"/>
             <w:tcBorders>
               <w:top w:val="nil"/>
+              <w:left w:val="nil"/>
               <w:bottom w:val="nil"/>
-              <w:left w:val="nil"/>
               <w:right w:val="nil"/>
             </w:tcBorders>
+            <w:tcMar>
+              <w:top w:w="0" w:type="dxa"/>
+              <w:left w:w="108" w:type="dxa"/>
+              <w:bottom w:w="0" w:type="dxa"/>
+              <w:right w:w="108" w:type="dxa"/>
+            </w:tcMar>
           </w:tcPr>
           <w:p>
             <w:pPr>
-              <w:spacing w:lineRule="auto" w:line="276" w:before="0" w:after="0"/>
+              <w:spacing w:before="0" w:after="0" w:line="276" w:lineRule="auto"/>
               <w:jc w:val="center"/>
             </w:pPr>
             <w:r/>
             <w:r>
               <w:rPr>
-                <w:rFonts w:ascii="宋体" w:hAnsi="宋体" w:eastAsia="宋体"/>
-                <w:b w:val="0"/>
+                <w:rFonts w:ascii="宋体" w:hAnsi="宋体" w:eastAsia="宋体" w:cs="宋体" w:csTheme="minorBidi"/>
                 <w:sz w:val="21"/>
+                <w:szCs w:val="22"/>
               </w:rPr>
               <w:t>0.878</w:t>
             </w:r>
@@ -1744,25 +2126,31 @@
         </w:tc>
         <w:tc>
           <w:tcPr>
-            <w:tcW w:type="dxa" w:w="1836"/>
+            <w:tcW w:w="1836" w:type="dxa"/>
             <w:tcBorders>
               <w:top w:val="nil"/>
+              <w:left w:val="nil"/>
               <w:bottom w:val="nil"/>
-              <w:left w:val="nil"/>
               <w:right w:val="nil"/>
             </w:tcBorders>
+            <w:tcMar>
+              <w:top w:w="0" w:type="dxa"/>
+              <w:left w:w="108" w:type="dxa"/>
+              <w:bottom w:w="0" w:type="dxa"/>
+              <w:right w:w="108" w:type="dxa"/>
+            </w:tcMar>
           </w:tcPr>
           <w:p>
             <w:pPr>
-              <w:spacing w:lineRule="auto" w:line="276" w:before="0" w:after="0"/>
+              <w:spacing w:before="0" w:after="0" w:line="276" w:lineRule="auto"/>
               <w:jc w:val="center"/>
             </w:pPr>
             <w:r/>
             <w:r>
               <w:rPr>
-                <w:rFonts w:ascii="宋体" w:hAnsi="宋体" w:eastAsia="宋体"/>
-                <w:b w:val="0"/>
+                <w:rFonts w:ascii="宋体" w:hAnsi="宋体" w:eastAsia="宋体" w:cs="宋体" w:csTheme="minorBidi"/>
                 <w:sz w:val="21"/>
+                <w:szCs w:val="22"/>
               </w:rPr>
               <w:t>0.163</w:t>
             </w:r>
@@ -1772,25 +2160,31 @@
       <w:tr>
         <w:tc>
           <w:tcPr>
-            <w:tcW w:type="dxa" w:w="1836"/>
+            <w:tcW w:w="1836" w:type="dxa"/>
             <w:tcBorders>
               <w:top w:val="nil"/>
               <w:left w:val="nil"/>
+              <w:bottom w:val="single" w:sz="18" w:space="0" w:color="000000"/>
               <w:right w:val="nil"/>
-              <w:bottom w:val="single" w:sz="18" w:space="0" w:color="000000"/>
             </w:tcBorders>
+            <w:tcMar>
+              <w:top w:w="0" w:type="dxa"/>
+              <w:left w:w="108" w:type="dxa"/>
+              <w:bottom w:w="0" w:type="dxa"/>
+              <w:right w:w="108" w:type="dxa"/>
+            </w:tcMar>
           </w:tcPr>
           <w:p>
             <w:pPr>
-              <w:spacing w:lineRule="auto" w:line="276" w:before="0" w:after="0"/>
+              <w:spacing w:before="0" w:after="0" w:line="276" w:lineRule="auto"/>
               <w:jc w:val="center"/>
             </w:pPr>
             <w:r/>
             <w:r>
               <w:rPr>
-                <w:rFonts w:ascii="宋体" w:hAnsi="宋体" w:eastAsia="宋体"/>
-                <w:b w:val="0"/>
+                <w:rFonts w:ascii="宋体" w:hAnsi="宋体" w:eastAsia="宋体" w:cs="宋体" w:csTheme="minorBidi"/>
                 <w:sz w:val="21"/>
+                <w:szCs w:val="22"/>
               </w:rPr>
               <w:t>跨模态注意力融合（F3）</w:t>
             </w:r>
@@ -1798,25 +2192,31 @@
         </w:tc>
         <w:tc>
           <w:tcPr>
-            <w:tcW w:type="dxa" w:w="1836"/>
+            <w:tcW w:w="1836" w:type="dxa"/>
             <w:tcBorders>
               <w:top w:val="nil"/>
               <w:left w:val="nil"/>
+              <w:bottom w:val="single" w:sz="18" w:space="0" w:color="000000"/>
               <w:right w:val="nil"/>
-              <w:bottom w:val="single" w:sz="18" w:space="0" w:color="000000"/>
             </w:tcBorders>
+            <w:tcMar>
+              <w:top w:w="0" w:type="dxa"/>
+              <w:left w:w="108" w:type="dxa"/>
+              <w:bottom w:w="0" w:type="dxa"/>
+              <w:right w:w="108" w:type="dxa"/>
+            </w:tcMar>
           </w:tcPr>
           <w:p>
             <w:pPr>
-              <w:spacing w:lineRule="auto" w:line="276" w:before="0" w:after="0"/>
+              <w:spacing w:before="0" w:after="0" w:line="276" w:lineRule="auto"/>
               <w:jc w:val="center"/>
             </w:pPr>
             <w:r/>
             <w:r>
               <w:rPr>
-                <w:rFonts w:ascii="宋体" w:hAnsi="宋体" w:eastAsia="宋体"/>
-                <w:b w:val="0"/>
+                <w:rFonts w:ascii="宋体" w:hAnsi="宋体" w:eastAsia="宋体" w:cs="宋体" w:csTheme="minorBidi"/>
                 <w:sz w:val="21"/>
+                <w:szCs w:val="22"/>
               </w:rPr>
               <w:t>0.929</w:t>
             </w:r>
@@ -1824,25 +2224,31 @@
         </w:tc>
         <w:tc>
           <w:tcPr>
-            <w:tcW w:type="dxa" w:w="1836"/>
+            <w:tcW w:w="1836" w:type="dxa"/>
             <w:tcBorders>
               <w:top w:val="nil"/>
               <w:left w:val="nil"/>
+              <w:bottom w:val="single" w:sz="18" w:space="0" w:color="000000"/>
               <w:right w:val="nil"/>
-              <w:bottom w:val="single" w:sz="18" w:space="0" w:color="000000"/>
             </w:tcBorders>
+            <w:tcMar>
+              <w:top w:w="0" w:type="dxa"/>
+              <w:left w:w="108" w:type="dxa"/>
+              <w:bottom w:w="0" w:type="dxa"/>
+              <w:right w:w="108" w:type="dxa"/>
+            </w:tcMar>
           </w:tcPr>
           <w:p>
             <w:pPr>
-              <w:spacing w:lineRule="auto" w:line="276" w:before="0" w:after="0"/>
+              <w:spacing w:before="0" w:after="0" w:line="276" w:lineRule="auto"/>
               <w:jc w:val="center"/>
             </w:pPr>
             <w:r/>
             <w:r>
               <w:rPr>
-                <w:rFonts w:ascii="宋体" w:hAnsi="宋体" w:eastAsia="宋体"/>
-                <w:b w:val="0"/>
+                <w:rFonts w:ascii="宋体" w:hAnsi="宋体" w:eastAsia="宋体" w:cs="宋体" w:csTheme="minorBidi"/>
                 <w:sz w:val="21"/>
+                <w:szCs w:val="22"/>
               </w:rPr>
               <w:t>0.816</w:t>
             </w:r>
@@ -1850,25 +2256,31 @@
         </w:tc>
         <w:tc>
           <w:tcPr>
-            <w:tcW w:type="dxa" w:w="1836"/>
+            <w:tcW w:w="1836" w:type="dxa"/>
             <w:tcBorders>
               <w:top w:val="nil"/>
               <w:left w:val="nil"/>
+              <w:bottom w:val="single" w:sz="18" w:space="0" w:color="000000"/>
               <w:right w:val="nil"/>
-              <w:bottom w:val="single" w:sz="18" w:space="0" w:color="000000"/>
             </w:tcBorders>
+            <w:tcMar>
+              <w:top w:w="0" w:type="dxa"/>
+              <w:left w:w="108" w:type="dxa"/>
+              <w:bottom w:w="0" w:type="dxa"/>
+              <w:right w:w="108" w:type="dxa"/>
+            </w:tcMar>
           </w:tcPr>
           <w:p>
             <w:pPr>
-              <w:spacing w:lineRule="auto" w:line="276" w:before="0" w:after="0"/>
+              <w:spacing w:before="0" w:after="0" w:line="276" w:lineRule="auto"/>
               <w:jc w:val="center"/>
             </w:pPr>
             <w:r/>
             <w:r>
               <w:rPr>
-                <w:rFonts w:ascii="宋体" w:hAnsi="宋体" w:eastAsia="宋体"/>
-                <w:b w:val="0"/>
+                <w:rFonts w:ascii="宋体" w:hAnsi="宋体" w:eastAsia="宋体" w:cs="宋体" w:csTheme="minorBidi"/>
                 <w:sz w:val="21"/>
+                <w:szCs w:val="22"/>
               </w:rPr>
               <w:t>0.871</w:t>
             </w:r>
@@ -1876,25 +2288,31 @@
         </w:tc>
         <w:tc>
           <w:tcPr>
-            <w:tcW w:type="dxa" w:w="1836"/>
+            <w:tcW w:w="1836" w:type="dxa"/>
             <w:tcBorders>
               <w:top w:val="nil"/>
               <w:left w:val="nil"/>
+              <w:bottom w:val="single" w:sz="18" w:space="0" w:color="000000"/>
               <w:right w:val="nil"/>
-              <w:bottom w:val="single" w:sz="18" w:space="0" w:color="000000"/>
             </w:tcBorders>
+            <w:tcMar>
+              <w:top w:w="0" w:type="dxa"/>
+              <w:left w:w="108" w:type="dxa"/>
+              <w:bottom w:w="0" w:type="dxa"/>
+              <w:right w:w="108" w:type="dxa"/>
+            </w:tcMar>
           </w:tcPr>
           <w:p>
             <w:pPr>
-              <w:spacing w:lineRule="auto" w:line="276" w:before="0" w:after="0"/>
+              <w:spacing w:before="0" w:after="0" w:line="276" w:lineRule="auto"/>
               <w:jc w:val="center"/>
             </w:pPr>
             <w:r/>
             <w:r>
               <w:rPr>
-                <w:rFonts w:ascii="宋体" w:hAnsi="宋体" w:eastAsia="宋体"/>
-                <w:b w:val="0"/>
+                <w:rFonts w:ascii="宋体" w:hAnsi="宋体" w:eastAsia="宋体" w:cs="宋体" w:csTheme="minorBidi"/>
                 <w:sz w:val="21"/>
+                <w:szCs w:val="22"/>
               </w:rPr>
               <w:t>0.169</w:t>
             </w:r>
@@ -1904,29 +2322,45 @@
     </w:tbl>
     <w:p>
       <w:pPr>
-        <w:spacing w:lineRule="auto" w:line="240" w:before="0" w:after="0"/>
+        <w:spacing w:before="0" w:after="0" w:line="240" w:lineRule="auto"/>
       </w:pPr>
     </w:p>
     <w:p>
       <w:pPr>
-        <w:spacing w:lineRule="auto" w:line="360" w:before="80" w:after="40"/>
+        <w:spacing w:before="80" w:after="40" w:line="360" w:lineRule="auto"/>
         <w:jc w:val="center"/>
       </w:pPr>
       <w:r>
         <w:rPr>
-          <w:rFonts w:ascii="黑体" w:hAnsi="黑体" w:eastAsia="黑体"/>
+          <w:rFonts w:ascii="黑体" w:hAnsi="黑体" w:eastAsia="黑体" w:cs="黑体" w:csTheme="minorBidi"/>
           <w:b/>
+          <w:bCs/>
           <w:sz w:val="21"/>
+          <w:szCs w:val="22"/>
         </w:rPr>
-        <w:t>表4  融合策略差异的统计检验</w:t>
+        <w:t xml:space="preserve">表4  融合策略差异的统计检验</w:t>
       </w:r>
     </w:p>
     <w:tbl>
       <w:tblPr>
-        <w:tblW w:type="auto" w:w="0"/>
+        <w:tblW w:w="0" w:type="auto"/>
         <w:jc w:val="center"/>
+        <w:tblBorders>
+          <w:top w:val="single" w:sz="18" w:space="0" w:color="000000"/>
+          <w:left w:val="nil"/>
+          <w:bottom w:val="single" w:sz="8" w:space="0" w:color="000000"/>
+          <w:right w:val="nil"/>
+          <w:insideH w:val="single" w:sz="8" w:space="0" w:color="000000"/>
+          <w:insideV w:val="nil"/>
+        </w:tblBorders>
         <w:tblLayout w:type="autofit"/>
-        <w:tblLook w:firstColumn="1" w:firstRow="1" w:lastColumn="0" w:lastRow="0" w:noHBand="0" w:noVBand="1" w:val="04A0"/>
+        <w:tblCellMar>
+          <w:top w:w="0" w:type="dxa"/>
+          <w:left w:w="108" w:type="dxa"/>
+          <w:bottom w:w="0" w:type="dxa"/>
+          <w:right w:w="108" w:type="dxa"/>
+        </w:tblCellMar>
+        <w:tblLook w:firstRow="1" w:firstColumn="1" w:noVBand="1"/>
       </w:tblPr>
       <w:tblGrid>
         <w:gridCol w:w="2294"/>
@@ -1937,25 +2371,33 @@
       <w:tr>
         <w:tc>
           <w:tcPr>
-            <w:tcW w:type="dxa" w:w="2294"/>
+            <w:tcW w:w="2294" w:type="dxa"/>
             <w:tcBorders>
+              <w:top w:val="single" w:sz="18" w:space="0" w:color="000000"/>
               <w:left w:val="nil"/>
+              <w:bottom w:val="single" w:sz="8" w:space="0" w:color="000000"/>
               <w:right w:val="nil"/>
-              <w:top w:val="single" w:sz="18" w:space="0" w:color="000000"/>
-              <w:bottom w:val="single" w:sz="8" w:space="0" w:color="000000"/>
             </w:tcBorders>
+            <w:tcMar>
+              <w:top w:w="0" w:type="dxa"/>
+              <w:left w:w="108" w:type="dxa"/>
+              <w:bottom w:w="0" w:type="dxa"/>
+              <w:right w:w="108" w:type="dxa"/>
+            </w:tcMar>
           </w:tcPr>
           <w:p>
             <w:pPr>
-              <w:spacing w:lineRule="auto" w:line="276" w:before="0" w:after="0"/>
+              <w:spacing w:before="0" w:after="0" w:line="276" w:lineRule="auto"/>
               <w:jc w:val="center"/>
             </w:pPr>
             <w:r/>
             <w:r>
               <w:rPr>
-                <w:rFonts w:ascii="宋体" w:hAnsi="宋体" w:eastAsia="宋体"/>
+                <w:rFonts w:ascii="宋体" w:hAnsi="宋体" w:eastAsia="宋体" w:cs="宋体" w:csTheme="minorBidi"/>
                 <w:b/>
+                <w:bCs/>
                 <w:sz w:val="21"/>
+                <w:szCs w:val="22"/>
               </w:rPr>
               <w:t>配对检验</w:t>
             </w:r>
@@ -1963,25 +2405,33 @@
         </w:tc>
         <w:tc>
           <w:tcPr>
-            <w:tcW w:type="dxa" w:w="2294"/>
+            <w:tcW w:w="2294" w:type="dxa"/>
             <w:tcBorders>
+              <w:top w:val="single" w:sz="18" w:space="0" w:color="000000"/>
               <w:left w:val="nil"/>
+              <w:bottom w:val="single" w:sz="8" w:space="0" w:color="000000"/>
               <w:right w:val="nil"/>
-              <w:top w:val="single" w:sz="18" w:space="0" w:color="000000"/>
-              <w:bottom w:val="single" w:sz="8" w:space="0" w:color="000000"/>
             </w:tcBorders>
+            <w:tcMar>
+              <w:top w:w="0" w:type="dxa"/>
+              <w:left w:w="108" w:type="dxa"/>
+              <w:bottom w:w="0" w:type="dxa"/>
+              <w:right w:w="108" w:type="dxa"/>
+            </w:tcMar>
           </w:tcPr>
           <w:p>
             <w:pPr>
-              <w:spacing w:lineRule="auto" w:line="276" w:before="0" w:after="0"/>
+              <w:spacing w:before="0" w:after="0" w:line="276" w:lineRule="auto"/>
               <w:jc w:val="center"/>
             </w:pPr>
             <w:r/>
             <w:r>
               <w:rPr>
-                <w:rFonts w:ascii="宋体" w:hAnsi="宋体" w:eastAsia="宋体"/>
+                <w:rFonts w:ascii="宋体" w:hAnsi="宋体" w:eastAsia="宋体" w:cs="宋体" w:csTheme="minorBidi"/>
                 <w:b/>
+                <w:bCs/>
                 <w:sz w:val="21"/>
+                <w:szCs w:val="22"/>
               </w:rPr>
               <w:t>威尔科森p值</w:t>
             </w:r>
@@ -1989,25 +2439,33 @@
         </w:tc>
         <w:tc>
           <w:tcPr>
-            <w:tcW w:type="dxa" w:w="2294"/>
+            <w:tcW w:w="2294" w:type="dxa"/>
             <w:tcBorders>
+              <w:top w:val="single" w:sz="18" w:space="0" w:color="000000"/>
               <w:left w:val="nil"/>
+              <w:bottom w:val="single" w:sz="8" w:space="0" w:color="000000"/>
               <w:right w:val="nil"/>
-              <w:top w:val="single" w:sz="18" w:space="0" w:color="000000"/>
-              <w:bottom w:val="single" w:sz="8" w:space="0" w:color="000000"/>
             </w:tcBorders>
+            <w:tcMar>
+              <w:top w:w="0" w:type="dxa"/>
+              <w:left w:w="108" w:type="dxa"/>
+              <w:bottom w:w="0" w:type="dxa"/>
+              <w:right w:w="108" w:type="dxa"/>
+            </w:tcMar>
           </w:tcPr>
           <w:p>
             <w:pPr>
-              <w:spacing w:lineRule="auto" w:line="276" w:before="0" w:after="0"/>
+              <w:spacing w:before="0" w:after="0" w:line="276" w:lineRule="auto"/>
               <w:jc w:val="center"/>
             </w:pPr>
             <w:r/>
             <w:r>
               <w:rPr>
-                <w:rFonts w:ascii="宋体" w:hAnsi="宋体" w:eastAsia="宋体"/>
+                <w:rFonts w:ascii="宋体" w:hAnsi="宋体" w:eastAsia="宋体" w:cs="宋体" w:csTheme="minorBidi"/>
                 <w:b/>
+                <w:bCs/>
                 <w:sz w:val="21"/>
+                <w:szCs w:val="22"/>
               </w:rPr>
               <w:t>秩二列相关r</w:t>
             </w:r>
@@ -2015,25 +2473,33 @@
         </w:tc>
         <w:tc>
           <w:tcPr>
-            <w:tcW w:type="dxa" w:w="2294"/>
+            <w:tcW w:w="2294" w:type="dxa"/>
             <w:tcBorders>
+              <w:top w:val="single" w:sz="18" w:space="0" w:color="000000"/>
               <w:left w:val="nil"/>
+              <w:bottom w:val="single" w:sz="8" w:space="0" w:color="000000"/>
               <w:right w:val="nil"/>
-              <w:top w:val="single" w:sz="18" w:space="0" w:color="000000"/>
-              <w:bottom w:val="single" w:sz="8" w:space="0" w:color="000000"/>
             </w:tcBorders>
+            <w:tcMar>
+              <w:top w:w="0" w:type="dxa"/>
+              <w:left w:w="108" w:type="dxa"/>
+              <w:bottom w:w="0" w:type="dxa"/>
+              <w:right w:w="108" w:type="dxa"/>
+            </w:tcMar>
           </w:tcPr>
           <w:p>
             <w:pPr>
-              <w:spacing w:lineRule="auto" w:line="276" w:before="0" w:after="0"/>
+              <w:spacing w:before="0" w:after="0" w:line="276" w:lineRule="auto"/>
               <w:jc w:val="center"/>
             </w:pPr>
             <w:r/>
             <w:r>
               <w:rPr>
-                <w:rFonts w:ascii="宋体" w:hAnsi="宋体" w:eastAsia="宋体"/>
+                <w:rFonts w:ascii="宋体" w:hAnsi="宋体" w:eastAsia="宋体" w:cs="宋体" w:csTheme="minorBidi"/>
                 <w:b/>
+                <w:bCs/>
                 <w:sz w:val="21"/>
+                <w:szCs w:val="22"/>
               </w:rPr>
               <w:t>结论</w:t>
             </w:r>
@@ -2043,25 +2509,31 @@
       <w:tr>
         <w:tc>
           <w:tcPr>
-            <w:tcW w:type="dxa" w:w="2294"/>
+            <w:tcW w:w="2294" w:type="dxa"/>
             <w:tcBorders>
               <w:top w:val="nil"/>
+              <w:left w:val="nil"/>
               <w:bottom w:val="nil"/>
-              <w:left w:val="nil"/>
               <w:right w:val="nil"/>
             </w:tcBorders>
+            <w:tcMar>
+              <w:top w:w="0" w:type="dxa"/>
+              <w:left w:w="108" w:type="dxa"/>
+              <w:bottom w:w="0" w:type="dxa"/>
+              <w:right w:w="108" w:type="dxa"/>
+            </w:tcMar>
           </w:tcPr>
           <w:p>
             <w:pPr>
-              <w:spacing w:lineRule="auto" w:line="276" w:before="0" w:after="0"/>
+              <w:spacing w:before="0" w:after="0" w:line="276" w:lineRule="auto"/>
               <w:jc w:val="center"/>
             </w:pPr>
             <w:r/>
             <w:r>
               <w:rPr>
-                <w:rFonts w:ascii="宋体" w:hAnsi="宋体" w:eastAsia="宋体"/>
-                <w:b w:val="0"/>
+                <w:rFonts w:ascii="宋体" w:hAnsi="宋体" w:eastAsia="宋体" w:cs="宋体" w:csTheme="minorBidi"/>
                 <w:sz w:val="21"/>
+                <w:szCs w:val="22"/>
               </w:rPr>
               <w:t>F3 vs F1 早期融合</w:t>
             </w:r>
@@ -2069,25 +2541,31 @@
         </w:tc>
         <w:tc>
           <w:tcPr>
-            <w:tcW w:type="dxa" w:w="2294"/>
+            <w:tcW w:w="2294" w:type="dxa"/>
             <w:tcBorders>
               <w:top w:val="nil"/>
+              <w:left w:val="nil"/>
               <w:bottom w:val="nil"/>
-              <w:left w:val="nil"/>
               <w:right w:val="nil"/>
             </w:tcBorders>
+            <w:tcMar>
+              <w:top w:w="0" w:type="dxa"/>
+              <w:left w:w="108" w:type="dxa"/>
+              <w:bottom w:w="0" w:type="dxa"/>
+              <w:right w:w="108" w:type="dxa"/>
+            </w:tcMar>
           </w:tcPr>
           <w:p>
             <w:pPr>
-              <w:spacing w:lineRule="auto" w:line="276" w:before="0" w:after="0"/>
+              <w:spacing w:before="0" w:after="0" w:line="276" w:lineRule="auto"/>
               <w:jc w:val="center"/>
             </w:pPr>
             <w:r/>
             <w:r>
               <w:rPr>
-                <w:rFonts w:ascii="宋体" w:hAnsi="宋体" w:eastAsia="宋体"/>
-                <w:b w:val="0"/>
+                <w:rFonts w:ascii="宋体" w:hAnsi="宋体" w:eastAsia="宋体" w:cs="宋体" w:csTheme="minorBidi"/>
                 <w:sz w:val="21"/>
+                <w:szCs w:val="22"/>
               </w:rPr>
               <w:t>0.009</w:t>
             </w:r>
@@ -2095,25 +2573,31 @@
         </w:tc>
         <w:tc>
           <w:tcPr>
-            <w:tcW w:type="dxa" w:w="2294"/>
+            <w:tcW w:w="2294" w:type="dxa"/>
             <w:tcBorders>
               <w:top w:val="nil"/>
+              <w:left w:val="nil"/>
               <w:bottom w:val="nil"/>
-              <w:left w:val="nil"/>
               <w:right w:val="nil"/>
             </w:tcBorders>
+            <w:tcMar>
+              <w:top w:w="0" w:type="dxa"/>
+              <w:left w:w="108" w:type="dxa"/>
+              <w:bottom w:w="0" w:type="dxa"/>
+              <w:right w:w="108" w:type="dxa"/>
+            </w:tcMar>
           </w:tcPr>
           <w:p>
             <w:pPr>
-              <w:spacing w:lineRule="auto" w:line="276" w:before="0" w:after="0"/>
+              <w:spacing w:before="0" w:after="0" w:line="276" w:lineRule="auto"/>
               <w:jc w:val="center"/>
             </w:pPr>
             <w:r/>
             <w:r>
               <w:rPr>
-                <w:rFonts w:ascii="宋体" w:hAnsi="宋体" w:eastAsia="宋体"/>
-                <w:b w:val="0"/>
+                <w:rFonts w:ascii="宋体" w:hAnsi="宋体" w:eastAsia="宋体" w:cs="宋体" w:csTheme="minorBidi"/>
                 <w:sz w:val="21"/>
+                <w:szCs w:val="22"/>
               </w:rPr>
               <w:t>0.54</w:t>
             </w:r>
@@ -2121,25 +2605,31 @@
         </w:tc>
         <w:tc>
           <w:tcPr>
-            <w:tcW w:type="dxa" w:w="2294"/>
+            <w:tcW w:w="2294" w:type="dxa"/>
             <w:tcBorders>
               <w:top w:val="nil"/>
+              <w:left w:val="nil"/>
               <w:bottom w:val="nil"/>
-              <w:left w:val="nil"/>
               <w:right w:val="nil"/>
             </w:tcBorders>
+            <w:tcMar>
+              <w:top w:w="0" w:type="dxa"/>
+              <w:left w:w="108" w:type="dxa"/>
+              <w:bottom w:w="0" w:type="dxa"/>
+              <w:right w:w="108" w:type="dxa"/>
+            </w:tcMar>
           </w:tcPr>
           <w:p>
             <w:pPr>
-              <w:spacing w:lineRule="auto" w:line="276" w:before="0" w:after="0"/>
+              <w:spacing w:before="0" w:after="0" w:line="276" w:lineRule="auto"/>
               <w:jc w:val="center"/>
             </w:pPr>
             <w:r/>
             <w:r>
               <w:rPr>
-                <w:rFonts w:ascii="宋体" w:hAnsi="宋体" w:eastAsia="宋体"/>
-                <w:b w:val="0"/>
+                <w:rFonts w:ascii="宋体" w:hAnsi="宋体" w:eastAsia="宋体" w:cs="宋体" w:csTheme="minorBidi"/>
                 <w:sz w:val="21"/>
+                <w:szCs w:val="22"/>
               </w:rPr>
               <w:t>差异显著</w:t>
             </w:r>
@@ -2149,25 +2639,31 @@
       <w:tr>
         <w:tc>
           <w:tcPr>
-            <w:tcW w:type="dxa" w:w="2294"/>
+            <w:tcW w:w="2294" w:type="dxa"/>
             <w:tcBorders>
               <w:top w:val="nil"/>
+              <w:left w:val="nil"/>
               <w:bottom w:val="nil"/>
-              <w:left w:val="nil"/>
               <w:right w:val="nil"/>
             </w:tcBorders>
+            <w:tcMar>
+              <w:top w:w="0" w:type="dxa"/>
+              <w:left w:w="108" w:type="dxa"/>
+              <w:bottom w:w="0" w:type="dxa"/>
+              <w:right w:w="108" w:type="dxa"/>
+            </w:tcMar>
           </w:tcPr>
           <w:p>
             <w:pPr>
-              <w:spacing w:lineRule="auto" w:line="276" w:before="0" w:after="0"/>
+              <w:spacing w:before="0" w:after="0" w:line="276" w:lineRule="auto"/>
               <w:jc w:val="center"/>
             </w:pPr>
             <w:r/>
             <w:r>
               <w:rPr>
-                <w:rFonts w:ascii="宋体" w:hAnsi="宋体" w:eastAsia="宋体"/>
-                <w:b w:val="0"/>
+                <w:rFonts w:ascii="宋体" w:hAnsi="宋体" w:eastAsia="宋体" w:cs="宋体" w:csTheme="minorBidi"/>
                 <w:sz w:val="21"/>
+                <w:szCs w:val="22"/>
               </w:rPr>
               <w:t>F3 vs 面部单模态最佳</w:t>
             </w:r>
@@ -2175,25 +2671,31 @@
         </w:tc>
         <w:tc>
           <w:tcPr>
-            <w:tcW w:type="dxa" w:w="2294"/>
+            <w:tcW w:w="2294" w:type="dxa"/>
             <w:tcBorders>
               <w:top w:val="nil"/>
+              <w:left w:val="nil"/>
               <w:bottom w:val="nil"/>
-              <w:left w:val="nil"/>
               <w:right w:val="nil"/>
             </w:tcBorders>
+            <w:tcMar>
+              <w:top w:w="0" w:type="dxa"/>
+              <w:left w:w="108" w:type="dxa"/>
+              <w:bottom w:w="0" w:type="dxa"/>
+              <w:right w:w="108" w:type="dxa"/>
+            </w:tcMar>
           </w:tcPr>
           <w:p>
             <w:pPr>
-              <w:spacing w:lineRule="auto" w:line="276" w:before="0" w:after="0"/>
+              <w:spacing w:before="0" w:after="0" w:line="276" w:lineRule="auto"/>
               <w:jc w:val="center"/>
             </w:pPr>
             <w:r/>
             <w:r>
               <w:rPr>
-                <w:rFonts w:ascii="宋体" w:hAnsi="宋体" w:eastAsia="宋体"/>
-                <w:b w:val="0"/>
+                <w:rFonts w:ascii="宋体" w:hAnsi="宋体" w:eastAsia="宋体" w:cs="宋体" w:csTheme="minorBidi"/>
                 <w:sz w:val="21"/>
+                <w:szCs w:val="22"/>
               </w:rPr>
               <w:t>0.046</w:t>
             </w:r>
@@ -2201,25 +2703,31 @@
         </w:tc>
         <w:tc>
           <w:tcPr>
-            <w:tcW w:type="dxa" w:w="2294"/>
+            <w:tcW w:w="2294" w:type="dxa"/>
             <w:tcBorders>
               <w:top w:val="nil"/>
+              <w:left w:val="nil"/>
               <w:bottom w:val="nil"/>
-              <w:left w:val="nil"/>
               <w:right w:val="nil"/>
             </w:tcBorders>
+            <w:tcMar>
+              <w:top w:w="0" w:type="dxa"/>
+              <w:left w:w="108" w:type="dxa"/>
+              <w:bottom w:w="0" w:type="dxa"/>
+              <w:right w:w="108" w:type="dxa"/>
+            </w:tcMar>
           </w:tcPr>
           <w:p>
             <w:pPr>
-              <w:spacing w:lineRule="auto" w:line="276" w:before="0" w:after="0"/>
+              <w:spacing w:before="0" w:after="0" w:line="276" w:lineRule="auto"/>
               <w:jc w:val="center"/>
             </w:pPr>
             <w:r/>
             <w:r>
               <w:rPr>
-                <w:rFonts w:ascii="宋体" w:hAnsi="宋体" w:eastAsia="宋体"/>
-                <w:b w:val="0"/>
+                <w:rFonts w:ascii="宋体" w:hAnsi="宋体" w:eastAsia="宋体" w:cs="宋体" w:csTheme="minorBidi"/>
                 <w:sz w:val="21"/>
+                <w:szCs w:val="22"/>
               </w:rPr>
               <w:t>0.38</w:t>
             </w:r>
@@ -2227,25 +2735,31 @@
         </w:tc>
         <w:tc>
           <w:tcPr>
-            <w:tcW w:type="dxa" w:w="2294"/>
+            <w:tcW w:w="2294" w:type="dxa"/>
             <w:tcBorders>
               <w:top w:val="nil"/>
+              <w:left w:val="nil"/>
               <w:bottom w:val="nil"/>
-              <w:left w:val="nil"/>
               <w:right w:val="nil"/>
             </w:tcBorders>
+            <w:tcMar>
+              <w:top w:w="0" w:type="dxa"/>
+              <w:left w:w="108" w:type="dxa"/>
+              <w:bottom w:w="0" w:type="dxa"/>
+              <w:right w:w="108" w:type="dxa"/>
+            </w:tcMar>
           </w:tcPr>
           <w:p>
             <w:pPr>
-              <w:spacing w:lineRule="auto" w:line="276" w:before="0" w:after="0"/>
+              <w:spacing w:before="0" w:after="0" w:line="276" w:lineRule="auto"/>
               <w:jc w:val="center"/>
             </w:pPr>
             <w:r/>
             <w:r>
               <w:rPr>
-                <w:rFonts w:ascii="宋体" w:hAnsi="宋体" w:eastAsia="宋体"/>
-                <w:b w:val="0"/>
+                <w:rFonts w:ascii="宋体" w:hAnsi="宋体" w:eastAsia="宋体" w:cs="宋体" w:csTheme="minorBidi"/>
                 <w:sz w:val="21"/>
+                <w:szCs w:val="22"/>
               </w:rPr>
               <w:t>差异显著</w:t>
             </w:r>
@@ -2255,25 +2769,31 @@
       <w:tr>
         <w:tc>
           <w:tcPr>
-            <w:tcW w:type="dxa" w:w="2294"/>
+            <w:tcW w:w="2294" w:type="dxa"/>
             <w:tcBorders>
               <w:top w:val="nil"/>
               <w:left w:val="nil"/>
+              <w:bottom w:val="single" w:sz="18" w:space="0" w:color="000000"/>
               <w:right w:val="nil"/>
-              <w:bottom w:val="single" w:sz="18" w:space="0" w:color="000000"/>
             </w:tcBorders>
+            <w:tcMar>
+              <w:top w:w="0" w:type="dxa"/>
+              <w:left w:w="108" w:type="dxa"/>
+              <w:bottom w:w="0" w:type="dxa"/>
+              <w:right w:w="108" w:type="dxa"/>
+            </w:tcMar>
           </w:tcPr>
           <w:p>
             <w:pPr>
-              <w:spacing w:lineRule="auto" w:line="276" w:before="0" w:after="0"/>
+              <w:spacing w:before="0" w:after="0" w:line="276" w:lineRule="auto"/>
               <w:jc w:val="center"/>
             </w:pPr>
             <w:r/>
             <w:r>
               <w:rPr>
-                <w:rFonts w:ascii="宋体" w:hAnsi="宋体" w:eastAsia="宋体"/>
-                <w:b w:val="0"/>
+                <w:rFonts w:ascii="宋体" w:hAnsi="宋体" w:eastAsia="宋体" w:cs="宋体" w:csTheme="minorBidi"/>
                 <w:sz w:val="21"/>
+                <w:szCs w:val="22"/>
               </w:rPr>
               <w:t>F3 vs 注视单模态最佳</w:t>
             </w:r>
@@ -2281,25 +2801,31 @@
         </w:tc>
         <w:tc>
           <w:tcPr>
-            <w:tcW w:type="dxa" w:w="2294"/>
+            <w:tcW w:w="2294" w:type="dxa"/>
             <w:tcBorders>
               <w:top w:val="nil"/>
               <w:left w:val="nil"/>
+              <w:bottom w:val="single" w:sz="18" w:space="0" w:color="000000"/>
               <w:right w:val="nil"/>
-              <w:bottom w:val="single" w:sz="18" w:space="0" w:color="000000"/>
             </w:tcBorders>
+            <w:tcMar>
+              <w:top w:w="0" w:type="dxa"/>
+              <w:left w:w="108" w:type="dxa"/>
+              <w:bottom w:w="0" w:type="dxa"/>
+              <w:right w:w="108" w:type="dxa"/>
+            </w:tcMar>
           </w:tcPr>
           <w:p>
             <w:pPr>
-              <w:spacing w:lineRule="auto" w:line="276" w:before="0" w:after="0"/>
+              <w:spacing w:before="0" w:after="0" w:line="276" w:lineRule="auto"/>
               <w:jc w:val="center"/>
             </w:pPr>
             <w:r/>
             <w:r>
               <w:rPr>
-                <w:rFonts w:ascii="宋体" w:hAnsi="宋体" w:eastAsia="宋体"/>
-                <w:b w:val="0"/>
+                <w:rFonts w:ascii="宋体" w:hAnsi="宋体" w:eastAsia="宋体" w:cs="宋体" w:csTheme="minorBidi"/>
                 <w:sz w:val="21"/>
+                <w:szCs w:val="22"/>
               </w:rPr>
               <w:t>0.105</w:t>
             </w:r>
@@ -2307,25 +2833,31 @@
         </w:tc>
         <w:tc>
           <w:tcPr>
-            <w:tcW w:type="dxa" w:w="2294"/>
+            <w:tcW w:w="2294" w:type="dxa"/>
             <w:tcBorders>
               <w:top w:val="nil"/>
               <w:left w:val="nil"/>
+              <w:bottom w:val="single" w:sz="18" w:space="0" w:color="000000"/>
               <w:right w:val="nil"/>
-              <w:bottom w:val="single" w:sz="18" w:space="0" w:color="000000"/>
             </w:tcBorders>
+            <w:tcMar>
+              <w:top w:w="0" w:type="dxa"/>
+              <w:left w:w="108" w:type="dxa"/>
+              <w:bottom w:w="0" w:type="dxa"/>
+              <w:right w:w="108" w:type="dxa"/>
+            </w:tcMar>
           </w:tcPr>
           <w:p>
             <w:pPr>
-              <w:spacing w:lineRule="auto" w:line="276" w:before="0" w:after="0"/>
+              <w:spacing w:before="0" w:after="0" w:line="276" w:lineRule="auto"/>
               <w:jc w:val="center"/>
             </w:pPr>
             <w:r/>
             <w:r>
               <w:rPr>
-                <w:rFonts w:ascii="宋体" w:hAnsi="宋体" w:eastAsia="宋体"/>
-                <w:b w:val="0"/>
+                <w:rFonts w:ascii="宋体" w:hAnsi="宋体" w:eastAsia="宋体" w:cs="宋体" w:csTheme="minorBidi"/>
                 <w:sz w:val="21"/>
+                <w:szCs w:val="22"/>
               </w:rPr>
               <w:t>0.32</w:t>
             </w:r>
@@ -2333,25 +2865,31 @@
         </w:tc>
         <w:tc>
           <w:tcPr>
-            <w:tcW w:type="dxa" w:w="2294"/>
+            <w:tcW w:w="2294" w:type="dxa"/>
             <w:tcBorders>
               <w:top w:val="nil"/>
               <w:left w:val="nil"/>
+              <w:bottom w:val="single" w:sz="18" w:space="0" w:color="000000"/>
               <w:right w:val="nil"/>
-              <w:bottom w:val="single" w:sz="18" w:space="0" w:color="000000"/>
             </w:tcBorders>
+            <w:tcMar>
+              <w:top w:w="0" w:type="dxa"/>
+              <w:left w:w="108" w:type="dxa"/>
+              <w:bottom w:w="0" w:type="dxa"/>
+              <w:right w:w="108" w:type="dxa"/>
+            </w:tcMar>
           </w:tcPr>
           <w:p>
             <w:pPr>
-              <w:spacing w:lineRule="auto" w:line="276" w:before="0" w:after="0"/>
+              <w:spacing w:before="0" w:after="0" w:line="276" w:lineRule="auto"/>
               <w:jc w:val="center"/>
             </w:pPr>
             <w:r/>
             <w:r>
               <w:rPr>
-                <w:rFonts w:ascii="宋体" w:hAnsi="宋体" w:eastAsia="宋体"/>
-                <w:b w:val="0"/>
+                <w:rFonts w:ascii="宋体" w:hAnsi="宋体" w:eastAsia="宋体" w:cs="宋体" w:csTheme="minorBidi"/>
                 <w:sz w:val="21"/>
+                <w:szCs w:val="22"/>
               </w:rPr>
               <w:t>趋势性优势</w:t>
             </w:r>
@@ -2361,87 +2899,105 @@
     </w:tbl>
     <w:p>
       <w:pPr>
-        <w:spacing w:lineRule="auto" w:line="240" w:before="0" w:after="0"/>
+        <w:spacing w:before="0" w:after="0" w:line="240" w:lineRule="auto"/>
       </w:pPr>
     </w:p>
     <w:p>
       <w:pPr>
-        <w:spacing w:lineRule="auto" w:line="360" w:before="0" w:after="0"/>
+        <w:spacing w:before="0" w:after="0" w:line="360" w:lineRule="auto"/>
         <w:ind w:firstLine="480"/>
         <w:jc w:val="both"/>
       </w:pPr>
       <w:r>
         <w:rPr>
-          <w:rFonts w:ascii="宋体" w:hAnsi="宋体" w:eastAsia="宋体"/>
-          <w:b w:val="0"/>
+          <w:rFonts w:ascii="宋体" w:hAnsi="宋体" w:eastAsia="宋体" w:cs="宋体" w:csTheme="minorBidi"/>
           <w:sz w:val="24"/>
+          <w:szCs w:val="22"/>
         </w:rPr>
         <w:t>结论与发现：其一，跨模态注意力融合的留一受试者平均AUC达0.929，在20个留出折中全部高于随机水平（p&lt;1e-6），且20折AUC均为正，表明该融合策略具备稳健的跨个体泛化能力；其二，融合相对早期拼接的改进达到统计显著（p=0.009），相对面部单模态最佳的改进同样显著（p=0.046），说明跨模态注意力有效利用了两模态间的交互信息，而非简单信息冗余；其三，注视单模态本身已具较强判别力（AUC=0.902），提示注视偏差序列是该场景下信息量最高的行为模态，融合的边际增益主要来自困难样本与个体差异的补偿。</w:t>
       </w:r>
     </w:p>
     <w:p>
       <w:pPr>
-        <w:spacing w:lineRule="auto" w:line="360" w:before="120" w:after="60"/>
+        <w:spacing w:before="120" w:after="60" w:line="360" w:lineRule="auto"/>
       </w:pPr>
       <w:r>
         <w:rPr>
-          <w:rFonts w:ascii="黑体" w:hAnsi="黑体" w:eastAsia="黑体"/>
+          <w:rFonts w:ascii="黑体" w:hAnsi="黑体" w:eastAsia="黑体" w:cs="黑体" w:csTheme="minorBidi"/>
           <w:b/>
+          <w:bCs/>
           <w:sz w:val="28"/>
+          <w:szCs w:val="22"/>
         </w:rPr>
         <w:t>（四）任务难度调节效应与特征贡献分析</w:t>
       </w:r>
     </w:p>
     <w:p>
       <w:pPr>
-        <w:spacing w:lineRule="auto" w:line="360" w:before="0" w:after="0"/>
+        <w:spacing w:before="0" w:after="0" w:line="360" w:lineRule="auto"/>
         <w:ind w:firstLine="480"/>
         <w:jc w:val="both"/>
       </w:pPr>
       <w:r>
         <w:rPr>
-          <w:rFonts w:ascii="宋体" w:hAnsi="宋体" w:eastAsia="宋体"/>
-          <w:b w:val="0"/>
+          <w:rFonts w:ascii="宋体" w:hAnsi="宋体" w:eastAsia="宋体" w:cs="宋体" w:csTheme="minorBidi"/>
           <w:sz w:val="24"/>
+          <w:szCs w:val="22"/>
         </w:rPr>
         <w:t>研究目的：考察任务难度对识别性能的调节作用，并量化各类特征对最终识别性能的贡献度，为特征精简与场景适配提供依据。</w:t>
       </w:r>
     </w:p>
     <w:p>
       <w:pPr>
-        <w:spacing w:lineRule="auto" w:line="360" w:before="0" w:after="0"/>
+        <w:spacing w:before="0" w:after="0" w:line="360" w:lineRule="auto"/>
         <w:ind w:firstLine="480"/>
         <w:jc w:val="both"/>
       </w:pPr>
       <w:r>
         <w:rPr>
-          <w:rFonts w:ascii="宋体" w:hAnsi="宋体" w:eastAsia="宋体"/>
-          <w:b w:val="0"/>
+          <w:rFonts w:ascii="宋体" w:hAnsi="宋体" w:eastAsia="宋体" w:cs="宋体" w:csTheme="minorBidi"/>
           <w:sz w:val="24"/>
+          <w:szCs w:val="22"/>
         </w:rPr>
         <w:t>方法设计：将样本按简单与困难两类难度分别重做基线与融合实验，计算难度间AUC差异以衡量调节效应；在最优融合模型上逐类剔除注视、眼部、口部特征组，记录AUC变化，并以排列重要性在测试折上打乱单特征评估AUC下降幅度作为全局贡献排序。</w:t>
       </w:r>
     </w:p>
     <w:p>
       <w:pPr>
-        <w:spacing w:lineRule="auto" w:line="360" w:before="80" w:after="40"/>
+        <w:spacing w:before="80" w:after="40" w:line="360" w:lineRule="auto"/>
         <w:jc w:val="center"/>
       </w:pPr>
       <w:r>
         <w:rPr>
-          <w:rFonts w:ascii="黑体" w:hAnsi="黑体" w:eastAsia="黑体"/>
+          <w:rFonts w:ascii="黑体" w:hAnsi="黑体" w:eastAsia="黑体" w:cs="黑体" w:csTheme="minorBidi"/>
           <w:b/>
+          <w:bCs/>
           <w:sz w:val="21"/>
+          <w:szCs w:val="22"/>
         </w:rPr>
-        <w:t>表5  任务难度对识别性能的调节效应</w:t>
+        <w:t xml:space="preserve">表5  任务难度对识别性能的调节效应</w:t>
       </w:r>
     </w:p>
     <w:tbl>
       <w:tblPr>
-        <w:tblW w:type="auto" w:w="0"/>
+        <w:tblW w:w="0" w:type="auto"/>
         <w:jc w:val="center"/>
+        <w:tblBorders>
+          <w:top w:val="single" w:sz="18" w:space="0" w:color="000000"/>
+          <w:left w:val="nil"/>
+          <w:bottom w:val="single" w:sz="8" w:space="0" w:color="000000"/>
+          <w:right w:val="nil"/>
+          <w:insideH w:val="single" w:sz="8" w:space="0" w:color="000000"/>
+          <w:insideV w:val="nil"/>
+        </w:tblBorders>
         <w:tblLayout w:type="autofit"/>
-        <w:tblLook w:firstColumn="1" w:firstRow="1" w:lastColumn="0" w:lastRow="0" w:noHBand="0" w:noVBand="1" w:val="04A0"/>
+        <w:tblCellMar>
+          <w:top w:w="0" w:type="dxa"/>
+          <w:left w:w="108" w:type="dxa"/>
+          <w:bottom w:w="0" w:type="dxa"/>
+          <w:right w:w="108" w:type="dxa"/>
+        </w:tblCellMar>
+        <w:tblLook w:firstRow="1" w:firstColumn="1" w:noVBand="1"/>
       </w:tblPr>
       <w:tblGrid>
         <w:gridCol w:w="2294"/>
@@ -2452,25 +3008,33 @@
       <w:tr>
         <w:tc>
           <w:tcPr>
-            <w:tcW w:type="dxa" w:w="2294"/>
+            <w:tcW w:w="2294" w:type="dxa"/>
             <w:tcBorders>
+              <w:top w:val="single" w:sz="18" w:space="0" w:color="000000"/>
               <w:left w:val="nil"/>
+              <w:bottom w:val="single" w:sz="8" w:space="0" w:color="000000"/>
               <w:right w:val="nil"/>
-              <w:top w:val="single" w:sz="18" w:space="0" w:color="000000"/>
-              <w:bottom w:val="single" w:sz="8" w:space="0" w:color="000000"/>
             </w:tcBorders>
+            <w:tcMar>
+              <w:top w:w="0" w:type="dxa"/>
+              <w:left w:w="108" w:type="dxa"/>
+              <w:bottom w:w="0" w:type="dxa"/>
+              <w:right w:w="108" w:type="dxa"/>
+            </w:tcMar>
           </w:tcPr>
           <w:p>
             <w:pPr>
-              <w:spacing w:lineRule="auto" w:line="276" w:before="0" w:after="0"/>
+              <w:spacing w:before="0" w:after="0" w:line="276" w:lineRule="auto"/>
               <w:jc w:val="center"/>
             </w:pPr>
             <w:r/>
             <w:r>
               <w:rPr>
-                <w:rFonts w:ascii="宋体" w:hAnsi="宋体" w:eastAsia="宋体"/>
+                <w:rFonts w:ascii="宋体" w:hAnsi="宋体" w:eastAsia="宋体" w:cs="宋体" w:csTheme="minorBidi"/>
                 <w:b/>
+                <w:bCs/>
                 <w:sz w:val="21"/>
+                <w:szCs w:val="22"/>
               </w:rPr>
               <w:t>模型</w:t>
             </w:r>
@@ -2478,25 +3042,33 @@
         </w:tc>
         <w:tc>
           <w:tcPr>
-            <w:tcW w:type="dxa" w:w="2294"/>
+            <w:tcW w:w="2294" w:type="dxa"/>
             <w:tcBorders>
+              <w:top w:val="single" w:sz="18" w:space="0" w:color="000000"/>
               <w:left w:val="nil"/>
+              <w:bottom w:val="single" w:sz="8" w:space="0" w:color="000000"/>
               <w:right w:val="nil"/>
-              <w:top w:val="single" w:sz="18" w:space="0" w:color="000000"/>
-              <w:bottom w:val="single" w:sz="8" w:space="0" w:color="000000"/>
             </w:tcBorders>
+            <w:tcMar>
+              <w:top w:w="0" w:type="dxa"/>
+              <w:left w:w="108" w:type="dxa"/>
+              <w:bottom w:w="0" w:type="dxa"/>
+              <w:right w:w="108" w:type="dxa"/>
+            </w:tcMar>
           </w:tcPr>
           <w:p>
             <w:pPr>
-              <w:spacing w:lineRule="auto" w:line="276" w:before="0" w:after="0"/>
+              <w:spacing w:before="0" w:after="0" w:line="276" w:lineRule="auto"/>
               <w:jc w:val="center"/>
             </w:pPr>
             <w:r/>
             <w:r>
               <w:rPr>
-                <w:rFonts w:ascii="宋体" w:hAnsi="宋体" w:eastAsia="宋体"/>
+                <w:rFonts w:ascii="宋体" w:hAnsi="宋体" w:eastAsia="宋体" w:cs="宋体" w:csTheme="minorBidi"/>
                 <w:b/>
+                <w:bCs/>
                 <w:sz w:val="21"/>
+                <w:szCs w:val="22"/>
               </w:rPr>
               <w:t>简单任务AUC</w:t>
             </w:r>
@@ -2504,25 +3076,33 @@
         </w:tc>
         <w:tc>
           <w:tcPr>
-            <w:tcW w:type="dxa" w:w="2294"/>
+            <w:tcW w:w="2294" w:type="dxa"/>
             <w:tcBorders>
+              <w:top w:val="single" w:sz="18" w:space="0" w:color="000000"/>
               <w:left w:val="nil"/>
+              <w:bottom w:val="single" w:sz="8" w:space="0" w:color="000000"/>
               <w:right w:val="nil"/>
-              <w:top w:val="single" w:sz="18" w:space="0" w:color="000000"/>
-              <w:bottom w:val="single" w:sz="8" w:space="0" w:color="000000"/>
             </w:tcBorders>
+            <w:tcMar>
+              <w:top w:w="0" w:type="dxa"/>
+              <w:left w:w="108" w:type="dxa"/>
+              <w:bottom w:w="0" w:type="dxa"/>
+              <w:right w:w="108" w:type="dxa"/>
+            </w:tcMar>
           </w:tcPr>
           <w:p>
             <w:pPr>
-              <w:spacing w:lineRule="auto" w:line="276" w:before="0" w:after="0"/>
+              <w:spacing w:before="0" w:after="0" w:line="276" w:lineRule="auto"/>
               <w:jc w:val="center"/>
             </w:pPr>
             <w:r/>
             <w:r>
               <w:rPr>
-                <w:rFonts w:ascii="宋体" w:hAnsi="宋体" w:eastAsia="宋体"/>
+                <w:rFonts w:ascii="宋体" w:hAnsi="宋体" w:eastAsia="宋体" w:cs="宋体" w:csTheme="minorBidi"/>
                 <w:b/>
+                <w:bCs/>
                 <w:sz w:val="21"/>
+                <w:szCs w:val="22"/>
               </w:rPr>
               <w:t>困难任务AUC</w:t>
             </w:r>
@@ -2530,25 +3110,33 @@
         </w:tc>
         <w:tc>
           <w:tcPr>
-            <w:tcW w:type="dxa" w:w="2294"/>
+            <w:tcW w:w="2294" w:type="dxa"/>
             <w:tcBorders>
+              <w:top w:val="single" w:sz="18" w:space="0" w:color="000000"/>
               <w:left w:val="nil"/>
+              <w:bottom w:val="single" w:sz="8" w:space="0" w:color="000000"/>
               <w:right w:val="nil"/>
-              <w:top w:val="single" w:sz="18" w:space="0" w:color="000000"/>
-              <w:bottom w:val="single" w:sz="8" w:space="0" w:color="000000"/>
             </w:tcBorders>
+            <w:tcMar>
+              <w:top w:w="0" w:type="dxa"/>
+              <w:left w:w="108" w:type="dxa"/>
+              <w:bottom w:w="0" w:type="dxa"/>
+              <w:right w:w="108" w:type="dxa"/>
+            </w:tcMar>
           </w:tcPr>
           <w:p>
             <w:pPr>
-              <w:spacing w:lineRule="auto" w:line="276" w:before="0" w:after="0"/>
+              <w:spacing w:before="0" w:after="0" w:line="276" w:lineRule="auto"/>
               <w:jc w:val="center"/>
             </w:pPr>
             <w:r/>
             <w:r>
               <w:rPr>
-                <w:rFonts w:ascii="宋体" w:hAnsi="宋体" w:eastAsia="宋体"/>
+                <w:rFonts w:ascii="宋体" w:hAnsi="宋体" w:eastAsia="宋体" w:cs="宋体" w:csTheme="minorBidi"/>
                 <w:b/>
+                <w:bCs/>
                 <w:sz w:val="21"/>
+                <w:szCs w:val="22"/>
               </w:rPr>
               <w:t>难度差异</w:t>
             </w:r>
@@ -2558,25 +3146,31 @@
       <w:tr>
         <w:tc>
           <w:tcPr>
-            <w:tcW w:type="dxa" w:w="2294"/>
+            <w:tcW w:w="2294" w:type="dxa"/>
             <w:tcBorders>
               <w:top w:val="nil"/>
+              <w:left w:val="nil"/>
               <w:bottom w:val="nil"/>
-              <w:left w:val="nil"/>
               <w:right w:val="nil"/>
             </w:tcBorders>
+            <w:tcMar>
+              <w:top w:w="0" w:type="dxa"/>
+              <w:left w:w="108" w:type="dxa"/>
+              <w:bottom w:w="0" w:type="dxa"/>
+              <w:right w:w="108" w:type="dxa"/>
+            </w:tcMar>
           </w:tcPr>
           <w:p>
             <w:pPr>
-              <w:spacing w:lineRule="auto" w:line="276" w:before="0" w:after="0"/>
+              <w:spacing w:before="0" w:after="0" w:line="276" w:lineRule="auto"/>
               <w:jc w:val="center"/>
             </w:pPr>
             <w:r/>
             <w:r>
               <w:rPr>
-                <w:rFonts w:ascii="宋体" w:hAnsi="宋体" w:eastAsia="宋体"/>
-                <w:b w:val="0"/>
+                <w:rFonts w:ascii="宋体" w:hAnsi="宋体" w:eastAsia="宋体" w:cs="宋体" w:csTheme="minorBidi"/>
                 <w:sz w:val="21"/>
+                <w:szCs w:val="22"/>
               </w:rPr>
               <w:t>注视单模态（逻辑回归）</w:t>
             </w:r>
@@ -2584,25 +3178,31 @@
         </w:tc>
         <w:tc>
           <w:tcPr>
-            <w:tcW w:type="dxa" w:w="2294"/>
+            <w:tcW w:w="2294" w:type="dxa"/>
             <w:tcBorders>
               <w:top w:val="nil"/>
+              <w:left w:val="nil"/>
               <w:bottom w:val="nil"/>
-              <w:left w:val="nil"/>
               <w:right w:val="nil"/>
             </w:tcBorders>
+            <w:tcMar>
+              <w:top w:w="0" w:type="dxa"/>
+              <w:left w:w="108" w:type="dxa"/>
+              <w:bottom w:w="0" w:type="dxa"/>
+              <w:right w:w="108" w:type="dxa"/>
+            </w:tcMar>
           </w:tcPr>
           <w:p>
             <w:pPr>
-              <w:spacing w:lineRule="auto" w:line="276" w:before="0" w:after="0"/>
+              <w:spacing w:before="0" w:after="0" w:line="276" w:lineRule="auto"/>
               <w:jc w:val="center"/>
             </w:pPr>
             <w:r/>
             <w:r>
               <w:rPr>
-                <w:rFonts w:ascii="宋体" w:hAnsi="宋体" w:eastAsia="宋体"/>
-                <w:b w:val="0"/>
+                <w:rFonts w:ascii="宋体" w:hAnsi="宋体" w:eastAsia="宋体" w:cs="宋体" w:csTheme="minorBidi"/>
                 <w:sz w:val="21"/>
+                <w:szCs w:val="22"/>
               </w:rPr>
               <w:t>0.902</w:t>
             </w:r>
@@ -2610,25 +3210,31 @@
         </w:tc>
         <w:tc>
           <w:tcPr>
-            <w:tcW w:type="dxa" w:w="2294"/>
+            <w:tcW w:w="2294" w:type="dxa"/>
             <w:tcBorders>
               <w:top w:val="nil"/>
+              <w:left w:val="nil"/>
               <w:bottom w:val="nil"/>
-              <w:left w:val="nil"/>
               <w:right w:val="nil"/>
             </w:tcBorders>
+            <w:tcMar>
+              <w:top w:w="0" w:type="dxa"/>
+              <w:left w:w="108" w:type="dxa"/>
+              <w:bottom w:w="0" w:type="dxa"/>
+              <w:right w:w="108" w:type="dxa"/>
+            </w:tcMar>
           </w:tcPr>
           <w:p>
             <w:pPr>
-              <w:spacing w:lineRule="auto" w:line="276" w:before="0" w:after="0"/>
+              <w:spacing w:before="0" w:after="0" w:line="276" w:lineRule="auto"/>
               <w:jc w:val="center"/>
             </w:pPr>
             <w:r/>
             <w:r>
               <w:rPr>
-                <w:rFonts w:ascii="宋体" w:hAnsi="宋体" w:eastAsia="宋体"/>
-                <w:b w:val="0"/>
+                <w:rFonts w:ascii="宋体" w:hAnsi="宋体" w:eastAsia="宋体" w:cs="宋体" w:csTheme="minorBidi"/>
                 <w:sz w:val="21"/>
+                <w:szCs w:val="22"/>
               </w:rPr>
               <w:t>0.843</w:t>
             </w:r>
@@ -2636,25 +3242,31 @@
         </w:tc>
         <w:tc>
           <w:tcPr>
-            <w:tcW w:type="dxa" w:w="2294"/>
+            <w:tcW w:w="2294" w:type="dxa"/>
             <w:tcBorders>
               <w:top w:val="nil"/>
+              <w:left w:val="nil"/>
               <w:bottom w:val="nil"/>
-              <w:left w:val="nil"/>
               <w:right w:val="nil"/>
             </w:tcBorders>
+            <w:tcMar>
+              <w:top w:w="0" w:type="dxa"/>
+              <w:left w:w="108" w:type="dxa"/>
+              <w:bottom w:w="0" w:type="dxa"/>
+              <w:right w:w="108" w:type="dxa"/>
+            </w:tcMar>
           </w:tcPr>
           <w:p>
             <w:pPr>
-              <w:spacing w:lineRule="auto" w:line="276" w:before="0" w:after="0"/>
+              <w:spacing w:before="0" w:after="0" w:line="276" w:lineRule="auto"/>
               <w:jc w:val="center"/>
             </w:pPr>
             <w:r/>
             <w:r>
               <w:rPr>
-                <w:rFonts w:ascii="宋体" w:hAnsi="宋体" w:eastAsia="宋体"/>
-                <w:b w:val="0"/>
+                <w:rFonts w:ascii="宋体" w:hAnsi="宋体" w:eastAsia="宋体" w:cs="宋体" w:csTheme="minorBidi"/>
                 <w:sz w:val="21"/>
+                <w:szCs w:val="22"/>
               </w:rPr>
               <w:t>0.059</w:t>
             </w:r>
@@ -2664,25 +3276,31 @@
       <w:tr>
         <w:tc>
           <w:tcPr>
-            <w:tcW w:type="dxa" w:w="2294"/>
+            <w:tcW w:w="2294" w:type="dxa"/>
             <w:tcBorders>
               <w:top w:val="nil"/>
+              <w:left w:val="nil"/>
               <w:bottom w:val="nil"/>
-              <w:left w:val="nil"/>
               <w:right w:val="nil"/>
             </w:tcBorders>
+            <w:tcMar>
+              <w:top w:w="0" w:type="dxa"/>
+              <w:left w:w="108" w:type="dxa"/>
+              <w:bottom w:w="0" w:type="dxa"/>
+              <w:right w:w="108" w:type="dxa"/>
+            </w:tcMar>
           </w:tcPr>
           <w:p>
             <w:pPr>
-              <w:spacing w:lineRule="auto" w:line="276" w:before="0" w:after="0"/>
+              <w:spacing w:before="0" w:after="0" w:line="276" w:lineRule="auto"/>
               <w:jc w:val="center"/>
             </w:pPr>
             <w:r/>
             <w:r>
               <w:rPr>
-                <w:rFonts w:ascii="宋体" w:hAnsi="宋体" w:eastAsia="宋体"/>
-                <w:b w:val="0"/>
+                <w:rFonts w:ascii="宋体" w:hAnsi="宋体" w:eastAsia="宋体" w:cs="宋体" w:csTheme="minorBidi"/>
                 <w:sz w:val="21"/>
+                <w:szCs w:val="22"/>
               </w:rPr>
               <w:t>面部单模态（多层感知机）</w:t>
             </w:r>
@@ -2690,25 +3308,31 @@
         </w:tc>
         <w:tc>
           <w:tcPr>
-            <w:tcW w:type="dxa" w:w="2294"/>
+            <w:tcW w:w="2294" w:type="dxa"/>
             <w:tcBorders>
               <w:top w:val="nil"/>
+              <w:left w:val="nil"/>
               <w:bottom w:val="nil"/>
-              <w:left w:val="nil"/>
               <w:right w:val="nil"/>
             </w:tcBorders>
+            <w:tcMar>
+              <w:top w:w="0" w:type="dxa"/>
+              <w:left w:w="108" w:type="dxa"/>
+              <w:bottom w:w="0" w:type="dxa"/>
+              <w:right w:w="108" w:type="dxa"/>
+            </w:tcMar>
           </w:tcPr>
           <w:p>
             <w:pPr>
-              <w:spacing w:lineRule="auto" w:line="276" w:before="0" w:after="0"/>
+              <w:spacing w:before="0" w:after="0" w:line="276" w:lineRule="auto"/>
               <w:jc w:val="center"/>
             </w:pPr>
             <w:r/>
             <w:r>
               <w:rPr>
-                <w:rFonts w:ascii="宋体" w:hAnsi="宋体" w:eastAsia="宋体"/>
-                <w:b w:val="0"/>
+                <w:rFonts w:ascii="宋体" w:hAnsi="宋体" w:eastAsia="宋体" w:cs="宋体" w:csTheme="minorBidi"/>
                 <w:sz w:val="21"/>
+                <w:szCs w:val="22"/>
               </w:rPr>
               <w:t>0.866</w:t>
             </w:r>
@@ -2716,25 +3340,31 @@
         </w:tc>
         <w:tc>
           <w:tcPr>
-            <w:tcW w:type="dxa" w:w="2294"/>
+            <w:tcW w:w="2294" w:type="dxa"/>
             <w:tcBorders>
               <w:top w:val="nil"/>
+              <w:left w:val="nil"/>
               <w:bottom w:val="nil"/>
-              <w:left w:val="nil"/>
               <w:right w:val="nil"/>
             </w:tcBorders>
+            <w:tcMar>
+              <w:top w:w="0" w:type="dxa"/>
+              <w:left w:w="108" w:type="dxa"/>
+              <w:bottom w:w="0" w:type="dxa"/>
+              <w:right w:w="108" w:type="dxa"/>
+            </w:tcMar>
           </w:tcPr>
           <w:p>
             <w:pPr>
-              <w:spacing w:lineRule="auto" w:line="276" w:before="0" w:after="0"/>
+              <w:spacing w:before="0" w:after="0" w:line="276" w:lineRule="auto"/>
               <w:jc w:val="center"/>
             </w:pPr>
             <w:r/>
             <w:r>
               <w:rPr>
-                <w:rFonts w:ascii="宋体" w:hAnsi="宋体" w:eastAsia="宋体"/>
-                <w:b w:val="0"/>
+                <w:rFonts w:ascii="宋体" w:hAnsi="宋体" w:eastAsia="宋体" w:cs="宋体" w:csTheme="minorBidi"/>
                 <w:sz w:val="21"/>
+                <w:szCs w:val="22"/>
               </w:rPr>
               <w:t>0.810</w:t>
             </w:r>
@@ -2742,25 +3372,31 @@
         </w:tc>
         <w:tc>
           <w:tcPr>
-            <w:tcW w:type="dxa" w:w="2294"/>
+            <w:tcW w:w="2294" w:type="dxa"/>
             <w:tcBorders>
               <w:top w:val="nil"/>
+              <w:left w:val="nil"/>
               <w:bottom w:val="nil"/>
-              <w:left w:val="nil"/>
               <w:right w:val="nil"/>
             </w:tcBorders>
+            <w:tcMar>
+              <w:top w:w="0" w:type="dxa"/>
+              <w:left w:w="108" w:type="dxa"/>
+              <w:bottom w:w="0" w:type="dxa"/>
+              <w:right w:w="108" w:type="dxa"/>
+            </w:tcMar>
           </w:tcPr>
           <w:p>
             <w:pPr>
-              <w:spacing w:lineRule="auto" w:line="276" w:before="0" w:after="0"/>
+              <w:spacing w:before="0" w:after="0" w:line="276" w:lineRule="auto"/>
               <w:jc w:val="center"/>
             </w:pPr>
             <w:r/>
             <w:r>
               <w:rPr>
-                <w:rFonts w:ascii="宋体" w:hAnsi="宋体" w:eastAsia="宋体"/>
-                <w:b w:val="0"/>
+                <w:rFonts w:ascii="宋体" w:hAnsi="宋体" w:eastAsia="宋体" w:cs="宋体" w:csTheme="minorBidi"/>
                 <w:sz w:val="21"/>
+                <w:szCs w:val="22"/>
               </w:rPr>
               <w:t>0.056</w:t>
             </w:r>
@@ -2770,25 +3406,31 @@
       <w:tr>
         <w:tc>
           <w:tcPr>
-            <w:tcW w:type="dxa" w:w="2294"/>
+            <w:tcW w:w="2294" w:type="dxa"/>
             <w:tcBorders>
               <w:top w:val="nil"/>
               <w:left w:val="nil"/>
+              <w:bottom w:val="single" w:sz="18" w:space="0" w:color="000000"/>
               <w:right w:val="nil"/>
-              <w:bottom w:val="single" w:sz="18" w:space="0" w:color="000000"/>
             </w:tcBorders>
+            <w:tcMar>
+              <w:top w:w="0" w:type="dxa"/>
+              <w:left w:w="108" w:type="dxa"/>
+              <w:bottom w:w="0" w:type="dxa"/>
+              <w:right w:w="108" w:type="dxa"/>
+            </w:tcMar>
           </w:tcPr>
           <w:p>
             <w:pPr>
-              <w:spacing w:lineRule="auto" w:line="276" w:before="0" w:after="0"/>
+              <w:spacing w:before="0" w:after="0" w:line="276" w:lineRule="auto"/>
               <w:jc w:val="center"/>
             </w:pPr>
             <w:r/>
             <w:r>
               <w:rPr>
-                <w:rFonts w:ascii="宋体" w:hAnsi="宋体" w:eastAsia="宋体"/>
-                <w:b w:val="0"/>
+                <w:rFonts w:ascii="宋体" w:hAnsi="宋体" w:eastAsia="宋体" w:cs="宋体" w:csTheme="minorBidi"/>
                 <w:sz w:val="21"/>
+                <w:szCs w:val="22"/>
               </w:rPr>
               <w:t>跨模态注意力融合（F3）</w:t>
             </w:r>
@@ -2796,25 +3438,31 @@
         </w:tc>
         <w:tc>
           <w:tcPr>
-            <w:tcW w:type="dxa" w:w="2294"/>
+            <w:tcW w:w="2294" w:type="dxa"/>
             <w:tcBorders>
               <w:top w:val="nil"/>
               <w:left w:val="nil"/>
+              <w:bottom w:val="single" w:sz="18" w:space="0" w:color="000000"/>
               <w:right w:val="nil"/>
-              <w:bottom w:val="single" w:sz="18" w:space="0" w:color="000000"/>
             </w:tcBorders>
+            <w:tcMar>
+              <w:top w:w="0" w:type="dxa"/>
+              <w:left w:w="108" w:type="dxa"/>
+              <w:bottom w:w="0" w:type="dxa"/>
+              <w:right w:w="108" w:type="dxa"/>
+            </w:tcMar>
           </w:tcPr>
           <w:p>
             <w:pPr>
-              <w:spacing w:lineRule="auto" w:line="276" w:before="0" w:after="0"/>
+              <w:spacing w:before="0" w:after="0" w:line="276" w:lineRule="auto"/>
               <w:jc w:val="center"/>
             </w:pPr>
             <w:r/>
             <w:r>
               <w:rPr>
-                <w:rFonts w:ascii="宋体" w:hAnsi="宋体" w:eastAsia="宋体"/>
-                <w:b w:val="0"/>
+                <w:rFonts w:ascii="宋体" w:hAnsi="宋体" w:eastAsia="宋体" w:cs="宋体" w:csTheme="minorBidi"/>
                 <w:sz w:val="21"/>
+                <w:szCs w:val="22"/>
               </w:rPr>
               <w:t>0.914</w:t>
             </w:r>
@@ -2822,25 +3470,31 @@
         </w:tc>
         <w:tc>
           <w:tcPr>
-            <w:tcW w:type="dxa" w:w="2294"/>
+            <w:tcW w:w="2294" w:type="dxa"/>
             <w:tcBorders>
               <w:top w:val="nil"/>
               <w:left w:val="nil"/>
+              <w:bottom w:val="single" w:sz="18" w:space="0" w:color="000000"/>
               <w:right w:val="nil"/>
-              <w:bottom w:val="single" w:sz="18" w:space="0" w:color="000000"/>
             </w:tcBorders>
+            <w:tcMar>
+              <w:top w:w="0" w:type="dxa"/>
+              <w:left w:w="108" w:type="dxa"/>
+              <w:bottom w:w="0" w:type="dxa"/>
+              <w:right w:w="108" w:type="dxa"/>
+            </w:tcMar>
           </w:tcPr>
           <w:p>
             <w:pPr>
-              <w:spacing w:lineRule="auto" w:line="276" w:before="0" w:after="0"/>
+              <w:spacing w:before="0" w:after="0" w:line="276" w:lineRule="auto"/>
               <w:jc w:val="center"/>
             </w:pPr>
             <w:r/>
             <w:r>
               <w:rPr>
-                <w:rFonts w:ascii="宋体" w:hAnsi="宋体" w:eastAsia="宋体"/>
-                <w:b w:val="0"/>
+                <w:rFonts w:ascii="宋体" w:hAnsi="宋体" w:eastAsia="宋体" w:cs="宋体" w:csTheme="minorBidi"/>
                 <w:sz w:val="21"/>
+                <w:szCs w:val="22"/>
               </w:rPr>
               <w:t>0.873</w:t>
             </w:r>
@@ -2848,25 +3502,31 @@
         </w:tc>
         <w:tc>
           <w:tcPr>
-            <w:tcW w:type="dxa" w:w="2294"/>
+            <w:tcW w:w="2294" w:type="dxa"/>
             <w:tcBorders>
               <w:top w:val="nil"/>
               <w:left w:val="nil"/>
+              <w:bottom w:val="single" w:sz="18" w:space="0" w:color="000000"/>
               <w:right w:val="nil"/>
-              <w:bottom w:val="single" w:sz="18" w:space="0" w:color="000000"/>
             </w:tcBorders>
+            <w:tcMar>
+              <w:top w:w="0" w:type="dxa"/>
+              <w:left w:w="108" w:type="dxa"/>
+              <w:bottom w:w="0" w:type="dxa"/>
+              <w:right w:w="108" w:type="dxa"/>
+            </w:tcMar>
           </w:tcPr>
           <w:p>
             <w:pPr>
-              <w:spacing w:lineRule="auto" w:line="276" w:before="0" w:after="0"/>
+              <w:spacing w:before="0" w:after="0" w:line="276" w:lineRule="auto"/>
               <w:jc w:val="center"/>
             </w:pPr>
             <w:r/>
             <w:r>
               <w:rPr>
-                <w:rFonts w:ascii="宋体" w:hAnsi="宋体" w:eastAsia="宋体"/>
-                <w:b w:val="0"/>
+                <w:rFonts w:ascii="宋体" w:hAnsi="宋体" w:eastAsia="宋体" w:cs="宋体" w:csTheme="minorBidi"/>
                 <w:sz w:val="21"/>
+                <w:szCs w:val="22"/>
               </w:rPr>
               <w:t>0.041</w:t>
             </w:r>
@@ -2876,29 +3536,45 @@
     </w:tbl>
     <w:p>
       <w:pPr>
-        <w:spacing w:lineRule="auto" w:line="240" w:before="0" w:after="0"/>
+        <w:spacing w:before="0" w:after="0" w:line="240" w:lineRule="auto"/>
       </w:pPr>
     </w:p>
     <w:p>
       <w:pPr>
-        <w:spacing w:lineRule="auto" w:line="360" w:before="80" w:after="40"/>
+        <w:spacing w:before="80" w:after="40" w:line="360" w:lineRule="auto"/>
         <w:jc w:val="center"/>
       </w:pPr>
       <w:r>
         <w:rPr>
-          <w:rFonts w:ascii="黑体" w:hAnsi="黑体" w:eastAsia="黑体"/>
+          <w:rFonts w:ascii="黑体" w:hAnsi="黑体" w:eastAsia="黑体" w:cs="黑体" w:csTheme="minorBidi"/>
           <w:b/>
+          <w:bCs/>
           <w:sz w:val="21"/>
+          <w:szCs w:val="22"/>
         </w:rPr>
-        <w:t>表6  特征组消融实验结果</w:t>
+        <w:t xml:space="preserve">表6  特征组消融实验结果</w:t>
       </w:r>
     </w:p>
     <w:tbl>
       <w:tblPr>
-        <w:tblW w:type="auto" w:w="0"/>
+        <w:tblW w:w="0" w:type="auto"/>
         <w:jc w:val="center"/>
+        <w:tblBorders>
+          <w:top w:val="single" w:sz="18" w:space="0" w:color="000000"/>
+          <w:left w:val="nil"/>
+          <w:bottom w:val="single" w:sz="8" w:space="0" w:color="000000"/>
+          <w:right w:val="nil"/>
+          <w:insideH w:val="single" w:sz="8" w:space="0" w:color="000000"/>
+          <w:insideV w:val="nil"/>
+        </w:tblBorders>
         <w:tblLayout w:type="autofit"/>
-        <w:tblLook w:firstColumn="1" w:firstRow="1" w:lastColumn="0" w:lastRow="0" w:noHBand="0" w:noVBand="1" w:val="04A0"/>
+        <w:tblCellMar>
+          <w:top w:w="0" w:type="dxa"/>
+          <w:left w:w="108" w:type="dxa"/>
+          <w:bottom w:w="0" w:type="dxa"/>
+          <w:right w:w="108" w:type="dxa"/>
+        </w:tblCellMar>
+        <w:tblLook w:firstRow="1" w:firstColumn="1" w:noVBand="1"/>
       </w:tblPr>
       <w:tblGrid>
         <w:gridCol w:w="2294"/>
@@ -2909,25 +3585,33 @@
       <w:tr>
         <w:tc>
           <w:tcPr>
-            <w:tcW w:type="dxa" w:w="2294"/>
+            <w:tcW w:w="2294" w:type="dxa"/>
             <w:tcBorders>
+              <w:top w:val="single" w:sz="18" w:space="0" w:color="000000"/>
               <w:left w:val="nil"/>
+              <w:bottom w:val="single" w:sz="8" w:space="0" w:color="000000"/>
               <w:right w:val="nil"/>
-              <w:top w:val="single" w:sz="18" w:space="0" w:color="000000"/>
-              <w:bottom w:val="single" w:sz="8" w:space="0" w:color="000000"/>
             </w:tcBorders>
+            <w:tcMar>
+              <w:top w:w="0" w:type="dxa"/>
+              <w:left w:w="108" w:type="dxa"/>
+              <w:bottom w:w="0" w:type="dxa"/>
+              <w:right w:w="108" w:type="dxa"/>
+            </w:tcMar>
           </w:tcPr>
           <w:p>
             <w:pPr>
-              <w:spacing w:lineRule="auto" w:line="276" w:before="0" w:after="0"/>
+              <w:spacing w:before="0" w:after="0" w:line="276" w:lineRule="auto"/>
               <w:jc w:val="center"/>
             </w:pPr>
             <w:r/>
             <w:r>
               <w:rPr>
-                <w:rFonts w:ascii="宋体" w:hAnsi="宋体" w:eastAsia="宋体"/>
+                <w:rFonts w:ascii="宋体" w:hAnsi="宋体" w:eastAsia="宋体" w:cs="宋体" w:csTheme="minorBidi"/>
                 <w:b/>
+                <w:bCs/>
                 <w:sz w:val="21"/>
+                <w:szCs w:val="22"/>
               </w:rPr>
               <w:t>消融条件</w:t>
             </w:r>
@@ -2935,25 +3619,33 @@
         </w:tc>
         <w:tc>
           <w:tcPr>
-            <w:tcW w:type="dxa" w:w="2294"/>
+            <w:tcW w:w="2294" w:type="dxa"/>
             <w:tcBorders>
+              <w:top w:val="single" w:sz="18" w:space="0" w:color="000000"/>
               <w:left w:val="nil"/>
+              <w:bottom w:val="single" w:sz="8" w:space="0" w:color="000000"/>
               <w:right w:val="nil"/>
-              <w:top w:val="single" w:sz="18" w:space="0" w:color="000000"/>
-              <w:bottom w:val="single" w:sz="8" w:space="0" w:color="000000"/>
             </w:tcBorders>
+            <w:tcMar>
+              <w:top w:w="0" w:type="dxa"/>
+              <w:left w:w="108" w:type="dxa"/>
+              <w:bottom w:w="0" w:type="dxa"/>
+              <w:right w:w="108" w:type="dxa"/>
+            </w:tcMar>
           </w:tcPr>
           <w:p>
             <w:pPr>
-              <w:spacing w:lineRule="auto" w:line="276" w:before="0" w:after="0"/>
+              <w:spacing w:before="0" w:after="0" w:line="276" w:lineRule="auto"/>
               <w:jc w:val="center"/>
             </w:pPr>
             <w:r/>
             <w:r>
               <w:rPr>
-                <w:rFonts w:ascii="宋体" w:hAnsi="宋体" w:eastAsia="宋体"/>
+                <w:rFonts w:ascii="宋体" w:hAnsi="宋体" w:eastAsia="宋体" w:cs="宋体" w:csTheme="minorBidi"/>
                 <w:b/>
+                <w:bCs/>
                 <w:sz w:val="21"/>
+                <w:szCs w:val="22"/>
               </w:rPr>
               <w:t>特征维度</w:t>
             </w:r>
@@ -2961,25 +3653,33 @@
         </w:tc>
         <w:tc>
           <w:tcPr>
-            <w:tcW w:type="dxa" w:w="2294"/>
+            <w:tcW w:w="2294" w:type="dxa"/>
             <w:tcBorders>
+              <w:top w:val="single" w:sz="18" w:space="0" w:color="000000"/>
               <w:left w:val="nil"/>
+              <w:bottom w:val="single" w:sz="8" w:space="0" w:color="000000"/>
               <w:right w:val="nil"/>
-              <w:top w:val="single" w:sz="18" w:space="0" w:color="000000"/>
-              <w:bottom w:val="single" w:sz="8" w:space="0" w:color="000000"/>
             </w:tcBorders>
+            <w:tcMar>
+              <w:top w:w="0" w:type="dxa"/>
+              <w:left w:w="108" w:type="dxa"/>
+              <w:bottom w:w="0" w:type="dxa"/>
+              <w:right w:w="108" w:type="dxa"/>
+            </w:tcMar>
           </w:tcPr>
           <w:p>
             <w:pPr>
-              <w:spacing w:lineRule="auto" w:line="276" w:before="0" w:after="0"/>
+              <w:spacing w:before="0" w:after="0" w:line="276" w:lineRule="auto"/>
               <w:jc w:val="center"/>
             </w:pPr>
             <w:r/>
             <w:r>
               <w:rPr>
-                <w:rFonts w:ascii="宋体" w:hAnsi="宋体" w:eastAsia="宋体"/>
+                <w:rFonts w:ascii="宋体" w:hAnsi="宋体" w:eastAsia="宋体" w:cs="宋体" w:csTheme="minorBidi"/>
                 <w:b/>
+                <w:bCs/>
                 <w:sz w:val="21"/>
+                <w:szCs w:val="22"/>
               </w:rPr>
               <w:t>平均AUC</w:t>
             </w:r>
@@ -2987,25 +3687,33 @@
         </w:tc>
         <w:tc>
           <w:tcPr>
-            <w:tcW w:type="dxa" w:w="2294"/>
+            <w:tcW w:w="2294" w:type="dxa"/>
             <w:tcBorders>
+              <w:top w:val="single" w:sz="18" w:space="0" w:color="000000"/>
               <w:left w:val="nil"/>
+              <w:bottom w:val="single" w:sz="8" w:space="0" w:color="000000"/>
               <w:right w:val="nil"/>
-              <w:top w:val="single" w:sz="18" w:space="0" w:color="000000"/>
-              <w:bottom w:val="single" w:sz="8" w:space="0" w:color="000000"/>
             </w:tcBorders>
+            <w:tcMar>
+              <w:top w:w="0" w:type="dxa"/>
+              <w:left w:w="108" w:type="dxa"/>
+              <w:bottom w:w="0" w:type="dxa"/>
+              <w:right w:w="108" w:type="dxa"/>
+            </w:tcMar>
           </w:tcPr>
           <w:p>
             <w:pPr>
-              <w:spacing w:lineRule="auto" w:line="276" w:before="0" w:after="0"/>
+              <w:spacing w:before="0" w:after="0" w:line="276" w:lineRule="auto"/>
               <w:jc w:val="center"/>
             </w:pPr>
             <w:r/>
             <w:r>
               <w:rPr>
-                <w:rFonts w:ascii="宋体" w:hAnsi="宋体" w:eastAsia="宋体"/>
+                <w:rFonts w:ascii="宋体" w:hAnsi="宋体" w:eastAsia="宋体" w:cs="宋体" w:csTheme="minorBidi"/>
                 <w:b/>
+                <w:bCs/>
                 <w:sz w:val="21"/>
+                <w:szCs w:val="22"/>
               </w:rPr>
               <w:t>相对全特征变化</w:t>
             </w:r>
@@ -3015,25 +3723,31 @@
       <w:tr>
         <w:tc>
           <w:tcPr>
-            <w:tcW w:type="dxa" w:w="2294"/>
+            <w:tcW w:w="2294" w:type="dxa"/>
             <w:tcBorders>
               <w:top w:val="nil"/>
+              <w:left w:val="nil"/>
               <w:bottom w:val="nil"/>
-              <w:left w:val="nil"/>
               <w:right w:val="nil"/>
             </w:tcBorders>
+            <w:tcMar>
+              <w:top w:w="0" w:type="dxa"/>
+              <w:left w:w="108" w:type="dxa"/>
+              <w:bottom w:w="0" w:type="dxa"/>
+              <w:right w:w="108" w:type="dxa"/>
+            </w:tcMar>
           </w:tcPr>
           <w:p>
             <w:pPr>
-              <w:spacing w:lineRule="auto" w:line="276" w:before="0" w:after="0"/>
+              <w:spacing w:before="0" w:after="0" w:line="276" w:lineRule="auto"/>
               <w:jc w:val="center"/>
             </w:pPr>
             <w:r/>
             <w:r>
               <w:rPr>
-                <w:rFonts w:ascii="宋体" w:hAnsi="宋体" w:eastAsia="宋体"/>
-                <w:b w:val="0"/>
+                <w:rFonts w:ascii="宋体" w:hAnsi="宋体" w:eastAsia="宋体" w:cs="宋体" w:csTheme="minorBidi"/>
                 <w:sz w:val="21"/>
+                <w:szCs w:val="22"/>
               </w:rPr>
               <w:t>全特征</w:t>
             </w:r>
@@ -3041,25 +3755,31 @@
         </w:tc>
         <w:tc>
           <w:tcPr>
-            <w:tcW w:type="dxa" w:w="2294"/>
+            <w:tcW w:w="2294" w:type="dxa"/>
             <w:tcBorders>
               <w:top w:val="nil"/>
+              <w:left w:val="nil"/>
               <w:bottom w:val="nil"/>
-              <w:left w:val="nil"/>
               <w:right w:val="nil"/>
             </w:tcBorders>
+            <w:tcMar>
+              <w:top w:w="0" w:type="dxa"/>
+              <w:left w:w="108" w:type="dxa"/>
+              <w:bottom w:w="0" w:type="dxa"/>
+              <w:right w:w="108" w:type="dxa"/>
+            </w:tcMar>
           </w:tcPr>
           <w:p>
             <w:pPr>
-              <w:spacing w:lineRule="auto" w:line="276" w:before="0" w:after="0"/>
+              <w:spacing w:before="0" w:after="0" w:line="276" w:lineRule="auto"/>
               <w:jc w:val="center"/>
             </w:pPr>
             <w:r/>
             <w:r>
               <w:rPr>
-                <w:rFonts w:ascii="宋体" w:hAnsi="宋体" w:eastAsia="宋体"/>
-                <w:b w:val="0"/>
+                <w:rFonts w:ascii="宋体" w:hAnsi="宋体" w:eastAsia="宋体" w:cs="宋体" w:csTheme="minorBidi"/>
                 <w:sz w:val="21"/>
+                <w:szCs w:val="22"/>
               </w:rPr>
               <w:t>22</w:t>
             </w:r>
@@ -3067,25 +3787,31 @@
         </w:tc>
         <w:tc>
           <w:tcPr>
-            <w:tcW w:type="dxa" w:w="2294"/>
+            <w:tcW w:w="2294" w:type="dxa"/>
             <w:tcBorders>
               <w:top w:val="nil"/>
+              <w:left w:val="nil"/>
               <w:bottom w:val="nil"/>
-              <w:left w:val="nil"/>
               <w:right w:val="nil"/>
             </w:tcBorders>
+            <w:tcMar>
+              <w:top w:w="0" w:type="dxa"/>
+              <w:left w:w="108" w:type="dxa"/>
+              <w:bottom w:w="0" w:type="dxa"/>
+              <w:right w:w="108" w:type="dxa"/>
+            </w:tcMar>
           </w:tcPr>
           <w:p>
             <w:pPr>
-              <w:spacing w:lineRule="auto" w:line="276" w:before="0" w:after="0"/>
+              <w:spacing w:before="0" w:after="0" w:line="276" w:lineRule="auto"/>
               <w:jc w:val="center"/>
             </w:pPr>
             <w:r/>
             <w:r>
               <w:rPr>
-                <w:rFonts w:ascii="宋体" w:hAnsi="宋体" w:eastAsia="宋体"/>
-                <w:b w:val="0"/>
+                <w:rFonts w:ascii="宋体" w:hAnsi="宋体" w:eastAsia="宋体" w:cs="宋体" w:csTheme="minorBidi"/>
                 <w:sz w:val="21"/>
+                <w:szCs w:val="22"/>
               </w:rPr>
               <w:t>0.929</w:t>
             </w:r>
@@ -3093,25 +3819,31 @@
         </w:tc>
         <w:tc>
           <w:tcPr>
-            <w:tcW w:type="dxa" w:w="2294"/>
+            <w:tcW w:w="2294" w:type="dxa"/>
             <w:tcBorders>
               <w:top w:val="nil"/>
+              <w:left w:val="nil"/>
               <w:bottom w:val="nil"/>
-              <w:left w:val="nil"/>
               <w:right w:val="nil"/>
             </w:tcBorders>
+            <w:tcMar>
+              <w:top w:w="0" w:type="dxa"/>
+              <w:left w:w="108" w:type="dxa"/>
+              <w:bottom w:w="0" w:type="dxa"/>
+              <w:right w:w="108" w:type="dxa"/>
+            </w:tcMar>
           </w:tcPr>
           <w:p>
             <w:pPr>
-              <w:spacing w:lineRule="auto" w:line="276" w:before="0" w:after="0"/>
+              <w:spacing w:before="0" w:after="0" w:line="276" w:lineRule="auto"/>
               <w:jc w:val="center"/>
             </w:pPr>
             <w:r/>
             <w:r>
               <w:rPr>
-                <w:rFonts w:ascii="宋体" w:hAnsi="宋体" w:eastAsia="宋体"/>
-                <w:b w:val="0"/>
+                <w:rFonts w:ascii="宋体" w:hAnsi="宋体" w:eastAsia="宋体" w:cs="宋体" w:csTheme="minorBidi"/>
                 <w:sz w:val="21"/>
+                <w:szCs w:val="22"/>
               </w:rPr>
               <w:t>—</w:t>
             </w:r>
@@ -3121,25 +3853,31 @@
       <w:tr>
         <w:tc>
           <w:tcPr>
-            <w:tcW w:type="dxa" w:w="2294"/>
+            <w:tcW w:w="2294" w:type="dxa"/>
             <w:tcBorders>
               <w:top w:val="nil"/>
+              <w:left w:val="nil"/>
               <w:bottom w:val="nil"/>
-              <w:left w:val="nil"/>
               <w:right w:val="nil"/>
             </w:tcBorders>
+            <w:tcMar>
+              <w:top w:w="0" w:type="dxa"/>
+              <w:left w:w="108" w:type="dxa"/>
+              <w:bottom w:w="0" w:type="dxa"/>
+              <w:right w:w="108" w:type="dxa"/>
+            </w:tcMar>
           </w:tcPr>
           <w:p>
             <w:pPr>
-              <w:spacing w:lineRule="auto" w:line="276" w:before="0" w:after="0"/>
+              <w:spacing w:before="0" w:after="0" w:line="276" w:lineRule="auto"/>
               <w:jc w:val="center"/>
             </w:pPr>
             <w:r/>
             <w:r>
               <w:rPr>
-                <w:rFonts w:ascii="宋体" w:hAnsi="宋体" w:eastAsia="宋体"/>
-                <w:b w:val="0"/>
+                <w:rFonts w:ascii="宋体" w:hAnsi="宋体" w:eastAsia="宋体" w:cs="宋体" w:csTheme="minorBidi"/>
                 <w:sz w:val="21"/>
+                <w:szCs w:val="22"/>
               </w:rPr>
               <w:t>剔除注视组</w:t>
             </w:r>
@@ -3147,25 +3885,31 @@
         </w:tc>
         <w:tc>
           <w:tcPr>
-            <w:tcW w:type="dxa" w:w="2294"/>
+            <w:tcW w:w="2294" w:type="dxa"/>
             <w:tcBorders>
               <w:top w:val="nil"/>
+              <w:left w:val="nil"/>
               <w:bottom w:val="nil"/>
-              <w:left w:val="nil"/>
               <w:right w:val="nil"/>
             </w:tcBorders>
+            <w:tcMar>
+              <w:top w:w="0" w:type="dxa"/>
+              <w:left w:w="108" w:type="dxa"/>
+              <w:bottom w:w="0" w:type="dxa"/>
+              <w:right w:w="108" w:type="dxa"/>
+            </w:tcMar>
           </w:tcPr>
           <w:p>
             <w:pPr>
-              <w:spacing w:lineRule="auto" w:line="276" w:before="0" w:after="0"/>
+              <w:spacing w:before="0" w:after="0" w:line="276" w:lineRule="auto"/>
               <w:jc w:val="center"/>
             </w:pPr>
             <w:r/>
             <w:r>
               <w:rPr>
-                <w:rFonts w:ascii="宋体" w:hAnsi="宋体" w:eastAsia="宋体"/>
-                <w:b w:val="0"/>
+                <w:rFonts w:ascii="宋体" w:hAnsi="宋体" w:eastAsia="宋体" w:cs="宋体" w:csTheme="minorBidi"/>
                 <w:sz w:val="21"/>
+                <w:szCs w:val="22"/>
               </w:rPr>
               <w:t>12</w:t>
             </w:r>
@@ -3173,25 +3917,31 @@
         </w:tc>
         <w:tc>
           <w:tcPr>
-            <w:tcW w:type="dxa" w:w="2294"/>
+            <w:tcW w:w="2294" w:type="dxa"/>
             <w:tcBorders>
               <w:top w:val="nil"/>
+              <w:left w:val="nil"/>
               <w:bottom w:val="nil"/>
-              <w:left w:val="nil"/>
               <w:right w:val="nil"/>
             </w:tcBorders>
+            <w:tcMar>
+              <w:top w:w="0" w:type="dxa"/>
+              <w:left w:w="108" w:type="dxa"/>
+              <w:bottom w:w="0" w:type="dxa"/>
+              <w:right w:w="108" w:type="dxa"/>
+            </w:tcMar>
           </w:tcPr>
           <w:p>
             <w:pPr>
-              <w:spacing w:lineRule="auto" w:line="276" w:before="0" w:after="0"/>
+              <w:spacing w:before="0" w:after="0" w:line="276" w:lineRule="auto"/>
               <w:jc w:val="center"/>
             </w:pPr>
             <w:r/>
             <w:r>
               <w:rPr>
-                <w:rFonts w:ascii="宋体" w:hAnsi="宋体" w:eastAsia="宋体"/>
-                <w:b w:val="0"/>
+                <w:rFonts w:ascii="宋体" w:hAnsi="宋体" w:eastAsia="宋体" w:cs="宋体" w:csTheme="minorBidi"/>
                 <w:sz w:val="21"/>
+                <w:szCs w:val="22"/>
               </w:rPr>
               <w:t>0.857</w:t>
             </w:r>
@@ -3199,25 +3949,31 @@
         </w:tc>
         <w:tc>
           <w:tcPr>
-            <w:tcW w:type="dxa" w:w="2294"/>
+            <w:tcW w:w="2294" w:type="dxa"/>
             <w:tcBorders>
               <w:top w:val="nil"/>
+              <w:left w:val="nil"/>
               <w:bottom w:val="nil"/>
-              <w:left w:val="nil"/>
               <w:right w:val="nil"/>
             </w:tcBorders>
+            <w:tcMar>
+              <w:top w:w="0" w:type="dxa"/>
+              <w:left w:w="108" w:type="dxa"/>
+              <w:bottom w:w="0" w:type="dxa"/>
+              <w:right w:w="108" w:type="dxa"/>
+            </w:tcMar>
           </w:tcPr>
           <w:p>
             <w:pPr>
-              <w:spacing w:lineRule="auto" w:line="276" w:before="0" w:after="0"/>
+              <w:spacing w:before="0" w:after="0" w:line="276" w:lineRule="auto"/>
               <w:jc w:val="center"/>
             </w:pPr>
             <w:r/>
             <w:r>
               <w:rPr>
-                <w:rFonts w:ascii="宋体" w:hAnsi="宋体" w:eastAsia="宋体"/>
-                <w:b w:val="0"/>
+                <w:rFonts w:ascii="宋体" w:hAnsi="宋体" w:eastAsia="宋体" w:cs="宋体" w:csTheme="minorBidi"/>
                 <w:sz w:val="21"/>
+                <w:szCs w:val="22"/>
               </w:rPr>
               <w:t>-0.072</w:t>
             </w:r>
@@ -3227,25 +3983,31 @@
       <w:tr>
         <w:tc>
           <w:tcPr>
-            <w:tcW w:type="dxa" w:w="2294"/>
+            <w:tcW w:w="2294" w:type="dxa"/>
             <w:tcBorders>
               <w:top w:val="nil"/>
+              <w:left w:val="nil"/>
               <w:bottom w:val="nil"/>
-              <w:left w:val="nil"/>
               <w:right w:val="nil"/>
             </w:tcBorders>
+            <w:tcMar>
+              <w:top w:w="0" w:type="dxa"/>
+              <w:left w:w="108" w:type="dxa"/>
+              <w:bottom w:w="0" w:type="dxa"/>
+              <w:right w:w="108" w:type="dxa"/>
+            </w:tcMar>
           </w:tcPr>
           <w:p>
             <w:pPr>
-              <w:spacing w:lineRule="auto" w:line="276" w:before="0" w:after="0"/>
+              <w:spacing w:before="0" w:after="0" w:line="276" w:lineRule="auto"/>
               <w:jc w:val="center"/>
             </w:pPr>
             <w:r/>
             <w:r>
               <w:rPr>
-                <w:rFonts w:ascii="宋体" w:hAnsi="宋体" w:eastAsia="宋体"/>
-                <w:b w:val="0"/>
+                <w:rFonts w:ascii="宋体" w:hAnsi="宋体" w:eastAsia="宋体" w:cs="宋体" w:csTheme="minorBidi"/>
                 <w:sz w:val="21"/>
+                <w:szCs w:val="22"/>
               </w:rPr>
               <w:t>剔除眼部组</w:t>
             </w:r>
@@ -3253,25 +4015,31 @@
         </w:tc>
         <w:tc>
           <w:tcPr>
-            <w:tcW w:type="dxa" w:w="2294"/>
+            <w:tcW w:w="2294" w:type="dxa"/>
             <w:tcBorders>
               <w:top w:val="nil"/>
+              <w:left w:val="nil"/>
               <w:bottom w:val="nil"/>
-              <w:left w:val="nil"/>
               <w:right w:val="nil"/>
             </w:tcBorders>
+            <w:tcMar>
+              <w:top w:w="0" w:type="dxa"/>
+              <w:left w:w="108" w:type="dxa"/>
+              <w:bottom w:w="0" w:type="dxa"/>
+              <w:right w:w="108" w:type="dxa"/>
+            </w:tcMar>
           </w:tcPr>
           <w:p>
             <w:pPr>
-              <w:spacing w:lineRule="auto" w:line="276" w:before="0" w:after="0"/>
+              <w:spacing w:before="0" w:after="0" w:line="276" w:lineRule="auto"/>
               <w:jc w:val="center"/>
             </w:pPr>
             <w:r/>
             <w:r>
               <w:rPr>
-                <w:rFonts w:ascii="宋体" w:hAnsi="宋体" w:eastAsia="宋体"/>
-                <w:b w:val="0"/>
+                <w:rFonts w:ascii="宋体" w:hAnsi="宋体" w:eastAsia="宋体" w:cs="宋体" w:csTheme="minorBidi"/>
                 <w:sz w:val="21"/>
+                <w:szCs w:val="22"/>
               </w:rPr>
               <w:t>13</w:t>
             </w:r>
@@ -3279,25 +4047,31 @@
         </w:tc>
         <w:tc>
           <w:tcPr>
-            <w:tcW w:type="dxa" w:w="2294"/>
+            <w:tcW w:w="2294" w:type="dxa"/>
             <w:tcBorders>
               <w:top w:val="nil"/>
+              <w:left w:val="nil"/>
               <w:bottom w:val="nil"/>
-              <w:left w:val="nil"/>
               <w:right w:val="nil"/>
             </w:tcBorders>
+            <w:tcMar>
+              <w:top w:w="0" w:type="dxa"/>
+              <w:left w:w="108" w:type="dxa"/>
+              <w:bottom w:w="0" w:type="dxa"/>
+              <w:right w:w="108" w:type="dxa"/>
+            </w:tcMar>
           </w:tcPr>
           <w:p>
             <w:pPr>
-              <w:spacing w:lineRule="auto" w:line="276" w:before="0" w:after="0"/>
+              <w:spacing w:before="0" w:after="0" w:line="276" w:lineRule="auto"/>
               <w:jc w:val="center"/>
             </w:pPr>
             <w:r/>
             <w:r>
               <w:rPr>
-                <w:rFonts w:ascii="宋体" w:hAnsi="宋体" w:eastAsia="宋体"/>
-                <w:b w:val="0"/>
+                <w:rFonts w:ascii="宋体" w:hAnsi="宋体" w:eastAsia="宋体" w:cs="宋体" w:csTheme="minorBidi"/>
                 <w:sz w:val="21"/>
+                <w:szCs w:val="22"/>
               </w:rPr>
               <w:t>0.878</w:t>
             </w:r>
@@ -3305,25 +4079,31 @@
         </w:tc>
         <w:tc>
           <w:tcPr>
-            <w:tcW w:type="dxa" w:w="2294"/>
+            <w:tcW w:w="2294" w:type="dxa"/>
             <w:tcBorders>
               <w:top w:val="nil"/>
+              <w:left w:val="nil"/>
               <w:bottom w:val="nil"/>
-              <w:left w:val="nil"/>
               <w:right w:val="nil"/>
             </w:tcBorders>
+            <w:tcMar>
+              <w:top w:w="0" w:type="dxa"/>
+              <w:left w:w="108" w:type="dxa"/>
+              <w:bottom w:w="0" w:type="dxa"/>
+              <w:right w:w="108" w:type="dxa"/>
+            </w:tcMar>
           </w:tcPr>
           <w:p>
             <w:pPr>
-              <w:spacing w:lineRule="auto" w:line="276" w:before="0" w:after="0"/>
+              <w:spacing w:before="0" w:after="0" w:line="276" w:lineRule="auto"/>
               <w:jc w:val="center"/>
             </w:pPr>
             <w:r/>
             <w:r>
               <w:rPr>
-                <w:rFonts w:ascii="宋体" w:hAnsi="宋体" w:eastAsia="宋体"/>
-                <w:b w:val="0"/>
+                <w:rFonts w:ascii="宋体" w:hAnsi="宋体" w:eastAsia="宋体" w:cs="宋体" w:csTheme="minorBidi"/>
                 <w:sz w:val="21"/>
+                <w:szCs w:val="22"/>
               </w:rPr>
               <w:t>-0.051</w:t>
             </w:r>
@@ -3333,25 +4113,31 @@
       <w:tr>
         <w:tc>
           <w:tcPr>
-            <w:tcW w:type="dxa" w:w="2294"/>
+            <w:tcW w:w="2294" w:type="dxa"/>
             <w:tcBorders>
               <w:top w:val="nil"/>
+              <w:left w:val="nil"/>
               <w:bottom w:val="nil"/>
-              <w:left w:val="nil"/>
               <w:right w:val="nil"/>
             </w:tcBorders>
+            <w:tcMar>
+              <w:top w:w="0" w:type="dxa"/>
+              <w:left w:w="108" w:type="dxa"/>
+              <w:bottom w:w="0" w:type="dxa"/>
+              <w:right w:w="108" w:type="dxa"/>
+            </w:tcMar>
           </w:tcPr>
           <w:p>
             <w:pPr>
-              <w:spacing w:lineRule="auto" w:line="276" w:before="0" w:after="0"/>
+              <w:spacing w:before="0" w:after="0" w:line="276" w:lineRule="auto"/>
               <w:jc w:val="center"/>
             </w:pPr>
             <w:r/>
             <w:r>
               <w:rPr>
-                <w:rFonts w:ascii="宋体" w:hAnsi="宋体" w:eastAsia="宋体"/>
-                <w:b w:val="0"/>
+                <w:rFonts w:ascii="宋体" w:hAnsi="宋体" w:eastAsia="宋体" w:cs="宋体" w:csTheme="minorBidi"/>
                 <w:sz w:val="21"/>
+                <w:szCs w:val="22"/>
               </w:rPr>
               <w:t>剔除口部组</w:t>
             </w:r>
@@ -3359,25 +4145,31 @@
         </w:tc>
         <w:tc>
           <w:tcPr>
-            <w:tcW w:type="dxa" w:w="2294"/>
+            <w:tcW w:w="2294" w:type="dxa"/>
             <w:tcBorders>
               <w:top w:val="nil"/>
+              <w:left w:val="nil"/>
               <w:bottom w:val="nil"/>
-              <w:left w:val="nil"/>
               <w:right w:val="nil"/>
             </w:tcBorders>
+            <w:tcMar>
+              <w:top w:w="0" w:type="dxa"/>
+              <w:left w:w="108" w:type="dxa"/>
+              <w:bottom w:w="0" w:type="dxa"/>
+              <w:right w:w="108" w:type="dxa"/>
+            </w:tcMar>
           </w:tcPr>
           <w:p>
             <w:pPr>
-              <w:spacing w:lineRule="auto" w:line="276" w:before="0" w:after="0"/>
+              <w:spacing w:before="0" w:after="0" w:line="276" w:lineRule="auto"/>
               <w:jc w:val="center"/>
             </w:pPr>
             <w:r/>
             <w:r>
               <w:rPr>
-                <w:rFonts w:ascii="宋体" w:hAnsi="宋体" w:eastAsia="宋体"/>
-                <w:b w:val="0"/>
+                <w:rFonts w:ascii="宋体" w:hAnsi="宋体" w:eastAsia="宋体" w:cs="宋体" w:csTheme="minorBidi"/>
                 <w:sz w:val="21"/>
+                <w:szCs w:val="22"/>
               </w:rPr>
               <w:t>19</w:t>
             </w:r>
@@ -3385,25 +4177,31 @@
         </w:tc>
         <w:tc>
           <w:tcPr>
-            <w:tcW w:type="dxa" w:w="2294"/>
+            <w:tcW w:w="2294" w:type="dxa"/>
             <w:tcBorders>
               <w:top w:val="nil"/>
+              <w:left w:val="nil"/>
               <w:bottom w:val="nil"/>
-              <w:left w:val="nil"/>
               <w:right w:val="nil"/>
             </w:tcBorders>
+            <w:tcMar>
+              <w:top w:w="0" w:type="dxa"/>
+              <w:left w:w="108" w:type="dxa"/>
+              <w:bottom w:w="0" w:type="dxa"/>
+              <w:right w:w="108" w:type="dxa"/>
+            </w:tcMar>
           </w:tcPr>
           <w:p>
             <w:pPr>
-              <w:spacing w:lineRule="auto" w:line="276" w:before="0" w:after="0"/>
+              <w:spacing w:before="0" w:after="0" w:line="276" w:lineRule="auto"/>
               <w:jc w:val="center"/>
             </w:pPr>
             <w:r/>
             <w:r>
               <w:rPr>
-                <w:rFonts w:ascii="宋体" w:hAnsi="宋体" w:eastAsia="宋体"/>
-                <w:b w:val="0"/>
+                <w:rFonts w:ascii="宋体" w:hAnsi="宋体" w:eastAsia="宋体" w:cs="宋体" w:csTheme="minorBidi"/>
                 <w:sz w:val="21"/>
+                <w:szCs w:val="22"/>
               </w:rPr>
               <w:t>0.935</w:t>
             </w:r>
@@ -3411,25 +4209,31 @@
         </w:tc>
         <w:tc>
           <w:tcPr>
-            <w:tcW w:type="dxa" w:w="2294"/>
+            <w:tcW w:w="2294" w:type="dxa"/>
             <w:tcBorders>
               <w:top w:val="nil"/>
+              <w:left w:val="nil"/>
               <w:bottom w:val="nil"/>
-              <w:left w:val="nil"/>
               <w:right w:val="nil"/>
             </w:tcBorders>
+            <w:tcMar>
+              <w:top w:w="0" w:type="dxa"/>
+              <w:left w:w="108" w:type="dxa"/>
+              <w:bottom w:w="0" w:type="dxa"/>
+              <w:right w:w="108" w:type="dxa"/>
+            </w:tcMar>
           </w:tcPr>
           <w:p>
             <w:pPr>
-              <w:spacing w:lineRule="auto" w:line="276" w:before="0" w:after="0"/>
+              <w:spacing w:before="0" w:after="0" w:line="276" w:lineRule="auto"/>
               <w:jc w:val="center"/>
             </w:pPr>
             <w:r/>
             <w:r>
               <w:rPr>
-                <w:rFonts w:ascii="宋体" w:hAnsi="宋体" w:eastAsia="宋体"/>
-                <w:b w:val="0"/>
+                <w:rFonts w:ascii="宋体" w:hAnsi="宋体" w:eastAsia="宋体" w:cs="宋体" w:csTheme="minorBidi"/>
                 <w:sz w:val="21"/>
+                <w:szCs w:val="22"/>
               </w:rPr>
               <w:t>+0.005</w:t>
             </w:r>
@@ -3439,25 +4243,31 @@
       <w:tr>
         <w:tc>
           <w:tcPr>
-            <w:tcW w:type="dxa" w:w="2294"/>
+            <w:tcW w:w="2294" w:type="dxa"/>
             <w:tcBorders>
               <w:top w:val="nil"/>
+              <w:left w:val="nil"/>
               <w:bottom w:val="nil"/>
-              <w:left w:val="nil"/>
               <w:right w:val="nil"/>
             </w:tcBorders>
+            <w:tcMar>
+              <w:top w:w="0" w:type="dxa"/>
+              <w:left w:w="108" w:type="dxa"/>
+              <w:bottom w:w="0" w:type="dxa"/>
+              <w:right w:w="108" w:type="dxa"/>
+            </w:tcMar>
           </w:tcPr>
           <w:p>
             <w:pPr>
-              <w:spacing w:lineRule="auto" w:line="276" w:before="0" w:after="0"/>
+              <w:spacing w:before="0" w:after="0" w:line="276" w:lineRule="auto"/>
               <w:jc w:val="center"/>
             </w:pPr>
             <w:r/>
             <w:r>
               <w:rPr>
-                <w:rFonts w:ascii="宋体" w:hAnsi="宋体" w:eastAsia="宋体"/>
-                <w:b w:val="0"/>
+                <w:rFonts w:ascii="宋体" w:hAnsi="宋体" w:eastAsia="宋体" w:cs="宋体" w:csTheme="minorBidi"/>
                 <w:sz w:val="21"/>
+                <w:szCs w:val="22"/>
               </w:rPr>
               <w:t>仅注视</w:t>
             </w:r>
@@ -3465,25 +4275,31 @@
         </w:tc>
         <w:tc>
           <w:tcPr>
-            <w:tcW w:type="dxa" w:w="2294"/>
+            <w:tcW w:w="2294" w:type="dxa"/>
             <w:tcBorders>
               <w:top w:val="nil"/>
+              <w:left w:val="nil"/>
               <w:bottom w:val="nil"/>
-              <w:left w:val="nil"/>
               <w:right w:val="nil"/>
             </w:tcBorders>
+            <w:tcMar>
+              <w:top w:w="0" w:type="dxa"/>
+              <w:left w:w="108" w:type="dxa"/>
+              <w:bottom w:w="0" w:type="dxa"/>
+              <w:right w:w="108" w:type="dxa"/>
+            </w:tcMar>
           </w:tcPr>
           <w:p>
             <w:pPr>
-              <w:spacing w:lineRule="auto" w:line="276" w:before="0" w:after="0"/>
+              <w:spacing w:before="0" w:after="0" w:line="276" w:lineRule="auto"/>
               <w:jc w:val="center"/>
             </w:pPr>
             <w:r/>
             <w:r>
               <w:rPr>
-                <w:rFonts w:ascii="宋体" w:hAnsi="宋体" w:eastAsia="宋体"/>
-                <w:b w:val="0"/>
+                <w:rFonts w:ascii="宋体" w:hAnsi="宋体" w:eastAsia="宋体" w:cs="宋体" w:csTheme="minorBidi"/>
                 <w:sz w:val="21"/>
+                <w:szCs w:val="22"/>
               </w:rPr>
               <w:t>10</w:t>
             </w:r>
@@ -3491,25 +4307,31 @@
         </w:tc>
         <w:tc>
           <w:tcPr>
-            <w:tcW w:type="dxa" w:w="2294"/>
+            <w:tcW w:w="2294" w:type="dxa"/>
             <w:tcBorders>
               <w:top w:val="nil"/>
+              <w:left w:val="nil"/>
               <w:bottom w:val="nil"/>
-              <w:left w:val="nil"/>
               <w:right w:val="nil"/>
             </w:tcBorders>
+            <w:tcMar>
+              <w:top w:w="0" w:type="dxa"/>
+              <w:left w:w="108" w:type="dxa"/>
+              <w:bottom w:w="0" w:type="dxa"/>
+              <w:right w:w="108" w:type="dxa"/>
+            </w:tcMar>
           </w:tcPr>
           <w:p>
             <w:pPr>
-              <w:spacing w:lineRule="auto" w:line="276" w:before="0" w:after="0"/>
+              <w:spacing w:before="0" w:after="0" w:line="276" w:lineRule="auto"/>
               <w:jc w:val="center"/>
             </w:pPr>
             <w:r/>
             <w:r>
               <w:rPr>
-                <w:rFonts w:ascii="宋体" w:hAnsi="宋体" w:eastAsia="宋体"/>
-                <w:b w:val="0"/>
+                <w:rFonts w:ascii="宋体" w:hAnsi="宋体" w:eastAsia="宋体" w:cs="宋体" w:csTheme="minorBidi"/>
                 <w:sz w:val="21"/>
+                <w:szCs w:val="22"/>
               </w:rPr>
               <w:t>0.888</w:t>
             </w:r>
@@ -3517,25 +4339,31 @@
         </w:tc>
         <w:tc>
           <w:tcPr>
-            <w:tcW w:type="dxa" w:w="2294"/>
+            <w:tcW w:w="2294" w:type="dxa"/>
             <w:tcBorders>
               <w:top w:val="nil"/>
+              <w:left w:val="nil"/>
               <w:bottom w:val="nil"/>
-              <w:left w:val="nil"/>
               <w:right w:val="nil"/>
             </w:tcBorders>
+            <w:tcMar>
+              <w:top w:w="0" w:type="dxa"/>
+              <w:left w:w="108" w:type="dxa"/>
+              <w:bottom w:w="0" w:type="dxa"/>
+              <w:right w:w="108" w:type="dxa"/>
+            </w:tcMar>
           </w:tcPr>
           <w:p>
             <w:pPr>
-              <w:spacing w:lineRule="auto" w:line="276" w:before="0" w:after="0"/>
+              <w:spacing w:before="0" w:after="0" w:line="276" w:lineRule="auto"/>
               <w:jc w:val="center"/>
             </w:pPr>
             <w:r/>
             <w:r>
               <w:rPr>
-                <w:rFonts w:ascii="宋体" w:hAnsi="宋体" w:eastAsia="宋体"/>
-                <w:b w:val="0"/>
+                <w:rFonts w:ascii="宋体" w:hAnsi="宋体" w:eastAsia="宋体" w:cs="宋体" w:csTheme="minorBidi"/>
                 <w:sz w:val="21"/>
+                <w:szCs w:val="22"/>
               </w:rPr>
               <w:t>-0.041</w:t>
             </w:r>
@@ -3545,25 +4373,31 @@
       <w:tr>
         <w:tc>
           <w:tcPr>
-            <w:tcW w:type="dxa" w:w="2294"/>
+            <w:tcW w:w="2294" w:type="dxa"/>
             <w:tcBorders>
               <w:top w:val="nil"/>
               <w:left w:val="nil"/>
+              <w:bottom w:val="single" w:sz="18" w:space="0" w:color="000000"/>
               <w:right w:val="nil"/>
-              <w:bottom w:val="single" w:sz="18" w:space="0" w:color="000000"/>
             </w:tcBorders>
+            <w:tcMar>
+              <w:top w:w="0" w:type="dxa"/>
+              <w:left w:w="108" w:type="dxa"/>
+              <w:bottom w:w="0" w:type="dxa"/>
+              <w:right w:w="108" w:type="dxa"/>
+            </w:tcMar>
           </w:tcPr>
           <w:p>
             <w:pPr>
-              <w:spacing w:lineRule="auto" w:line="276" w:before="0" w:after="0"/>
+              <w:spacing w:before="0" w:after="0" w:line="276" w:lineRule="auto"/>
               <w:jc w:val="center"/>
             </w:pPr>
             <w:r/>
             <w:r>
               <w:rPr>
-                <w:rFonts w:ascii="宋体" w:hAnsi="宋体" w:eastAsia="宋体"/>
-                <w:b w:val="0"/>
+                <w:rFonts w:ascii="宋体" w:hAnsi="宋体" w:eastAsia="宋体" w:cs="宋体" w:csTheme="minorBidi"/>
                 <w:sz w:val="21"/>
+                <w:szCs w:val="22"/>
               </w:rPr>
               <w:t>仅面部</w:t>
             </w:r>
@@ -3571,25 +4405,31 @@
         </w:tc>
         <w:tc>
           <w:tcPr>
-            <w:tcW w:type="dxa" w:w="2294"/>
+            <w:tcW w:w="2294" w:type="dxa"/>
             <w:tcBorders>
               <w:top w:val="nil"/>
               <w:left w:val="nil"/>
+              <w:bottom w:val="single" w:sz="18" w:space="0" w:color="000000"/>
               <w:right w:val="nil"/>
-              <w:bottom w:val="single" w:sz="18" w:space="0" w:color="000000"/>
             </w:tcBorders>
+            <w:tcMar>
+              <w:top w:w="0" w:type="dxa"/>
+              <w:left w:w="108" w:type="dxa"/>
+              <w:bottom w:w="0" w:type="dxa"/>
+              <w:right w:w="108" w:type="dxa"/>
+            </w:tcMar>
           </w:tcPr>
           <w:p>
             <w:pPr>
-              <w:spacing w:lineRule="auto" w:line="276" w:before="0" w:after="0"/>
+              <w:spacing w:before="0" w:after="0" w:line="276" w:lineRule="auto"/>
               <w:jc w:val="center"/>
             </w:pPr>
             <w:r/>
             <w:r>
               <w:rPr>
-                <w:rFonts w:ascii="宋体" w:hAnsi="宋体" w:eastAsia="宋体"/>
-                <w:b w:val="0"/>
+                <w:rFonts w:ascii="宋体" w:hAnsi="宋体" w:eastAsia="宋体" w:cs="宋体" w:csTheme="minorBidi"/>
                 <w:sz w:val="21"/>
+                <w:szCs w:val="22"/>
               </w:rPr>
               <w:t>12</w:t>
             </w:r>
@@ -3597,25 +4437,31 @@
         </w:tc>
         <w:tc>
           <w:tcPr>
-            <w:tcW w:type="dxa" w:w="2294"/>
+            <w:tcW w:w="2294" w:type="dxa"/>
             <w:tcBorders>
               <w:top w:val="nil"/>
               <w:left w:val="nil"/>
+              <w:bottom w:val="single" w:sz="18" w:space="0" w:color="000000"/>
               <w:right w:val="nil"/>
-              <w:bottom w:val="single" w:sz="18" w:space="0" w:color="000000"/>
             </w:tcBorders>
+            <w:tcMar>
+              <w:top w:w="0" w:type="dxa"/>
+              <w:left w:w="108" w:type="dxa"/>
+              <w:bottom w:w="0" w:type="dxa"/>
+              <w:right w:w="108" w:type="dxa"/>
+            </w:tcMar>
           </w:tcPr>
           <w:p>
             <w:pPr>
-              <w:spacing w:lineRule="auto" w:line="276" w:before="0" w:after="0"/>
+              <w:spacing w:before="0" w:after="0" w:line="276" w:lineRule="auto"/>
               <w:jc w:val="center"/>
             </w:pPr>
             <w:r/>
             <w:r>
               <w:rPr>
-                <w:rFonts w:ascii="宋体" w:hAnsi="宋体" w:eastAsia="宋体"/>
-                <w:b w:val="0"/>
+                <w:rFonts w:ascii="宋体" w:hAnsi="宋体" w:eastAsia="宋体" w:cs="宋体" w:csTheme="minorBidi"/>
                 <w:sz w:val="21"/>
+                <w:szCs w:val="22"/>
               </w:rPr>
               <w:t>0.857</w:t>
             </w:r>
@@ -3623,25 +4469,31 @@
         </w:tc>
         <w:tc>
           <w:tcPr>
-            <w:tcW w:type="dxa" w:w="2294"/>
+            <w:tcW w:w="2294" w:type="dxa"/>
             <w:tcBorders>
               <w:top w:val="nil"/>
               <w:left w:val="nil"/>
+              <w:bottom w:val="single" w:sz="18" w:space="0" w:color="000000"/>
               <w:right w:val="nil"/>
-              <w:bottom w:val="single" w:sz="18" w:space="0" w:color="000000"/>
             </w:tcBorders>
+            <w:tcMar>
+              <w:top w:w="0" w:type="dxa"/>
+              <w:left w:w="108" w:type="dxa"/>
+              <w:bottom w:w="0" w:type="dxa"/>
+              <w:right w:w="108" w:type="dxa"/>
+            </w:tcMar>
           </w:tcPr>
           <w:p>
             <w:pPr>
-              <w:spacing w:lineRule="auto" w:line="276" w:before="0" w:after="0"/>
+              <w:spacing w:before="0" w:after="0" w:line="276" w:lineRule="auto"/>
               <w:jc w:val="center"/>
             </w:pPr>
             <w:r/>
             <w:r>
               <w:rPr>
-                <w:rFonts w:ascii="宋体" w:hAnsi="宋体" w:eastAsia="宋体"/>
-                <w:b w:val="0"/>
+                <w:rFonts w:ascii="宋体" w:hAnsi="宋体" w:eastAsia="宋体" w:cs="宋体" w:csTheme="minorBidi"/>
                 <w:sz w:val="21"/>
+                <w:szCs w:val="22"/>
               </w:rPr>
               <w:t>-0.072</w:t>
             </w:r>
@@ -3651,298 +4503,287 @@
     </w:tbl>
     <w:p>
       <w:pPr>
-        <w:spacing w:lineRule="auto" w:line="240" w:before="0" w:after="0"/>
+        <w:spacing w:before="0" w:after="0" w:line="240" w:lineRule="auto"/>
       </w:pPr>
     </w:p>
     <w:p>
       <w:pPr>
-        <w:spacing w:lineRule="auto" w:line="360" w:before="0" w:after="0"/>
+        <w:spacing w:before="0" w:after="0" w:line="360" w:lineRule="auto"/>
         <w:ind w:firstLine="480"/>
         <w:jc w:val="both"/>
       </w:pPr>
       <w:r>
         <w:rPr>
-          <w:rFonts w:ascii="宋体" w:hAnsi="宋体" w:eastAsia="宋体"/>
-          <w:b w:val="0"/>
+          <w:rFonts w:ascii="宋体" w:hAnsi="宋体" w:eastAsia="宋体" w:cs="宋体" w:csTheme="minorBidi"/>
           <w:sz w:val="24"/>
+          <w:szCs w:val="22"/>
         </w:rPr>
         <w:t>结论与发现：其一，困难任务下各模态AUC普遍下降，但跨模态注意力融合的下降幅度（0.041）显著小于单模态（0.056至0.059），表明多模态融合对任务难度变化具备更强的鲁棒性，其根源在于困难样本下面部疲态与注视偏差的互补信息被注意力机制有效利用；其二，注视特征组的剔除导致最大性能下降（-0.072），与口部特征组剔除反而轻微上升形成对照，说明注视偏差是该场景下信息量最高的特征类，口部特征在当前样本下贡献有限甚至引入噪声；其三，排列重要性排序显示误差标准差与眼睑开合度均值为贡献最高的两项特征，前者反映注视稳定性、后者反映视觉输入持续性，二者分别来自注视与面部模态且贡献相当，从解释性层面印证了双模态互补的必要性。</w:t>
       </w:r>
     </w:p>
     <w:p>
       <w:pPr>
-        <w:spacing w:lineRule="auto" w:line="360" w:before="120" w:after="60"/>
+        <w:spacing w:before="120" w:after="60" w:line="360" w:lineRule="auto"/>
       </w:pPr>
       <w:r>
         <w:rPr>
-          <w:rFonts w:ascii="黑体" w:hAnsi="黑体" w:eastAsia="黑体"/>
+          <w:rFonts w:ascii="黑体" w:hAnsi="黑体" w:eastAsia="黑体" w:cs="黑体" w:csTheme="minorBidi"/>
           <w:b/>
+          <w:bCs/>
           <w:sz w:val="30"/>
+          <w:szCs w:val="22"/>
         </w:rPr>
         <w:t>三、方法学落地与可复现性建设</w:t>
       </w:r>
     </w:p>
     <w:p>
       <w:pPr>
-        <w:spacing w:lineRule="auto" w:line="360" w:before="0" w:after="0"/>
+        <w:spacing w:before="0" w:after="0" w:line="360" w:lineRule="auto"/>
         <w:ind w:firstLine="480"/>
         <w:jc w:val="both"/>
       </w:pPr>
       <w:r>
         <w:rPr>
-          <w:rFonts w:ascii="宋体" w:hAnsi="宋体" w:eastAsia="宋体"/>
-          <w:b w:val="0"/>
+          <w:rFonts w:ascii="宋体" w:hAnsi="宋体" w:eastAsia="宋体" w:cs="宋体" w:csTheme="minorBidi"/>
           <w:sz w:val="24"/>
+          <w:szCs w:val="22"/>
         </w:rPr>
         <w:t>本期研究工作在方法学层面已形成完整的代码化落地，整体按数据读取与校验模块、特征提取与对齐模块、模型构建与融合模块、嵌套评估与统计检验模块、可解释性分析模块五个层次组织。数据读取与校验模块实现了受试者-状态-难度三维实验记录的自动发现与时间对齐，保证原始注视误差序列与面部视频帧在同一时间轴上对齐至标准窗口；特征提取与对齐模块以阈值阶段确定的边界为输入，输出窗口级注视与面部特征向量，并执行严格的受试者级数据泄漏防护；模型构建与融合模块实现了经典方法、多层感知机、长短期记忆网络及三档跨模态注意力融合策略的统一接口；嵌套评估与统计检验模块封装了外层留一受试者性能估计、内层超参选择、自助置信区间与配对秩检验，确保性能比较的统计严谨性；可解释性分析模块支持排列重要性与夏普利值分析及注意力权重可视化。</w:t>
       </w:r>
     </w:p>
     <w:p>
       <w:pPr>
-        <w:spacing w:lineRule="auto" w:line="360" w:before="0" w:after="0"/>
+        <w:spacing w:before="0" w:after="0" w:line="360" w:lineRule="auto"/>
         <w:ind w:firstLine="480"/>
         <w:jc w:val="both"/>
       </w:pPr>
       <w:r>
         <w:rPr>
-          <w:rFonts w:ascii="宋体" w:hAnsi="宋体" w:eastAsia="宋体"/>
-          <w:b w:val="0"/>
+          <w:rFonts w:ascii="宋体" w:hAnsi="宋体" w:eastAsia="宋体" w:cs="宋体" w:csTheme="minorBidi"/>
           <w:sz w:val="24"/>
+          <w:szCs w:val="22"/>
         </w:rPr>
         <w:t>核心实验的可复现说明如下：从项目根目录执行一条命令即可完成特征构建与全部实验流水线。其中特征构建命令以唯一参数配置文件为输入，按60秒标准窗口生成注视、面部与融合特征矩阵；各实验入口均在同一留一受试者划分与同一随机种子下运行，输出包括每折性能指标表、含置信区间与检验p值的统计摘要、受试者工作特征曲线、混淆矩阵、校准曲线、受试者间AUC分布箱线图及特征重要性条形图等可直接用于论文图表的产物。所有路径相对项目根解析，跨平台可复现。</w:t>
       </w:r>
     </w:p>
     <w:p>
       <w:pPr>
-        <w:spacing w:lineRule="auto" w:line="360" w:before="120" w:after="60"/>
+        <w:spacing w:before="120" w:after="60" w:line="360" w:lineRule="auto"/>
       </w:pPr>
       <w:r>
         <w:rPr>
-          <w:rFonts w:ascii="黑体" w:hAnsi="黑体" w:eastAsia="黑体"/>
+          <w:rFonts w:ascii="黑体" w:hAnsi="黑体" w:eastAsia="黑体" w:cs="黑体" w:csTheme="minorBidi"/>
           <w:b/>
+          <w:bCs/>
           <w:sz w:val="30"/>
+          <w:szCs w:val="22"/>
         </w:rPr>
         <w:t>四、研究文档与思路沉淀</w:t>
       </w:r>
     </w:p>
     <w:p>
       <w:pPr>
-        <w:spacing w:lineRule="auto" w:line="360" w:before="0" w:after="0"/>
+        <w:spacing w:before="0" w:after="0" w:line="360" w:lineRule="auto"/>
         <w:ind w:firstLine="480"/>
         <w:jc w:val="both"/>
       </w:pPr>
       <w:r>
         <w:rPr>
-          <w:rFonts w:ascii="宋体" w:hAnsi="宋体" w:eastAsia="宋体"/>
-          <w:b w:val="0"/>
+          <w:rFonts w:ascii="宋体" w:hAnsi="宋体" w:eastAsia="宋体" w:cs="宋体" w:csTheme="minorBidi"/>
           <w:sz w:val="24"/>
+          <w:szCs w:val="22"/>
         </w:rPr>
         <w:t>本期已完成的研究文档与思路沉淀包括：其一，完成有效关注阈值选择实验的设计文档与实验记录，明确了候选阈值遍历范围、嵌套留一逻辑与推荐阈值配置；其二，完成多模态有效关注识别研究的设计规范（第二版全幅重写），系统论述了研究背景、五个研究问题与对应假设、数据来源与标签效度要求、特征体系、时间窗口与泄漏防护策略、模型与融合策略、实验矩阵、评估协议、可解释性分析及伦理合规等全链条方法学；其三，完成多模态特征提取与实验流水线的实施计划文档，以任务驱动方式落实了从环境初始化、特征提取器、数据集构建、评估基础设施、模型实现到六项实验的全流程；其四，完成研究思路讨论记录，明确了注视偏差作为场景特异性指标的本质区别、面部特征以PERCLOS为锚点的双重证据链思路及有效关注的窗口级复合定义。</w:t>
       </w:r>
     </w:p>
     <w:p>
       <w:pPr>
-        <w:spacing w:lineRule="auto" w:line="360" w:before="0" w:after="0"/>
+        <w:spacing w:before="0" w:after="0" w:line="360" w:lineRule="auto"/>
         <w:ind w:firstLine="480"/>
         <w:jc w:val="both"/>
       </w:pPr>
       <w:r>
         <w:rPr>
-          <w:rFonts w:ascii="宋体" w:hAnsi="宋体" w:eastAsia="宋体"/>
-          <w:b w:val="0"/>
+          <w:rFonts w:ascii="宋体" w:hAnsi="宋体" w:eastAsia="宋体" w:cs="宋体" w:csTheme="minorBidi"/>
           <w:sz w:val="24"/>
+          <w:szCs w:val="22"/>
         </w:rPr>
         <w:t>已确定但尚未实施的后续技术路线包括：引入头部姿态与瞳孔直径特征以补充认知负荷维度，参考前作在安检场景下已验证的瞳孔相关性；探索不确定性加权融合以量化各模态预测置信度，应对单模态低质量输入的稳健决策需求；以及基于多尺度时间窗口的敏感性分析，考察识别性能对时间分辨率的依赖关系。</w:t>
       </w:r>
     </w:p>
     <w:p>
       <w:pPr>
-        <w:spacing w:lineRule="auto" w:line="360" w:before="120" w:after="60"/>
+        <w:spacing w:before="120" w:after="60" w:line="360" w:lineRule="auto"/>
       </w:pPr>
       <w:r>
         <w:rPr>
-          <w:rFonts w:ascii="黑体" w:hAnsi="黑体" w:eastAsia="黑体"/>
+          <w:rFonts w:ascii="黑体" w:hAnsi="黑体" w:eastAsia="黑体" w:cs="黑体" w:csTheme="minorBidi"/>
           <w:b/>
+          <w:bCs/>
           <w:sz w:val="30"/>
+          <w:szCs w:val="22"/>
         </w:rPr>
         <w:t>五、存在问题与潜在风险</w:t>
       </w:r>
     </w:p>
     <w:p>
       <w:pPr>
-        <w:spacing w:lineRule="auto" w:line="360" w:before="0" w:after="0"/>
+        <w:spacing w:before="0" w:after="0" w:line="360" w:lineRule="auto"/>
         <w:ind w:firstLine="480"/>
         <w:jc w:val="both"/>
       </w:pPr>
       <w:r>
         <w:rPr>
-          <w:rFonts w:ascii="宋体" w:hAnsi="宋体" w:eastAsia="宋体"/>
-          <w:b w:val="0"/>
+          <w:rFonts w:ascii="宋体" w:hAnsi="宋体" w:eastAsia="宋体" w:cs="宋体" w:csTheme="minorBidi"/>
           <w:sz w:val="24"/>
+          <w:szCs w:val="22"/>
         </w:rPr>
         <w:t>当前阶段存在两项需关注的方法学局限。其一，受试者样本量为20人，虽已采用留一受试者验证以最大化利用有限样本，但置信区间在部分折上仍较宽（下限约0.82），后续需通过扩充受试者队列或引入跨数据集外部验证以收紧区间，当前结论在个体级泛化上仍偏保守。其二，标签效度依赖实验目录结构的状态诱导协议，尚缺乏客观生理金标准（如脑电或多导睡眠图）的交叉验证，主观困倦量表与独立标注者复核信度数据有待补充；该局限已记录于设计规范的标签效度要求中，下一步拟在每次任务前后采集卡洛林斯卡困倦量表并引入第二标注者复核以报告标注一致性。当前未发现影响核心结论稳健性的重大风险。</w:t>
       </w:r>
     </w:p>
     <w:p>
       <w:pPr>
-        <w:spacing w:lineRule="auto" w:line="360" w:before="120" w:after="60"/>
+        <w:spacing w:before="120" w:after="60" w:line="360" w:lineRule="auto"/>
       </w:pPr>
       <w:r>
         <w:rPr>
-          <w:rFonts w:ascii="黑体" w:hAnsi="黑体" w:eastAsia="黑体"/>
+          <w:rFonts w:ascii="黑体" w:hAnsi="黑体" w:eastAsia="黑体" w:cs="黑体" w:csTheme="minorBidi"/>
           <w:b/>
+          <w:bCs/>
           <w:sz w:val="30"/>
+          <w:szCs w:val="22"/>
         </w:rPr>
         <w:t>六、下期研究计划</w:t>
       </w:r>
     </w:p>
     <w:p>
       <w:pPr>
-        <w:spacing w:lineRule="auto" w:line="360" w:before="40" w:after="0"/>
+        <w:spacing w:before="40" w:after="0" w:line="360" w:lineRule="auto"/>
         <w:ind w:firstLine="480"/>
         <w:jc w:val="both"/>
       </w:pPr>
       <w:r>
         <w:rPr>
-          <w:rFonts w:ascii="宋体" w:hAnsi="宋体" w:eastAsia="宋体"/>
+          <w:rFonts w:ascii="宋体" w:hAnsi="宋体" w:eastAsia="宋体" w:cs="宋体" w:csTheme="minorBidi"/>
           <w:b/>
+          <w:bCs/>
           <w:sz w:val="24"/>
+          <w:szCs w:val="22"/>
         </w:rPr>
         <w:t>1. 扩充受试者样本并补充标签效度数据</w:t>
       </w:r>
       <w:r>
         <w:rPr>
-          <w:rFonts w:ascii="宋体" w:hAnsi="宋体" w:eastAsia="宋体"/>
-          <w:b w:val="0"/>
+          <w:rFonts w:ascii="宋体" w:hAnsi="宋体" w:eastAsia="宋体" w:cs="宋体" w:csTheme="minorBidi"/>
           <w:sz w:val="24"/>
+          <w:szCs w:val="22"/>
         </w:rPr>
         <w:t xml:space="preserve">  补充招募至30名受试者，每次任务前后采集卡洛林斯卡困倦量表，引入独立标注者复核并报告科恩卡帕系数，形成标签效度证据链。预期产出：完成样本扩充与标签效度验证，形成标签可靠性初步结论。</w:t>
       </w:r>
     </w:p>
     <w:p>
       <w:pPr>
-        <w:spacing w:lineRule="auto" w:line="360" w:before="40" w:after="0"/>
+        <w:spacing w:before="40" w:after="0" w:line="360" w:lineRule="auto"/>
         <w:ind w:firstLine="480"/>
         <w:jc w:val="both"/>
       </w:pPr>
       <w:r>
         <w:rPr>
-          <w:rFonts w:ascii="宋体" w:hAnsi="宋体" w:eastAsia="宋体"/>
+          <w:rFonts w:ascii="宋体" w:hAnsi="宋体" w:eastAsia="宋体" w:cs="宋体" w:csTheme="minorBidi"/>
           <w:b/>
+          <w:bCs/>
           <w:sz w:val="24"/>
+          <w:szCs w:val="22"/>
         </w:rPr>
         <w:t>2. 引入头部姿态与瞳孔特征的多模态扩展实验</w:t>
       </w:r>
       <w:r>
         <w:rPr>
-          <w:rFonts w:ascii="宋体" w:hAnsi="宋体" w:eastAsia="宋体"/>
-          <w:b w:val="0"/>
+          <w:rFonts w:ascii="宋体" w:hAnsi="宋体" w:eastAsia="宋体" w:cs="宋体" w:csTheme="minorBidi"/>
           <w:sz w:val="24"/>
+          <w:szCs w:val="22"/>
         </w:rPr>
         <w:t xml:space="preserve">  在现有注视与面部特征基础上，补充头部姿态欧拉角与瞳孔直径特征，重做融合对比与消融实验，考察认知负荷维度对识别性能的边际贡献。预期产出：完成扩展特征体系的消融实验，形成四模态融合初步结论。</w:t>
       </w:r>
     </w:p>
     <w:p>
       <w:pPr>
-        <w:spacing w:lineRule="auto" w:line="360" w:before="40" w:after="0"/>
+        <w:spacing w:before="40" w:after="0" w:line="360" w:lineRule="auto"/>
         <w:ind w:firstLine="480"/>
         <w:jc w:val="both"/>
       </w:pPr>
       <w:r>
         <w:rPr>
-          <w:rFonts w:ascii="宋体" w:hAnsi="宋体" w:eastAsia="宋体"/>
+          <w:rFonts w:ascii="宋体" w:hAnsi="宋体" w:eastAsia="宋体" w:cs="宋体" w:csTheme="minorBidi"/>
           <w:b/>
+          <w:bCs/>
           <w:sz w:val="24"/>
+          <w:szCs w:val="22"/>
         </w:rPr>
         <w:t>3. 开展多尺度时间窗口敏感性分析</w:t>
       </w:r>
       <w:r>
         <w:rPr>
-          <w:rFonts w:ascii="宋体" w:hAnsi="宋体" w:eastAsia="宋体"/>
-          <w:b w:val="0"/>
+          <w:rFonts w:ascii="宋体" w:hAnsi="宋体" w:eastAsia="宋体" w:cs="宋体" w:csTheme="minorBidi"/>
           <w:sz w:val="24"/>
+          <w:szCs w:val="22"/>
         </w:rPr>
         <w:t xml:space="preserve">  在5秒、30秒、60秒三档窗口下重做核心实验，考察识别性能对时间分辨率的依赖，确定面向实时性部署的最优窗口。预期产出：完成多尺度敏感性分析实验，形成窗口选择建议。</w:t>
       </w:r>
     </w:p>
     <w:p>
       <w:pPr>
-        <w:spacing w:lineRule="auto" w:line="360" w:before="40" w:after="0"/>
+        <w:spacing w:before="40" w:after="0" w:line="360" w:lineRule="auto"/>
         <w:ind w:firstLine="480"/>
         <w:jc w:val="both"/>
       </w:pPr>
       <w:r>
         <w:rPr>
-          <w:rFonts w:ascii="宋体" w:hAnsi="宋体" w:eastAsia="宋体"/>
+          <w:rFonts w:ascii="宋体" w:hAnsi="宋体" w:eastAsia="宋体" w:cs="宋体" w:csTheme="minorBidi"/>
           <w:b/>
+          <w:bCs/>
           <w:sz w:val="24"/>
+          <w:szCs w:val="22"/>
         </w:rPr>
         <w:t>4. 撰写论文方法学与实验章节初稿</w:t>
       </w:r>
       <w:r>
         <w:rPr>
-          <w:rFonts w:ascii="宋体" w:hAnsi="宋体" w:eastAsia="宋体"/>
-          <w:b w:val="0"/>
+          <w:rFonts w:ascii="宋体" w:hAnsi="宋体" w:eastAsia="宋体" w:cs="宋体" w:csTheme="minorBidi"/>
           <w:sz w:val="24"/>
+          <w:szCs w:val="22"/>
         </w:rPr>
         <w:t xml:space="preserve">  按预测模型报告规范组织方法学章节，系统论述数据来源、特征体系、模型构建、评估协议与可解释性，并完成实验结果章节初稿。预期产出：完成方法学与实验章节初稿。</w:t>
       </w:r>
     </w:p>
     <w:p>
       <w:pPr>
-        <w:spacing w:lineRule="auto" w:line="360" w:before="40" w:after="0"/>
+        <w:spacing w:before="40" w:after="0" w:line="360" w:lineRule="auto"/>
         <w:ind w:firstLine="480"/>
         <w:jc w:val="both"/>
       </w:pPr>
       <w:r>
         <w:rPr>
-          <w:rFonts w:ascii="宋体" w:hAnsi="宋体" w:eastAsia="宋体"/>
+          <w:rFonts w:ascii="宋体" w:hAnsi="宋体" w:eastAsia="宋体" w:cs="宋体" w:csTheme="minorBidi"/>
           <w:b/>
+          <w:bCs/>
           <w:sz w:val="24"/>
+          <w:szCs w:val="22"/>
         </w:rPr>
         <w:t>5. 探索不确定性加权的稳健融合方法</w:t>
       </w:r>
       <w:r>
         <w:rPr>
-          <w:rFonts w:ascii="宋体" w:hAnsi="宋体" w:eastAsia="宋体"/>
-          <w:b w:val="0"/>
+          <w:rFonts w:ascii="宋体" w:hAnsi="宋体" w:eastAsia="宋体" w:cs="宋体" w:csTheme="minorBidi"/>
           <w:sz w:val="24"/>
+          <w:szCs w:val="22"/>
         </w:rPr>
         <w:t xml:space="preserve">  对各模态子网络预测施加蒙特卡洛随机失活以估计预测熵，按熵加权实现单模态低质量输入下的稳健决策。预期产出：完成不确定性加权融合实验，形成稳健性对比结论。</w:t>
-      </w:r>
-    </w:p>
-    <w:p>
-      <w:pPr>
-        <w:spacing w:lineRule="auto" w:line="360" w:before="120" w:after="60"/>
-      </w:pPr>
-      <w:r>
-        <w:rPr>
-          <w:rFonts w:ascii="黑体" w:hAnsi="黑体" w:eastAsia="黑体"/>
-          <w:b/>
-          <w:sz w:val="30"/>
-        </w:rPr>
-        <w:t>七、需协调事项</w:t>
-      </w:r>
-    </w:p>
-    <w:p>
-      <w:pPr>
-        <w:spacing w:lineRule="auto" w:line="360" w:before="0" w:after="0"/>
-        <w:ind w:firstLine="480"/>
-        <w:jc w:val="both"/>
-      </w:pPr>
-      <w:r>
-        <w:rPr>
-          <w:rFonts w:ascii="宋体" w:hAnsi="宋体" w:eastAsia="宋体"/>
-          <w:b w:val="0"/>
-          <w:sz w:val="24"/>
-        </w:rPr>
-        <w:t>为推进下期受试者扩充与标签效度验证工作，需协调以下事项：其一，协助协调新增受试者的实验时段安排与伦理审批补充材料；其二，协调获取卡洛林斯卡困倦量表中文版的使用授权。若上述短期内难以落实，将优先推进不依赖新数据的特征扩展与论文撰写工作。</w:t>
       </w:r>
     </w:p>
     <w:sectPr>
       <w:pgSz w:w="12240" w:h="15840"/>
       <w:pgMar w:top="1417" w:right="1531" w:bottom="1417" w:left="1531" w:header="720" w:footer="720" w:gutter="0"/>
-      <w:cols w:space="720"/>
       <w:docGrid w:linePitch="360"/>
     </w:sectPr>
   </w:body>
